--- a/swh/docx/024.content.docx
+++ b/swh/docx/024.content.docx
@@ -375,114 +375,84 @@
           <w:lang w:val="sw_KE" w:bidi="sw_KE"/>
         </w:rPr>
       </w:r>
-      <w:hyperlink r:id="rId13">
-        <w:r>
-          <w:rPr>
-            <w:lang w:val="sw_KE" w:bidi="sw_KE"/>
-          </w:rPr>
-          <w:rPr>
-            <w:color w:val="0000EE"/>
-            <w:u w:val="single"/>
-          </w:rPr>
-          <w:t>Matendo 9:37</w:t>
-        </w:r>
-      </w:hyperlink>
-    </w:p>
-    <w:p>
-      <w:pPr>
-        <w:pStyle w:val="ListBullet"/>
-        <w:spacing w:line="240" w:lineRule="auto"/>
-        <w:ind w:left="720"/>
-      </w:pPr>
-      <w:r>
-        <w:rPr>
-          <w:lang w:val="sw_KE" w:bidi="sw_KE"/>
-        </w:rPr>
-      </w:r>
-      <w:hyperlink r:id="rId14">
-        <w:r>
-          <w:rPr>
-            <w:lang w:val="sw_KE" w:bidi="sw_KE"/>
-          </w:rPr>
-          <w:rPr>
-            <w:color w:val="0000EE"/>
-            <w:u w:val="single"/>
-          </w:rPr>
-          <w:t>Matendo 10:8</w:t>
-        </w:r>
-      </w:hyperlink>
-    </w:p>
-    <w:p>
-      <w:pPr>
-        <w:pStyle w:val="ListBullet"/>
-        <w:spacing w:line="240" w:lineRule="auto"/>
-        <w:ind w:left="720"/>
-      </w:pPr>
-      <w:r>
-        <w:rPr>
-          <w:lang w:val="sw_KE" w:bidi="sw_KE"/>
-        </w:rPr>
-      </w:r>
-      <w:hyperlink r:id="rId15">
-        <w:r>
-          <w:rPr>
-            <w:lang w:val="sw_KE" w:bidi="sw_KE"/>
-          </w:rPr>
-          <w:rPr>
-            <w:color w:val="0000EE"/>
-            <w:u w:val="single"/>
-          </w:rPr>
-          <w:t>Matendo 11:4–6</w:t>
-        </w:r>
-      </w:hyperlink>
-    </w:p>
-    <w:p>
-      <w:pPr>
-        <w:pStyle w:val="ListBullet"/>
-        <w:spacing w:line="240" w:lineRule="auto"/>
-        <w:ind w:left="720"/>
-      </w:pPr>
-      <w:r>
-        <w:rPr>
-          <w:lang w:val="sw_KE" w:bidi="sw_KE"/>
-        </w:rPr>
-      </w:r>
-      <w:hyperlink r:id="rId16">
-        <w:r>
-          <w:rPr>
-            <w:lang w:val="sw_KE" w:bidi="sw_KE"/>
-          </w:rPr>
-          <w:rPr>
-            <w:color w:val="0000EE"/>
-            <w:u w:val="single"/>
-          </w:rPr>
-          <w:t>Matendo 11:11</w:t>
-        </w:r>
-      </w:hyperlink>
-    </w:p>
-    <w:p>
-      <w:pPr>
-        <w:pStyle w:val="ListBullet"/>
-        <w:spacing w:line="240" w:lineRule="auto"/>
-        <w:ind w:left="720"/>
-      </w:pPr>
-      <w:r>
-        <w:rPr>
-          <w:lang w:val="sw_KE" w:bidi="sw_KE"/>
-        </w:rPr>
-      </w:r>
-      <w:hyperlink r:id="rId17">
-        <w:r>
-          <w:rPr>
-            <w:lang w:val="sw_KE" w:bidi="sw_KE"/>
-          </w:rPr>
-          <w:rPr>
-            <w:color w:val="0000EE"/>
-            <w:u w:val="single"/>
-          </w:rPr>
-          <w:t>Yona 1:3</w:t>
-        </w:r>
-      </w:hyperlink>
+      <w:r>
+        <w:rPr>
+          <w:lang w:val="sw_KE" w:bidi="sw_KE"/>
+        </w:rPr>
+        <w:t>Matendo 9:37</w:t>
+      </w:r>
+    </w:p>
+    <w:p>
+      <w:pPr>
+        <w:pStyle w:val="ListBullet"/>
+        <w:spacing w:line="240" w:lineRule="auto"/>
+        <w:ind w:left="720"/>
+      </w:pPr>
+      <w:r>
+        <w:rPr>
+          <w:lang w:val="sw_KE" w:bidi="sw_KE"/>
+        </w:rPr>
+      </w:r>
+      <w:r>
+        <w:rPr>
+          <w:lang w:val="sw_KE" w:bidi="sw_KE"/>
+        </w:rPr>
+        <w:t>Matendo 10:8</w:t>
+      </w:r>
+    </w:p>
+    <w:p>
+      <w:pPr>
+        <w:pStyle w:val="ListBullet"/>
+        <w:spacing w:line="240" w:lineRule="auto"/>
+        <w:ind w:left="720"/>
+      </w:pPr>
+      <w:r>
+        <w:rPr>
+          <w:lang w:val="sw_KE" w:bidi="sw_KE"/>
+        </w:rPr>
+      </w:r>
+      <w:r>
+        <w:rPr>
+          <w:lang w:val="sw_KE" w:bidi="sw_KE"/>
+        </w:rPr>
+        <w:t>Matendo 11:4–6</w:t>
+      </w:r>
+    </w:p>
+    <w:p>
+      <w:pPr>
+        <w:pStyle w:val="ListBullet"/>
+        <w:spacing w:line="240" w:lineRule="auto"/>
+        <w:ind w:left="720"/>
+      </w:pPr>
+      <w:r>
+        <w:rPr>
+          <w:lang w:val="sw_KE" w:bidi="sw_KE"/>
+        </w:rPr>
+      </w:r>
+      <w:r>
+        <w:rPr>
+          <w:lang w:val="sw_KE" w:bidi="sw_KE"/>
+        </w:rPr>
+        <w:t>Matendo 11:11</w:t>
+      </w:r>
+    </w:p>
+    <w:p>
+      <w:pPr>
+        <w:pStyle w:val="ListBullet"/>
+        <w:spacing w:line="240" w:lineRule="auto"/>
+        <w:ind w:left="720"/>
+      </w:pPr>
+      <w:r>
+        <w:rPr>
+          <w:lang w:val="sw_KE" w:bidi="sw_KE"/>
+        </w:rPr>
+      </w:r>
+      <w:r>
+        <w:rPr>
+          <w:lang w:val="sw_KE" w:bidi="sw_KE"/>
+        </w:rPr>
+        <w:t>Yona 1:3</w:t>
+      </w:r>
     </w:p>
     <w:p>
       <w:pPr>
@@ -718,114 +688,84 @@
           <w:lang w:val="sw_KE" w:bidi="sw_KE"/>
         </w:rPr>
       </w:r>
-      <w:hyperlink r:id="rId18">
-        <w:r>
-          <w:rPr>
-            <w:lang w:val="sw_KE" w:bidi="sw_KE"/>
-          </w:rPr>
-          <w:rPr>
-            <w:color w:val="0000EE"/>
-            <w:u w:val="single"/>
-          </w:rPr>
-          <w:t>1 Mambo ya Nyakati 1:4</w:t>
-        </w:r>
-      </w:hyperlink>
-    </w:p>
-    <w:p>
-      <w:pPr>
-        <w:pStyle w:val="ListBullet"/>
-        <w:spacing w:line="240" w:lineRule="auto"/>
-        <w:ind w:left="720"/>
-      </w:pPr>
-      <w:r>
-        <w:rPr>
-          <w:lang w:val="sw_KE" w:bidi="sw_KE"/>
-        </w:rPr>
-      </w:r>
-      <w:hyperlink r:id="rId19">
-        <w:r>
-          <w:rPr>
-            <w:lang w:val="sw_KE" w:bidi="sw_KE"/>
-          </w:rPr>
-          <w:rPr>
-            <w:color w:val="0000EE"/>
-            <w:u w:val="single"/>
-          </w:rPr>
-          <w:t>Mwanzo 5:32</w:t>
-        </w:r>
-      </w:hyperlink>
-    </w:p>
-    <w:p>
-      <w:pPr>
-        <w:pStyle w:val="ListBullet"/>
-        <w:spacing w:line="240" w:lineRule="auto"/>
-        <w:ind w:left="720"/>
-      </w:pPr>
-      <w:r>
-        <w:rPr>
-          <w:lang w:val="sw_KE" w:bidi="sw_KE"/>
-        </w:rPr>
-      </w:r>
-      <w:hyperlink r:id="rId20">
-        <w:r>
-          <w:rPr>
-            <w:lang w:val="sw_KE" w:bidi="sw_KE"/>
-          </w:rPr>
-          <w:rPr>
-            <w:color w:val="0000EE"/>
-            <w:u w:val="single"/>
-          </w:rPr>
-          <w:t>Mwanzo 6:10</w:t>
-        </w:r>
-      </w:hyperlink>
-    </w:p>
-    <w:p>
-      <w:pPr>
-        <w:pStyle w:val="ListBullet"/>
-        <w:spacing w:line="240" w:lineRule="auto"/>
-        <w:ind w:left="720"/>
-      </w:pPr>
-      <w:r>
-        <w:rPr>
-          <w:lang w:val="sw_KE" w:bidi="sw_KE"/>
-        </w:rPr>
-      </w:r>
-      <w:hyperlink r:id="rId21">
-        <w:r>
-          <w:rPr>
-            <w:lang w:val="sw_KE" w:bidi="sw_KE"/>
-          </w:rPr>
-          <w:rPr>
-            <w:color w:val="0000EE"/>
-            <w:u w:val="single"/>
-          </w:rPr>
-          <w:t>Mwanzo 7:13–14</w:t>
-        </w:r>
-      </w:hyperlink>
-    </w:p>
-    <w:p>
-      <w:pPr>
-        <w:pStyle w:val="ListBullet"/>
-        <w:spacing w:line="240" w:lineRule="auto"/>
-        <w:ind w:left="720"/>
-      </w:pPr>
-      <w:r>
-        <w:rPr>
-          <w:lang w:val="sw_KE" w:bidi="sw_KE"/>
-        </w:rPr>
-      </w:r>
-      <w:hyperlink r:id="rId22">
-        <w:r>
-          <w:rPr>
-            <w:lang w:val="sw_KE" w:bidi="sw_KE"/>
-          </w:rPr>
-          <w:rPr>
-            <w:color w:val="0000EE"/>
-            <w:u w:val="single"/>
-          </w:rPr>
-          <w:t>Mwanzo 10:1</w:t>
-        </w:r>
-      </w:hyperlink>
+      <w:r>
+        <w:rPr>
+          <w:lang w:val="sw_KE" w:bidi="sw_KE"/>
+        </w:rPr>
+        <w:t>1 Mambo ya Nyakati 1:4</w:t>
+      </w:r>
+    </w:p>
+    <w:p>
+      <w:pPr>
+        <w:pStyle w:val="ListBullet"/>
+        <w:spacing w:line="240" w:lineRule="auto"/>
+        <w:ind w:left="720"/>
+      </w:pPr>
+      <w:r>
+        <w:rPr>
+          <w:lang w:val="sw_KE" w:bidi="sw_KE"/>
+        </w:rPr>
+      </w:r>
+      <w:r>
+        <w:rPr>
+          <w:lang w:val="sw_KE" w:bidi="sw_KE"/>
+        </w:rPr>
+        <w:t>Mwanzo 5:32</w:t>
+      </w:r>
+    </w:p>
+    <w:p>
+      <w:pPr>
+        <w:pStyle w:val="ListBullet"/>
+        <w:spacing w:line="240" w:lineRule="auto"/>
+        <w:ind w:left="720"/>
+      </w:pPr>
+      <w:r>
+        <w:rPr>
+          <w:lang w:val="sw_KE" w:bidi="sw_KE"/>
+        </w:rPr>
+      </w:r>
+      <w:r>
+        <w:rPr>
+          <w:lang w:val="sw_KE" w:bidi="sw_KE"/>
+        </w:rPr>
+        <w:t>Mwanzo 6:10</w:t>
+      </w:r>
+    </w:p>
+    <w:p>
+      <w:pPr>
+        <w:pStyle w:val="ListBullet"/>
+        <w:spacing w:line="240" w:lineRule="auto"/>
+        <w:ind w:left="720"/>
+      </w:pPr>
+      <w:r>
+        <w:rPr>
+          <w:lang w:val="sw_KE" w:bidi="sw_KE"/>
+        </w:rPr>
+      </w:r>
+      <w:r>
+        <w:rPr>
+          <w:lang w:val="sw_KE" w:bidi="sw_KE"/>
+        </w:rPr>
+        <w:t>Mwanzo 7:13–14</w:t>
+      </w:r>
+    </w:p>
+    <w:p>
+      <w:pPr>
+        <w:pStyle w:val="ListBullet"/>
+        <w:spacing w:line="240" w:lineRule="auto"/>
+        <w:ind w:left="720"/>
+      </w:pPr>
+      <w:r>
+        <w:rPr>
+          <w:lang w:val="sw_KE" w:bidi="sw_KE"/>
+        </w:rPr>
+      </w:r>
+      <w:r>
+        <w:rPr>
+          <w:lang w:val="sw_KE" w:bidi="sw_KE"/>
+        </w:rPr>
+        <w:t>Mwanzo 10:1</w:t>
+      </w:r>
     </w:p>
     <w:p>
       <w:pPr>
@@ -1187,186 +1127,138 @@
           <w:lang w:val="sw_KE" w:bidi="sw_KE"/>
         </w:rPr>
       </w:r>
-      <w:hyperlink r:id="rId23">
-        <w:r>
-          <w:rPr>
-            <w:lang w:val="sw_KE" w:bidi="sw_KE"/>
-          </w:rPr>
-          <w:rPr>
-            <w:color w:val="0000EE"/>
-            <w:u w:val="single"/>
-          </w:rPr>
-          <w:t>Matendo 7:11</w:t>
-        </w:r>
-      </w:hyperlink>
-    </w:p>
-    <w:p>
-      <w:pPr>
-        <w:pStyle w:val="ListBullet"/>
-        <w:spacing w:line="240" w:lineRule="auto"/>
-        <w:ind w:left="720"/>
-      </w:pPr>
-      <w:r>
-        <w:rPr>
-          <w:lang w:val="sw_KE" w:bidi="sw_KE"/>
-        </w:rPr>
-      </w:r>
-      <w:hyperlink r:id="rId24">
-        <w:r>
-          <w:rPr>
-            <w:lang w:val="sw_KE" w:bidi="sw_KE"/>
-          </w:rPr>
-          <w:rPr>
-            <w:color w:val="0000EE"/>
-            <w:u w:val="single"/>
-          </w:rPr>
-          <w:t>Matendo 7:46</w:t>
-        </w:r>
-      </w:hyperlink>
-    </w:p>
-    <w:p>
-      <w:pPr>
-        <w:pStyle w:val="ListBullet"/>
-        <w:spacing w:line="240" w:lineRule="auto"/>
-        <w:ind w:left="720"/>
-      </w:pPr>
-      <w:r>
-        <w:rPr>
-          <w:lang w:val="sw_KE" w:bidi="sw_KE"/>
-        </w:rPr>
-      </w:r>
-      <w:hyperlink r:id="rId25">
-        <w:r>
-          <w:rPr>
-            <w:lang w:val="sw_KE" w:bidi="sw_KE"/>
-          </w:rPr>
-          <w:rPr>
-            <w:color w:val="0000EE"/>
-            <w:u w:val="single"/>
-          </w:rPr>
-          <w:t>Mwanzo 25:26</w:t>
-        </w:r>
-      </w:hyperlink>
-    </w:p>
-    <w:p>
-      <w:pPr>
-        <w:pStyle w:val="ListBullet"/>
-        <w:spacing w:line="240" w:lineRule="auto"/>
-        <w:ind w:left="720"/>
-      </w:pPr>
-      <w:r>
-        <w:rPr>
-          <w:lang w:val="sw_KE" w:bidi="sw_KE"/>
-        </w:rPr>
-      </w:r>
-      <w:hyperlink r:id="rId26">
-        <w:r>
-          <w:rPr>
-            <w:lang w:val="sw_KE" w:bidi="sw_KE"/>
-          </w:rPr>
-          <w:rPr>
-            <w:color w:val="0000EE"/>
-            <w:u w:val="single"/>
-          </w:rPr>
-          <w:t>Mwanzo 29:1–3</w:t>
-        </w:r>
-      </w:hyperlink>
-    </w:p>
-    <w:p>
-      <w:pPr>
-        <w:pStyle w:val="ListBullet"/>
-        <w:spacing w:line="240" w:lineRule="auto"/>
-        <w:ind w:left="720"/>
-      </w:pPr>
-      <w:r>
-        <w:rPr>
-          <w:lang w:val="sw_KE" w:bidi="sw_KE"/>
-        </w:rPr>
-      </w:r>
-      <w:hyperlink r:id="rId27">
-        <w:r>
-          <w:rPr>
-            <w:lang w:val="sw_KE" w:bidi="sw_KE"/>
-          </w:rPr>
-          <w:rPr>
-            <w:color w:val="0000EE"/>
-            <w:u w:val="single"/>
-          </w:rPr>
-          <w:t>Mwanzo 32:1–2</w:t>
-        </w:r>
-      </w:hyperlink>
-    </w:p>
-    <w:p>
-      <w:pPr>
-        <w:pStyle w:val="ListBullet"/>
-        <w:spacing w:line="240" w:lineRule="auto"/>
-        <w:ind w:left="720"/>
-      </w:pPr>
-      <w:r>
-        <w:rPr>
-          <w:lang w:val="sw_KE" w:bidi="sw_KE"/>
-        </w:rPr>
-      </w:r>
-      <w:hyperlink r:id="rId28">
-        <w:r>
-          <w:rPr>
-            <w:lang w:val="sw_KE" w:bidi="sw_KE"/>
-          </w:rPr>
-          <w:rPr>
-            <w:color w:val="0000EE"/>
-            <w:u w:val="single"/>
-          </w:rPr>
-          <w:t>Yohana 4:4–5</w:t>
-        </w:r>
-      </w:hyperlink>
-    </w:p>
-    <w:p>
-      <w:pPr>
-        <w:pStyle w:val="ListBullet"/>
-        <w:spacing w:line="240" w:lineRule="auto"/>
-        <w:ind w:left="720"/>
-      </w:pPr>
-      <w:r>
-        <w:rPr>
-          <w:lang w:val="sw_KE" w:bidi="sw_KE"/>
-        </w:rPr>
-      </w:r>
-      <w:hyperlink r:id="rId29">
-        <w:r>
-          <w:rPr>
-            <w:lang w:val="sw_KE" w:bidi="sw_KE"/>
-          </w:rPr>
-          <w:rPr>
-            <w:color w:val="0000EE"/>
-            <w:u w:val="single"/>
-          </w:rPr>
-          <w:t>Mathayo 8:11–13</w:t>
-        </w:r>
-      </w:hyperlink>
-    </w:p>
-    <w:p>
-      <w:pPr>
-        <w:pStyle w:val="ListBullet"/>
-        <w:spacing w:line="240" w:lineRule="auto"/>
-        <w:ind w:left="720"/>
-      </w:pPr>
-      <w:r>
-        <w:rPr>
-          <w:lang w:val="sw_KE" w:bidi="sw_KE"/>
-        </w:rPr>
-      </w:r>
-      <w:hyperlink r:id="rId30">
-        <w:r>
-          <w:rPr>
-            <w:lang w:val="sw_KE" w:bidi="sw_KE"/>
-          </w:rPr>
-          <w:rPr>
-            <w:color w:val="0000EE"/>
-            <w:u w:val="single"/>
-          </w:rPr>
-          <w:t>Mathayo 22:32</w:t>
-        </w:r>
-      </w:hyperlink>
+      <w:r>
+        <w:rPr>
+          <w:lang w:val="sw_KE" w:bidi="sw_KE"/>
+        </w:rPr>
+        <w:t>Matendo 7:11</w:t>
+      </w:r>
+    </w:p>
+    <w:p>
+      <w:pPr>
+        <w:pStyle w:val="ListBullet"/>
+        <w:spacing w:line="240" w:lineRule="auto"/>
+        <w:ind w:left="720"/>
+      </w:pPr>
+      <w:r>
+        <w:rPr>
+          <w:lang w:val="sw_KE" w:bidi="sw_KE"/>
+        </w:rPr>
+      </w:r>
+      <w:r>
+        <w:rPr>
+          <w:lang w:val="sw_KE" w:bidi="sw_KE"/>
+        </w:rPr>
+        <w:t>Matendo 7:46</w:t>
+      </w:r>
+    </w:p>
+    <w:p>
+      <w:pPr>
+        <w:pStyle w:val="ListBullet"/>
+        <w:spacing w:line="240" w:lineRule="auto"/>
+        <w:ind w:left="720"/>
+      </w:pPr>
+      <w:r>
+        <w:rPr>
+          <w:lang w:val="sw_KE" w:bidi="sw_KE"/>
+        </w:rPr>
+      </w:r>
+      <w:r>
+        <w:rPr>
+          <w:lang w:val="sw_KE" w:bidi="sw_KE"/>
+        </w:rPr>
+        <w:t>Mwanzo 25:26</w:t>
+      </w:r>
+    </w:p>
+    <w:p>
+      <w:pPr>
+        <w:pStyle w:val="ListBullet"/>
+        <w:spacing w:line="240" w:lineRule="auto"/>
+        <w:ind w:left="720"/>
+      </w:pPr>
+      <w:r>
+        <w:rPr>
+          <w:lang w:val="sw_KE" w:bidi="sw_KE"/>
+        </w:rPr>
+      </w:r>
+      <w:r>
+        <w:rPr>
+          <w:lang w:val="sw_KE" w:bidi="sw_KE"/>
+        </w:rPr>
+        <w:t>Mwanzo 29:1–3</w:t>
+      </w:r>
+    </w:p>
+    <w:p>
+      <w:pPr>
+        <w:pStyle w:val="ListBullet"/>
+        <w:spacing w:line="240" w:lineRule="auto"/>
+        <w:ind w:left="720"/>
+      </w:pPr>
+      <w:r>
+        <w:rPr>
+          <w:lang w:val="sw_KE" w:bidi="sw_KE"/>
+        </w:rPr>
+      </w:r>
+      <w:r>
+        <w:rPr>
+          <w:lang w:val="sw_KE" w:bidi="sw_KE"/>
+        </w:rPr>
+        <w:t>Mwanzo 32:1–2</w:t>
+      </w:r>
+    </w:p>
+    <w:p>
+      <w:pPr>
+        <w:pStyle w:val="ListBullet"/>
+        <w:spacing w:line="240" w:lineRule="auto"/>
+        <w:ind w:left="720"/>
+      </w:pPr>
+      <w:r>
+        <w:rPr>
+          <w:lang w:val="sw_KE" w:bidi="sw_KE"/>
+        </w:rPr>
+      </w:r>
+      <w:r>
+        <w:rPr>
+          <w:lang w:val="sw_KE" w:bidi="sw_KE"/>
+        </w:rPr>
+        <w:t>Yohana 4:4–5</w:t>
+      </w:r>
+    </w:p>
+    <w:p>
+      <w:pPr>
+        <w:pStyle w:val="ListBullet"/>
+        <w:spacing w:line="240" w:lineRule="auto"/>
+        <w:ind w:left="720"/>
+      </w:pPr>
+      <w:r>
+        <w:rPr>
+          <w:lang w:val="sw_KE" w:bidi="sw_KE"/>
+        </w:rPr>
+      </w:r>
+      <w:r>
+        <w:rPr>
+          <w:lang w:val="sw_KE" w:bidi="sw_KE"/>
+        </w:rPr>
+        <w:t>Mathayo 8:11–13</w:t>
+      </w:r>
+    </w:p>
+    <w:p>
+      <w:pPr>
+        <w:pStyle w:val="ListBullet"/>
+        <w:spacing w:line="240" w:lineRule="auto"/>
+        <w:ind w:left="720"/>
+      </w:pPr>
+      <w:r>
+        <w:rPr>
+          <w:lang w:val="sw_KE" w:bidi="sw_KE"/>
+        </w:rPr>
+      </w:r>
+      <w:r>
+        <w:rPr>
+          <w:lang w:val="sw_KE" w:bidi="sw_KE"/>
+        </w:rPr>
+        <w:t>Mathayo 22:32</w:t>
+      </w:r>
     </w:p>
     <w:p>
       <w:pPr>
@@ -1816,114 +1708,84 @@
           <w:lang w:val="sw_KE" w:bidi="sw_KE"/>
         </w:rPr>
       </w:r>
-      <w:hyperlink r:id="rId31">
-        <w:r>
-          <w:rPr>
-            <w:lang w:val="sw_KE" w:bidi="sw_KE"/>
-          </w:rPr>
-          <w:rPr>
-            <w:color w:val="0000EE"/>
-            <w:u w:val="single"/>
-          </w:rPr>
-          <w:t>Matendo 1:12–14</w:t>
-        </w:r>
-      </w:hyperlink>
-    </w:p>
-    <w:p>
-      <w:pPr>
-        <w:pStyle w:val="ListBullet"/>
-        <w:spacing w:line="240" w:lineRule="auto"/>
-        <w:ind w:left="720"/>
-      </w:pPr>
-      <w:r>
-        <w:rPr>
-          <w:lang w:val="sw_KE" w:bidi="sw_KE"/>
-        </w:rPr>
-      </w:r>
-      <w:hyperlink r:id="rId32">
-        <w:r>
-          <w:rPr>
-            <w:lang w:val="sw_KE" w:bidi="sw_KE"/>
-          </w:rPr>
-          <w:rPr>
-            <w:color w:val="0000EE"/>
-            <w:u w:val="single"/>
-          </w:rPr>
-          <w:t>Luka 6:14–16</w:t>
-        </w:r>
-      </w:hyperlink>
-    </w:p>
-    <w:p>
-      <w:pPr>
-        <w:pStyle w:val="ListBullet"/>
-        <w:spacing w:line="240" w:lineRule="auto"/>
-        <w:ind w:left="720"/>
-      </w:pPr>
-      <w:r>
-        <w:rPr>
-          <w:lang w:val="sw_KE" w:bidi="sw_KE"/>
-        </w:rPr>
-      </w:r>
-      <w:hyperlink r:id="rId33">
-        <w:r>
-          <w:rPr>
-            <w:lang w:val="sw_KE" w:bidi="sw_KE"/>
-          </w:rPr>
-          <w:rPr>
-            <w:color w:val="0000EE"/>
-            <w:u w:val="single"/>
-          </w:rPr>
-          <w:t>Marko 3:17–19</w:t>
-        </w:r>
-      </w:hyperlink>
-    </w:p>
-    <w:p>
-      <w:pPr>
-        <w:pStyle w:val="ListBullet"/>
-        <w:spacing w:line="240" w:lineRule="auto"/>
-        <w:ind w:left="720"/>
-      </w:pPr>
-      <w:r>
-        <w:rPr>
-          <w:lang w:val="sw_KE" w:bidi="sw_KE"/>
-        </w:rPr>
-      </w:r>
-      <w:hyperlink r:id="rId34">
-        <w:r>
-          <w:rPr>
-            <w:lang w:val="sw_KE" w:bidi="sw_KE"/>
-          </w:rPr>
-          <w:rPr>
-            <w:color w:val="0000EE"/>
-            <w:u w:val="single"/>
-          </w:rPr>
-          <w:t>Marko 14:32–34</w:t>
-        </w:r>
-      </w:hyperlink>
-    </w:p>
-    <w:p>
-      <w:pPr>
-        <w:pStyle w:val="ListBullet"/>
-        <w:spacing w:line="240" w:lineRule="auto"/>
-        <w:ind w:left="720"/>
-      </w:pPr>
-      <w:r>
-        <w:rPr>
-          <w:lang w:val="sw_KE" w:bidi="sw_KE"/>
-        </w:rPr>
-      </w:r>
-      <w:hyperlink r:id="rId35">
-        <w:r>
-          <w:rPr>
-            <w:lang w:val="sw_KE" w:bidi="sw_KE"/>
-          </w:rPr>
-          <w:rPr>
-            <w:color w:val="0000EE"/>
-            <w:u w:val="single"/>
-          </w:rPr>
-          <w:t>Mathayo 10:2–4</w:t>
-        </w:r>
-      </w:hyperlink>
+      <w:r>
+        <w:rPr>
+          <w:lang w:val="sw_KE" w:bidi="sw_KE"/>
+        </w:rPr>
+        <w:t>Matendo 1:12–14</w:t>
+      </w:r>
+    </w:p>
+    <w:p>
+      <w:pPr>
+        <w:pStyle w:val="ListBullet"/>
+        <w:spacing w:line="240" w:lineRule="auto"/>
+        <w:ind w:left="720"/>
+      </w:pPr>
+      <w:r>
+        <w:rPr>
+          <w:lang w:val="sw_KE" w:bidi="sw_KE"/>
+        </w:rPr>
+      </w:r>
+      <w:r>
+        <w:rPr>
+          <w:lang w:val="sw_KE" w:bidi="sw_KE"/>
+        </w:rPr>
+        <w:t>Luka 6:14–16</w:t>
+      </w:r>
+    </w:p>
+    <w:p>
+      <w:pPr>
+        <w:pStyle w:val="ListBullet"/>
+        <w:spacing w:line="240" w:lineRule="auto"/>
+        <w:ind w:left="720"/>
+      </w:pPr>
+      <w:r>
+        <w:rPr>
+          <w:lang w:val="sw_KE" w:bidi="sw_KE"/>
+        </w:rPr>
+      </w:r>
+      <w:r>
+        <w:rPr>
+          <w:lang w:val="sw_KE" w:bidi="sw_KE"/>
+        </w:rPr>
+        <w:t>Marko 3:17–19</w:t>
+      </w:r>
+    </w:p>
+    <w:p>
+      <w:pPr>
+        <w:pStyle w:val="ListBullet"/>
+        <w:spacing w:line="240" w:lineRule="auto"/>
+        <w:ind w:left="720"/>
+      </w:pPr>
+      <w:r>
+        <w:rPr>
+          <w:lang w:val="sw_KE" w:bidi="sw_KE"/>
+        </w:rPr>
+      </w:r>
+      <w:r>
+        <w:rPr>
+          <w:lang w:val="sw_KE" w:bidi="sw_KE"/>
+        </w:rPr>
+        <w:t>Marko 14:32–34</w:t>
+      </w:r>
+    </w:p>
+    <w:p>
+      <w:pPr>
+        <w:pStyle w:val="ListBullet"/>
+        <w:spacing w:line="240" w:lineRule="auto"/>
+        <w:ind w:left="720"/>
+      </w:pPr>
+      <w:r>
+        <w:rPr>
+          <w:lang w:val="sw_KE" w:bidi="sw_KE"/>
+        </w:rPr>
+      </w:r>
+      <w:r>
+        <w:rPr>
+          <w:lang w:val="sw_KE" w:bidi="sw_KE"/>
+        </w:rPr>
+        <w:t>Mathayo 10:2–4</w:t>
+      </w:r>
     </w:p>
     <w:p>
       <w:pPr>
@@ -2195,138 +2057,102 @@
           <w:lang w:val="sw_KE" w:bidi="sw_KE"/>
         </w:rPr>
       </w:r>
-      <w:hyperlink r:id="rId36">
-        <w:r>
-          <w:rPr>
-            <w:lang w:val="sw_KE" w:bidi="sw_KE"/>
-          </w:rPr>
-          <w:rPr>
-            <w:color w:val="0000EE"/>
-            <w:u w:val="single"/>
-          </w:rPr>
-          <w:t>Luka 9:28–29</w:t>
-        </w:r>
-      </w:hyperlink>
-    </w:p>
-    <w:p>
-      <w:pPr>
-        <w:pStyle w:val="ListBullet"/>
-        <w:spacing w:line="240" w:lineRule="auto"/>
-        <w:ind w:left="720"/>
-      </w:pPr>
-      <w:r>
-        <w:rPr>
-          <w:lang w:val="sw_KE" w:bidi="sw_KE"/>
-        </w:rPr>
-      </w:r>
-      <w:hyperlink r:id="rId37">
-        <w:r>
-          <w:rPr>
-            <w:lang w:val="sw_KE" w:bidi="sw_KE"/>
-          </w:rPr>
-          <w:rPr>
-            <w:color w:val="0000EE"/>
-            <w:u w:val="single"/>
-          </w:rPr>
-          <w:t>Marko 1:19–20</w:t>
-        </w:r>
-      </w:hyperlink>
-    </w:p>
-    <w:p>
-      <w:pPr>
-        <w:pStyle w:val="ListBullet"/>
-        <w:spacing w:line="240" w:lineRule="auto"/>
-        <w:ind w:left="720"/>
-      </w:pPr>
-      <w:r>
-        <w:rPr>
-          <w:lang w:val="sw_KE" w:bidi="sw_KE"/>
-        </w:rPr>
-      </w:r>
-      <w:hyperlink r:id="rId38">
-        <w:r>
-          <w:rPr>
-            <w:lang w:val="sw_KE" w:bidi="sw_KE"/>
-          </w:rPr>
-          <w:rPr>
-            <w:color w:val="0000EE"/>
-            <w:u w:val="single"/>
-          </w:rPr>
-          <w:t>Marko 1:29–31</w:t>
-        </w:r>
-      </w:hyperlink>
-    </w:p>
-    <w:p>
-      <w:pPr>
-        <w:pStyle w:val="ListBullet"/>
-        <w:spacing w:line="240" w:lineRule="auto"/>
-        <w:ind w:left="720"/>
-      </w:pPr>
-      <w:r>
-        <w:rPr>
-          <w:lang w:val="sw_KE" w:bidi="sw_KE"/>
-        </w:rPr>
-      </w:r>
-      <w:hyperlink r:id="rId39">
-        <w:r>
-          <w:rPr>
-            <w:lang w:val="sw_KE" w:bidi="sw_KE"/>
-          </w:rPr>
-          <w:rPr>
-            <w:color w:val="0000EE"/>
-            <w:u w:val="single"/>
-          </w:rPr>
-          <w:t>Marko 3:17</w:t>
-        </w:r>
-      </w:hyperlink>
-    </w:p>
-    <w:p>
-      <w:pPr>
-        <w:pStyle w:val="ListBullet"/>
-        <w:spacing w:line="240" w:lineRule="auto"/>
-        <w:ind w:left="720"/>
-      </w:pPr>
-      <w:r>
-        <w:rPr>
-          <w:lang w:val="sw_KE" w:bidi="sw_KE"/>
-        </w:rPr>
-      </w:r>
-      <w:hyperlink r:id="rId40">
-        <w:r>
-          <w:rPr>
-            <w:lang w:val="sw_KE" w:bidi="sw_KE"/>
-          </w:rPr>
-          <w:rPr>
-            <w:color w:val="0000EE"/>
-            <w:u w:val="single"/>
-          </w:rPr>
-          <w:t>Mathayo 4:21–22</w:t>
-        </w:r>
-      </w:hyperlink>
-    </w:p>
-    <w:p>
-      <w:pPr>
-        <w:pStyle w:val="ListBullet"/>
-        <w:spacing w:line="240" w:lineRule="auto"/>
-        <w:ind w:left="720"/>
-      </w:pPr>
-      <w:r>
-        <w:rPr>
-          <w:lang w:val="sw_KE" w:bidi="sw_KE"/>
-        </w:rPr>
-      </w:r>
-      <w:hyperlink r:id="rId41">
-        <w:r>
-          <w:rPr>
-            <w:lang w:val="sw_KE" w:bidi="sw_KE"/>
-          </w:rPr>
-          <w:rPr>
-            <w:color w:val="0000EE"/>
-            <w:u w:val="single"/>
-          </w:rPr>
-          <w:t>Mathayo 17:1–2</w:t>
-        </w:r>
-      </w:hyperlink>
+      <w:r>
+        <w:rPr>
+          <w:lang w:val="sw_KE" w:bidi="sw_KE"/>
+        </w:rPr>
+        <w:t>Luka 9:28–29</w:t>
+      </w:r>
+    </w:p>
+    <w:p>
+      <w:pPr>
+        <w:pStyle w:val="ListBullet"/>
+        <w:spacing w:line="240" w:lineRule="auto"/>
+        <w:ind w:left="720"/>
+      </w:pPr>
+      <w:r>
+        <w:rPr>
+          <w:lang w:val="sw_KE" w:bidi="sw_KE"/>
+        </w:rPr>
+      </w:r>
+      <w:r>
+        <w:rPr>
+          <w:lang w:val="sw_KE" w:bidi="sw_KE"/>
+        </w:rPr>
+        <w:t>Marko 1:19–20</w:t>
+      </w:r>
+    </w:p>
+    <w:p>
+      <w:pPr>
+        <w:pStyle w:val="ListBullet"/>
+        <w:spacing w:line="240" w:lineRule="auto"/>
+        <w:ind w:left="720"/>
+      </w:pPr>
+      <w:r>
+        <w:rPr>
+          <w:lang w:val="sw_KE" w:bidi="sw_KE"/>
+        </w:rPr>
+      </w:r>
+      <w:r>
+        <w:rPr>
+          <w:lang w:val="sw_KE" w:bidi="sw_KE"/>
+        </w:rPr>
+        <w:t>Marko 1:29–31</w:t>
+      </w:r>
+    </w:p>
+    <w:p>
+      <w:pPr>
+        <w:pStyle w:val="ListBullet"/>
+        <w:spacing w:line="240" w:lineRule="auto"/>
+        <w:ind w:left="720"/>
+      </w:pPr>
+      <w:r>
+        <w:rPr>
+          <w:lang w:val="sw_KE" w:bidi="sw_KE"/>
+        </w:rPr>
+      </w:r>
+      <w:r>
+        <w:rPr>
+          <w:lang w:val="sw_KE" w:bidi="sw_KE"/>
+        </w:rPr>
+        <w:t>Marko 3:17</w:t>
+      </w:r>
+    </w:p>
+    <w:p>
+      <w:pPr>
+        <w:pStyle w:val="ListBullet"/>
+        <w:spacing w:line="240" w:lineRule="auto"/>
+        <w:ind w:left="720"/>
+      </w:pPr>
+      <w:r>
+        <w:rPr>
+          <w:lang w:val="sw_KE" w:bidi="sw_KE"/>
+        </w:rPr>
+      </w:r>
+      <w:r>
+        <w:rPr>
+          <w:lang w:val="sw_KE" w:bidi="sw_KE"/>
+        </w:rPr>
+        <w:t>Mathayo 4:21–22</w:t>
+      </w:r>
+    </w:p>
+    <w:p>
+      <w:pPr>
+        <w:pStyle w:val="ListBullet"/>
+        <w:spacing w:line="240" w:lineRule="auto"/>
+        <w:ind w:left="720"/>
+      </w:pPr>
+      <w:r>
+        <w:rPr>
+          <w:lang w:val="sw_KE" w:bidi="sw_KE"/>
+        </w:rPr>
+      </w:r>
+      <w:r>
+        <w:rPr>
+          <w:lang w:val="sw_KE" w:bidi="sw_KE"/>
+        </w:rPr>
+        <w:t>Mathayo 17:1–2</w:t>
+      </w:r>
     </w:p>
     <w:p>
       <w:pPr>
@@ -2598,138 +2424,102 @@
           <w:lang w:val="sw_KE" w:bidi="sw_KE"/>
         </w:rPr>
       </w:r>
-      <w:hyperlink r:id="rId42">
-        <w:r>
-          <w:rPr>
-            <w:lang w:val="sw_KE" w:bidi="sw_KE"/>
-          </w:rPr>
-          <w:rPr>
-            <w:color w:val="0000EE"/>
-            <w:u w:val="single"/>
-          </w:rPr>
-          <w:t>Wagalatia 1:18–20</w:t>
-        </w:r>
-      </w:hyperlink>
-    </w:p>
-    <w:p>
-      <w:pPr>
-        <w:pStyle w:val="ListBullet"/>
-        <w:spacing w:line="240" w:lineRule="auto"/>
-        <w:ind w:left="720"/>
-      </w:pPr>
-      <w:r>
-        <w:rPr>
-          <w:lang w:val="sw_KE" w:bidi="sw_KE"/>
-        </w:rPr>
-      </w:r>
-      <w:hyperlink r:id="rId43">
-        <w:r>
-          <w:rPr>
-            <w:lang w:val="sw_KE" w:bidi="sw_KE"/>
-          </w:rPr>
-          <w:rPr>
-            <w:color w:val="0000EE"/>
-            <w:u w:val="single"/>
-          </w:rPr>
-          <w:t>Wagalatia 2:9–10</w:t>
-        </w:r>
-      </w:hyperlink>
-    </w:p>
-    <w:p>
-      <w:pPr>
-        <w:pStyle w:val="ListBullet"/>
-        <w:spacing w:line="240" w:lineRule="auto"/>
-        <w:ind w:left="720"/>
-      </w:pPr>
-      <w:r>
-        <w:rPr>
-          <w:lang w:val="sw_KE" w:bidi="sw_KE"/>
-        </w:rPr>
-      </w:r>
-      <w:hyperlink r:id="rId44">
-        <w:r>
-          <w:rPr>
-            <w:lang w:val="sw_KE" w:bidi="sw_KE"/>
-          </w:rPr>
-          <w:rPr>
-            <w:color w:val="0000EE"/>
-            <w:u w:val="single"/>
-          </w:rPr>
-          <w:t>Yakobo 1:1–3</w:t>
-        </w:r>
-      </w:hyperlink>
-    </w:p>
-    <w:p>
-      <w:pPr>
-        <w:pStyle w:val="ListBullet"/>
-        <w:spacing w:line="240" w:lineRule="auto"/>
-        <w:ind w:left="720"/>
-      </w:pPr>
-      <w:r>
-        <w:rPr>
-          <w:lang w:val="sw_KE" w:bidi="sw_KE"/>
-        </w:rPr>
-      </w:r>
-      <w:hyperlink r:id="rId45">
-        <w:r>
-          <w:rPr>
-            <w:lang w:val="sw_KE" w:bidi="sw_KE"/>
-          </w:rPr>
-          <w:rPr>
-            <w:color w:val="0000EE"/>
-            <w:u w:val="single"/>
-          </w:rPr>
-          <w:t>Yuda 1:1–2</w:t>
-        </w:r>
-      </w:hyperlink>
-    </w:p>
-    <w:p>
-      <w:pPr>
-        <w:pStyle w:val="ListBullet"/>
-        <w:spacing w:line="240" w:lineRule="auto"/>
-        <w:ind w:left="720"/>
-      </w:pPr>
-      <w:r>
-        <w:rPr>
-          <w:lang w:val="sw_KE" w:bidi="sw_KE"/>
-        </w:rPr>
-      </w:r>
-      <w:hyperlink r:id="rId46">
-        <w:r>
-          <w:rPr>
-            <w:lang w:val="sw_KE" w:bidi="sw_KE"/>
-          </w:rPr>
-          <w:rPr>
-            <w:color w:val="0000EE"/>
-            <w:u w:val="single"/>
-          </w:rPr>
-          <w:t>Marko 9:1–3</w:t>
-        </w:r>
-      </w:hyperlink>
-    </w:p>
-    <w:p>
-      <w:pPr>
-        <w:pStyle w:val="ListBullet"/>
-        <w:spacing w:line="240" w:lineRule="auto"/>
-        <w:ind w:left="720"/>
-      </w:pPr>
-      <w:r>
-        <w:rPr>
-          <w:lang w:val="sw_KE" w:bidi="sw_KE"/>
-        </w:rPr>
-      </w:r>
-      <w:hyperlink r:id="rId47">
-        <w:r>
-          <w:rPr>
-            <w:lang w:val="sw_KE" w:bidi="sw_KE"/>
-          </w:rPr>
-          <w:rPr>
-            <w:color w:val="0000EE"/>
-            <w:u w:val="single"/>
-          </w:rPr>
-          <w:t>Mathayo 13:54–56</w:t>
-        </w:r>
-      </w:hyperlink>
+      <w:r>
+        <w:rPr>
+          <w:lang w:val="sw_KE" w:bidi="sw_KE"/>
+        </w:rPr>
+        <w:t>Wagalatia 1:18–20</w:t>
+      </w:r>
+    </w:p>
+    <w:p>
+      <w:pPr>
+        <w:pStyle w:val="ListBullet"/>
+        <w:spacing w:line="240" w:lineRule="auto"/>
+        <w:ind w:left="720"/>
+      </w:pPr>
+      <w:r>
+        <w:rPr>
+          <w:lang w:val="sw_KE" w:bidi="sw_KE"/>
+        </w:rPr>
+      </w:r>
+      <w:r>
+        <w:rPr>
+          <w:lang w:val="sw_KE" w:bidi="sw_KE"/>
+        </w:rPr>
+        <w:t>Wagalatia 2:9–10</w:t>
+      </w:r>
+    </w:p>
+    <w:p>
+      <w:pPr>
+        <w:pStyle w:val="ListBullet"/>
+        <w:spacing w:line="240" w:lineRule="auto"/>
+        <w:ind w:left="720"/>
+      </w:pPr>
+      <w:r>
+        <w:rPr>
+          <w:lang w:val="sw_KE" w:bidi="sw_KE"/>
+        </w:rPr>
+      </w:r>
+      <w:r>
+        <w:rPr>
+          <w:lang w:val="sw_KE" w:bidi="sw_KE"/>
+        </w:rPr>
+        <w:t>Yakobo 1:1–3</w:t>
+      </w:r>
+    </w:p>
+    <w:p>
+      <w:pPr>
+        <w:pStyle w:val="ListBullet"/>
+        <w:spacing w:line="240" w:lineRule="auto"/>
+        <w:ind w:left="720"/>
+      </w:pPr>
+      <w:r>
+        <w:rPr>
+          <w:lang w:val="sw_KE" w:bidi="sw_KE"/>
+        </w:rPr>
+      </w:r>
+      <w:r>
+        <w:rPr>
+          <w:lang w:val="sw_KE" w:bidi="sw_KE"/>
+        </w:rPr>
+        <w:t>Yuda 1:1–2</w:t>
+      </w:r>
+    </w:p>
+    <w:p>
+      <w:pPr>
+        <w:pStyle w:val="ListBullet"/>
+        <w:spacing w:line="240" w:lineRule="auto"/>
+        <w:ind w:left="720"/>
+      </w:pPr>
+      <w:r>
+        <w:rPr>
+          <w:lang w:val="sw_KE" w:bidi="sw_KE"/>
+        </w:rPr>
+      </w:r>
+      <w:r>
+        <w:rPr>
+          <w:lang w:val="sw_KE" w:bidi="sw_KE"/>
+        </w:rPr>
+        <w:t>Marko 9:1–3</w:t>
+      </w:r>
+    </w:p>
+    <w:p>
+      <w:pPr>
+        <w:pStyle w:val="ListBullet"/>
+        <w:spacing w:line="240" w:lineRule="auto"/>
+        <w:ind w:left="720"/>
+      </w:pPr>
+      <w:r>
+        <w:rPr>
+          <w:lang w:val="sw_KE" w:bidi="sw_KE"/>
+        </w:rPr>
+      </w:r>
+      <w:r>
+        <w:rPr>
+          <w:lang w:val="sw_KE" w:bidi="sw_KE"/>
+        </w:rPr>
+        <w:t>Mathayo 13:54–56</w:t>
+      </w:r>
     </w:p>
     <w:p>
       <w:pPr>
@@ -2983,79 +2773,55 @@
           <w:lang w:val="sw_KE" w:bidi="sw_KE"/>
         </w:rPr>
       </w:r>
-      <w:hyperlink r:id="rId48">
-        <w:r>
-          <w:rPr>
-            <w:lang w:val="sw_KE" w:bidi="sw_KE"/>
-          </w:rPr>
-          <w:rPr>
-            <w:color w:val="0000EE"/>
-            <w:u w:val="single"/>
-          </w:rPr>
-          <w:t>Waebrania 11:32–34</w:t>
-        </w:r>
-      </w:hyperlink>
-    </w:p>
-    <w:p>
-      <w:pPr>
-        <w:pStyle w:val="ListBullet"/>
-        <w:spacing w:line="240" w:lineRule="auto"/>
-        <w:ind w:left="720"/>
-      </w:pPr>
-      <w:r>
-        <w:rPr>
-          <w:lang w:val="sw_KE" w:bidi="sw_KE"/>
-        </w:rPr>
-      </w:r>
-      <w:hyperlink r:id="rId49">
-        <w:r>
-          <w:rPr>
-            <w:lang w:val="sw_KE" w:bidi="sw_KE"/>
-          </w:rPr>
-          <w:rPr>
-            <w:color w:val="0000EE"/>
-            <w:u w:val="single"/>
-          </w:rPr>
-          <w:t>Waamuzi 11:1–3</w:t>
-        </w:r>
-      </w:hyperlink>
-    </w:p>
-    <w:p>
-      <w:pPr>
-        <w:pStyle w:val="ListBullet"/>
-        <w:spacing w:line="240" w:lineRule="auto"/>
-        <w:ind w:left="720"/>
-      </w:pPr>
-      <w:r>
-        <w:rPr>
-          <w:lang w:val="sw_KE" w:bidi="sw_KE"/>
-        </w:rPr>
+      <w:r>
+        <w:rPr>
+          <w:lang w:val="sw_KE" w:bidi="sw_KE"/>
+        </w:rPr>
+        <w:t>Waebrania 11:32–34</w:t>
+      </w:r>
+    </w:p>
+    <w:p>
+      <w:pPr>
+        <w:pStyle w:val="ListBullet"/>
+        <w:spacing w:line="240" w:lineRule="auto"/>
+        <w:ind w:left="720"/>
+      </w:pPr>
+      <w:r>
+        <w:rPr>
+          <w:lang w:val="sw_KE" w:bidi="sw_KE"/>
+        </w:rPr>
+      </w:r>
+      <w:r>
+        <w:rPr>
+          <w:lang w:val="sw_KE" w:bidi="sw_KE"/>
+        </w:rPr>
+        <w:t>Waamuzi 11:1–3</w:t>
+      </w:r>
+    </w:p>
+    <w:p>
+      <w:pPr>
+        <w:pStyle w:val="ListBullet"/>
+        <w:spacing w:line="240" w:lineRule="auto"/>
+        <w:ind w:left="720"/>
+      </w:pPr>
+      <w:r>
+        <w:rPr>
+          <w:lang w:val="sw_KE" w:bidi="sw_KE"/>
+        </w:rPr>
+      </w:r>
+      <w:r>
+        <w:rPr>
+          <w:lang w:val="sw_KE" w:bidi="sw_KE"/>
+        </w:rPr>
+        <w:t>Waamuzi 11:35</w:t>
         <w:br/>
       </w:r>
-      <w:hyperlink r:id="rId50">
-        <w:r>
-          <w:rPr>
-            <w:lang w:val="sw_KE" w:bidi="sw_KE"/>
-          </w:rPr>
-          <w:rPr>
-            <w:color w:val="0000EE"/>
-            <w:u w:val="single"/>
-          </w:rPr>
-          <w:t>Waamuzi 11:35</w:t>
-        </w:r>
-      </w:hyperlink>
-      <w:hyperlink r:id="rId51">
-        <w:r>
-          <w:rPr>
-            <w:lang w:val="sw_KE" w:bidi="sw_KE"/>
-          </w:rPr>
-          <w:rPr>
-            <w:color w:val="0000EE"/>
-            <w:u w:val="single"/>
-          </w:rPr>
-          <w:t>Waamuzi 12:2</w:t>
-        </w:r>
-      </w:hyperlink>
+      <w:r>
+        <w:rPr>
+          <w:lang w:val="sw_KE" w:bidi="sw_KE"/>
+        </w:rPr>
+        <w:t>Waamuzi 12:2</w:t>
+      </w:r>
     </w:p>
     <w:p>
       <w:pPr>
@@ -3375,90 +3141,66 @@
           <w:lang w:val="sw_KE" w:bidi="sw_KE"/>
         </w:rPr>
       </w:r>
-      <w:hyperlink r:id="rId52">
-        <w:r>
-          <w:rPr>
-            <w:lang w:val="sw_KE" w:bidi="sw_KE"/>
-          </w:rPr>
-          <w:rPr>
-            <w:color w:val="0000EE"/>
-            <w:u w:val="single"/>
-          </w:rPr>
-          <w:t>1 Wafalme 22:48–50</w:t>
-        </w:r>
-      </w:hyperlink>
-    </w:p>
-    <w:p>
-      <w:pPr>
-        <w:pStyle w:val="ListBullet"/>
-        <w:spacing w:line="240" w:lineRule="auto"/>
-        <w:ind w:left="720"/>
-      </w:pPr>
-      <w:r>
-        <w:rPr>
-          <w:lang w:val="sw_KE" w:bidi="sw_KE"/>
-        </w:rPr>
-      </w:r>
-      <w:hyperlink r:id="rId53">
-        <w:r>
-          <w:rPr>
-            <w:lang w:val="sw_KE" w:bidi="sw_KE"/>
-          </w:rPr>
-          <w:rPr>
-            <w:color w:val="0000EE"/>
-            <w:u w:val="single"/>
-          </w:rPr>
-          <w:t>2 Mambo ya Nyakati 21:3</w:t>
-        </w:r>
-      </w:hyperlink>
-    </w:p>
-    <w:p>
-      <w:pPr>
-        <w:pStyle w:val="ListBullet"/>
-        <w:spacing w:line="240" w:lineRule="auto"/>
-        <w:ind w:left="720"/>
-      </w:pPr>
-      <w:r>
-        <w:rPr>
-          <w:lang w:val="sw_KE" w:bidi="sw_KE"/>
-        </w:rPr>
-      </w:r>
-      <w:hyperlink r:id="rId54">
-        <w:r>
-          <w:rPr>
-            <w:lang w:val="sw_KE" w:bidi="sw_KE"/>
-          </w:rPr>
-          <w:rPr>
-            <w:color w:val="0000EE"/>
-            <w:u w:val="single"/>
-          </w:rPr>
-          <w:t>2 Wafalme 11:1–3</w:t>
-        </w:r>
-      </w:hyperlink>
-    </w:p>
-    <w:p>
-      <w:pPr>
-        <w:pStyle w:val="ListBullet"/>
-        <w:spacing w:line="240" w:lineRule="auto"/>
-        <w:ind w:left="720"/>
-      </w:pPr>
-      <w:r>
-        <w:rPr>
-          <w:lang w:val="sw_KE" w:bidi="sw_KE"/>
-        </w:rPr>
-      </w:r>
-      <w:hyperlink r:id="rId55">
-        <w:r>
-          <w:rPr>
-            <w:lang w:val="sw_KE" w:bidi="sw_KE"/>
-          </w:rPr>
-          <w:rPr>
-            <w:color w:val="0000EE"/>
-            <w:u w:val="single"/>
-          </w:rPr>
-          <w:t>2 Wafalme 12:18</w:t>
-        </w:r>
-      </w:hyperlink>
+      <w:r>
+        <w:rPr>
+          <w:lang w:val="sw_KE" w:bidi="sw_KE"/>
+        </w:rPr>
+        <w:t>1 Wafalme 22:48–50</w:t>
+      </w:r>
+    </w:p>
+    <w:p>
+      <w:pPr>
+        <w:pStyle w:val="ListBullet"/>
+        <w:spacing w:line="240" w:lineRule="auto"/>
+        <w:ind w:left="720"/>
+      </w:pPr>
+      <w:r>
+        <w:rPr>
+          <w:lang w:val="sw_KE" w:bidi="sw_KE"/>
+        </w:rPr>
+      </w:r>
+      <w:r>
+        <w:rPr>
+          <w:lang w:val="sw_KE" w:bidi="sw_KE"/>
+        </w:rPr>
+        <w:t>2 Mambo ya Nyakati 21:3</w:t>
+      </w:r>
+    </w:p>
+    <w:p>
+      <w:pPr>
+        <w:pStyle w:val="ListBullet"/>
+        <w:spacing w:line="240" w:lineRule="auto"/>
+        <w:ind w:left="720"/>
+      </w:pPr>
+      <w:r>
+        <w:rPr>
+          <w:lang w:val="sw_KE" w:bidi="sw_KE"/>
+        </w:rPr>
+      </w:r>
+      <w:r>
+        <w:rPr>
+          <w:lang w:val="sw_KE" w:bidi="sw_KE"/>
+        </w:rPr>
+        <w:t>2 Wafalme 11:1–3</w:t>
+      </w:r>
+    </w:p>
+    <w:p>
+      <w:pPr>
+        <w:pStyle w:val="ListBullet"/>
+        <w:spacing w:line="240" w:lineRule="auto"/>
+        <w:ind w:left="720"/>
+      </w:pPr>
+      <w:r>
+        <w:rPr>
+          <w:lang w:val="sw_KE" w:bidi="sw_KE"/>
+        </w:rPr>
+      </w:r>
+      <w:r>
+        <w:rPr>
+          <w:lang w:val="sw_KE" w:bidi="sw_KE"/>
+        </w:rPr>
+        <w:t>2 Wafalme 12:18</w:t>
+      </w:r>
     </w:p>
     <w:p>
       <w:pPr>
@@ -3736,138 +3478,102 @@
           <w:lang w:val="sw_KE" w:bidi="sw_KE"/>
         </w:rPr>
       </w:r>
-      <w:hyperlink r:id="rId56">
-        <w:r>
-          <w:rPr>
-            <w:lang w:val="sw_KE" w:bidi="sw_KE"/>
-          </w:rPr>
-          <w:rPr>
-            <w:color w:val="0000EE"/>
-            <w:u w:val="single"/>
-          </w:rPr>
-          <w:t>1 Mambo ya Nyakati 3:10–12</w:t>
-        </w:r>
-      </w:hyperlink>
-    </w:p>
-    <w:p>
-      <w:pPr>
-        <w:pStyle w:val="ListBullet"/>
-        <w:spacing w:line="240" w:lineRule="auto"/>
-        <w:ind w:left="720"/>
-      </w:pPr>
-      <w:r>
-        <w:rPr>
-          <w:lang w:val="sw_KE" w:bidi="sw_KE"/>
-        </w:rPr>
-      </w:r>
-      <w:hyperlink r:id="rId57">
-        <w:r>
-          <w:rPr>
-            <w:lang w:val="sw_KE" w:bidi="sw_KE"/>
-          </w:rPr>
-          <w:rPr>
-            <w:color w:val="0000EE"/>
-            <w:u w:val="single"/>
-          </w:rPr>
-          <w:t>1 Wafalme 4:17</w:t>
-        </w:r>
-      </w:hyperlink>
-    </w:p>
-    <w:p>
-      <w:pPr>
-        <w:pStyle w:val="ListBullet"/>
-        <w:spacing w:line="240" w:lineRule="auto"/>
-        <w:ind w:left="720"/>
-      </w:pPr>
-      <w:r>
-        <w:rPr>
-          <w:lang w:val="sw_KE" w:bidi="sw_KE"/>
-        </w:rPr>
-      </w:r>
-      <w:hyperlink r:id="rId58">
-        <w:r>
-          <w:rPr>
-            <w:lang w:val="sw_KE" w:bidi="sw_KE"/>
-          </w:rPr>
-          <w:rPr>
-            <w:color w:val="0000EE"/>
-            <w:u w:val="single"/>
-          </w:rPr>
-          <w:t>2 Mambo ya Nyakati 17:1</w:t>
-        </w:r>
-      </w:hyperlink>
-    </w:p>
-    <w:p>
-      <w:pPr>
-        <w:pStyle w:val="ListBullet"/>
-        <w:spacing w:line="240" w:lineRule="auto"/>
-        <w:ind w:left="720"/>
-      </w:pPr>
-      <w:r>
-        <w:rPr>
-          <w:lang w:val="sw_KE" w:bidi="sw_KE"/>
-        </w:rPr>
-      </w:r>
-      <w:hyperlink r:id="rId59">
-        <w:r>
-          <w:rPr>
-            <w:lang w:val="sw_KE" w:bidi="sw_KE"/>
-          </w:rPr>
-          <w:rPr>
-            <w:color w:val="0000EE"/>
-            <w:u w:val="single"/>
-          </w:rPr>
-          <w:t>2 Wafalme 1:17</w:t>
-        </w:r>
-      </w:hyperlink>
-    </w:p>
-    <w:p>
-      <w:pPr>
-        <w:pStyle w:val="ListBullet"/>
-        <w:spacing w:line="240" w:lineRule="auto"/>
-        <w:ind w:left="720"/>
-      </w:pPr>
-      <w:r>
-        <w:rPr>
-          <w:lang w:val="sw_KE" w:bidi="sw_KE"/>
-        </w:rPr>
-      </w:r>
-      <w:hyperlink r:id="rId60">
-        <w:r>
-          <w:rPr>
-            <w:lang w:val="sw_KE" w:bidi="sw_KE"/>
-          </w:rPr>
-          <w:rPr>
-            <w:color w:val="0000EE"/>
-            <w:u w:val="single"/>
-          </w:rPr>
-          <w:t>2 Samweli 8:15–18</w:t>
-        </w:r>
-      </w:hyperlink>
-    </w:p>
-    <w:p>
-      <w:pPr>
-        <w:pStyle w:val="ListBullet"/>
-        <w:spacing w:line="240" w:lineRule="auto"/>
-        <w:ind w:left="720"/>
-      </w:pPr>
-      <w:r>
-        <w:rPr>
-          <w:lang w:val="sw_KE" w:bidi="sw_KE"/>
-        </w:rPr>
-      </w:r>
-      <w:hyperlink r:id="rId61">
-        <w:r>
-          <w:rPr>
-            <w:lang w:val="sw_KE" w:bidi="sw_KE"/>
-          </w:rPr>
-          <w:rPr>
-            <w:color w:val="0000EE"/>
-            <w:u w:val="single"/>
-          </w:rPr>
-          <w:t>Mathayo 1:7–8</w:t>
-        </w:r>
-      </w:hyperlink>
+      <w:r>
+        <w:rPr>
+          <w:lang w:val="sw_KE" w:bidi="sw_KE"/>
+        </w:rPr>
+        <w:t>1 Mambo ya Nyakati 3:10–12</w:t>
+      </w:r>
+    </w:p>
+    <w:p>
+      <w:pPr>
+        <w:pStyle w:val="ListBullet"/>
+        <w:spacing w:line="240" w:lineRule="auto"/>
+        <w:ind w:left="720"/>
+      </w:pPr>
+      <w:r>
+        <w:rPr>
+          <w:lang w:val="sw_KE" w:bidi="sw_KE"/>
+        </w:rPr>
+      </w:r>
+      <w:r>
+        <w:rPr>
+          <w:lang w:val="sw_KE" w:bidi="sw_KE"/>
+        </w:rPr>
+        <w:t>1 Wafalme 4:17</w:t>
+      </w:r>
+    </w:p>
+    <w:p>
+      <w:pPr>
+        <w:pStyle w:val="ListBullet"/>
+        <w:spacing w:line="240" w:lineRule="auto"/>
+        <w:ind w:left="720"/>
+      </w:pPr>
+      <w:r>
+        <w:rPr>
+          <w:lang w:val="sw_KE" w:bidi="sw_KE"/>
+        </w:rPr>
+      </w:r>
+      <w:r>
+        <w:rPr>
+          <w:lang w:val="sw_KE" w:bidi="sw_KE"/>
+        </w:rPr>
+        <w:t>2 Mambo ya Nyakati 17:1</w:t>
+      </w:r>
+    </w:p>
+    <w:p>
+      <w:pPr>
+        <w:pStyle w:val="ListBullet"/>
+        <w:spacing w:line="240" w:lineRule="auto"/>
+        <w:ind w:left="720"/>
+      </w:pPr>
+      <w:r>
+        <w:rPr>
+          <w:lang w:val="sw_KE" w:bidi="sw_KE"/>
+        </w:rPr>
+      </w:r>
+      <w:r>
+        <w:rPr>
+          <w:lang w:val="sw_KE" w:bidi="sw_KE"/>
+        </w:rPr>
+        <w:t>2 Wafalme 1:17</w:t>
+      </w:r>
+    </w:p>
+    <w:p>
+      <w:pPr>
+        <w:pStyle w:val="ListBullet"/>
+        <w:spacing w:line="240" w:lineRule="auto"/>
+        <w:ind w:left="720"/>
+      </w:pPr>
+      <w:r>
+        <w:rPr>
+          <w:lang w:val="sw_KE" w:bidi="sw_KE"/>
+        </w:rPr>
+      </w:r>
+      <w:r>
+        <w:rPr>
+          <w:lang w:val="sw_KE" w:bidi="sw_KE"/>
+        </w:rPr>
+        <w:t>2 Samweli 8:15–18</w:t>
+      </w:r>
+    </w:p>
+    <w:p>
+      <w:pPr>
+        <w:pStyle w:val="ListBullet"/>
+        <w:spacing w:line="240" w:lineRule="auto"/>
+        <w:ind w:left="720"/>
+      </w:pPr>
+      <w:r>
+        <w:rPr>
+          <w:lang w:val="sw_KE" w:bidi="sw_KE"/>
+        </w:rPr>
+      </w:r>
+      <w:r>
+        <w:rPr>
+          <w:lang w:val="sw_KE" w:bidi="sw_KE"/>
+        </w:rPr>
+        <w:t>Mathayo 1:7–8</w:t>
+      </w:r>
     </w:p>
     <w:p>
       <w:pPr>
@@ -4127,42 +3833,30 @@
           <w:lang w:val="sw_KE" w:bidi="sw_KE"/>
         </w:rPr>
       </w:r>
-      <w:hyperlink r:id="rId62">
-        <w:r>
-          <w:rPr>
-            <w:lang w:val="sw_KE" w:bidi="sw_KE"/>
-          </w:rPr>
-          <w:rPr>
-            <w:color w:val="0000EE"/>
-            <w:u w:val="single"/>
-          </w:rPr>
-          <w:t>2 Wafalme 11:4</w:t>
-        </w:r>
-      </w:hyperlink>
-    </w:p>
-    <w:p>
-      <w:pPr>
-        <w:pStyle w:val="ListBullet"/>
-        <w:spacing w:line="240" w:lineRule="auto"/>
-        <w:ind w:left="720"/>
-      </w:pPr>
-      <w:r>
-        <w:rPr>
-          <w:lang w:val="sw_KE" w:bidi="sw_KE"/>
-        </w:rPr>
-      </w:r>
-      <w:hyperlink r:id="rId63">
-        <w:r>
-          <w:rPr>
-            <w:lang w:val="sw_KE" w:bidi="sw_KE"/>
-          </w:rPr>
-          <w:rPr>
-            <w:color w:val="0000EE"/>
-            <w:u w:val="single"/>
-          </w:rPr>
-          <w:t>2 Wafalme 12:1–3</w:t>
-        </w:r>
-      </w:hyperlink>
+      <w:r>
+        <w:rPr>
+          <w:lang w:val="sw_KE" w:bidi="sw_KE"/>
+        </w:rPr>
+        <w:t>2 Wafalme 11:4</w:t>
+      </w:r>
+    </w:p>
+    <w:p>
+      <w:pPr>
+        <w:pStyle w:val="ListBullet"/>
+        <w:spacing w:line="240" w:lineRule="auto"/>
+        <w:ind w:left="720"/>
+      </w:pPr>
+      <w:r>
+        <w:rPr>
+          <w:lang w:val="sw_KE" w:bidi="sw_KE"/>
+        </w:rPr>
+      </w:r>
+      <w:r>
+        <w:rPr>
+          <w:lang w:val="sw_KE" w:bidi="sw_KE"/>
+        </w:rPr>
+        <w:t>2 Wafalme 12:1–3</w:t>
+      </w:r>
     </w:p>
     <w:p>
       <w:pPr>
@@ -4434,103 +4128,73 @@
           <w:lang w:val="sw_KE" w:bidi="sw_KE"/>
         </w:rPr>
       </w:r>
-      <w:hyperlink r:id="rId64">
-        <w:r>
-          <w:rPr>
-            <w:lang w:val="sw_KE" w:bidi="sw_KE"/>
-          </w:rPr>
-          <w:rPr>
-            <w:color w:val="0000EE"/>
-            <w:u w:val="single"/>
-          </w:rPr>
-          <w:t>1 Mambo ya Nyakati 3:15–16</w:t>
-        </w:r>
-      </w:hyperlink>
-    </w:p>
-    <w:p>
-      <w:pPr>
-        <w:pStyle w:val="ListBullet"/>
-        <w:spacing w:line="240" w:lineRule="auto"/>
-        <w:ind w:left="720"/>
-      </w:pPr>
-      <w:r>
-        <w:rPr>
-          <w:lang w:val="sw_KE" w:bidi="sw_KE"/>
-        </w:rPr>
-      </w:r>
-      <w:hyperlink r:id="rId65">
-        <w:r>
-          <w:rPr>
-            <w:lang w:val="sw_KE" w:bidi="sw_KE"/>
-          </w:rPr>
-          <w:rPr>
-            <w:color w:val="0000EE"/>
-            <w:u w:val="single"/>
-          </w:rPr>
-          <w:t>2 Wafalme 23:34–35</w:t>
-        </w:r>
-      </w:hyperlink>
-    </w:p>
-    <w:p>
-      <w:pPr>
-        <w:pStyle w:val="ListBullet"/>
-        <w:spacing w:line="240" w:lineRule="auto"/>
-        <w:ind w:left="720"/>
-      </w:pPr>
-      <w:r>
-        <w:rPr>
-          <w:lang w:val="sw_KE" w:bidi="sw_KE"/>
-        </w:rPr>
-      </w:r>
-      <w:hyperlink r:id="rId66">
-        <w:r>
-          <w:rPr>
-            <w:lang w:val="sw_KE" w:bidi="sw_KE"/>
-          </w:rPr>
-          <w:rPr>
-            <w:color w:val="0000EE"/>
-            <w:u w:val="single"/>
-          </w:rPr>
-          <w:t>2 Wafalme 24:1</w:t>
-        </w:r>
-      </w:hyperlink>
-    </w:p>
-    <w:p>
-      <w:pPr>
-        <w:pStyle w:val="ListBullet"/>
-        <w:spacing w:line="240" w:lineRule="auto"/>
-        <w:ind w:left="720"/>
-      </w:pPr>
-      <w:r>
-        <w:rPr>
-          <w:lang w:val="sw_KE" w:bidi="sw_KE"/>
-        </w:rPr>
+      <w:r>
+        <w:rPr>
+          <w:lang w:val="sw_KE" w:bidi="sw_KE"/>
+        </w:rPr>
+        <w:t>1 Mambo ya Nyakati 3:15–16</w:t>
+      </w:r>
+    </w:p>
+    <w:p>
+      <w:pPr>
+        <w:pStyle w:val="ListBullet"/>
+        <w:spacing w:line="240" w:lineRule="auto"/>
+        <w:ind w:left="720"/>
+      </w:pPr>
+      <w:r>
+        <w:rPr>
+          <w:lang w:val="sw_KE" w:bidi="sw_KE"/>
+        </w:rPr>
+      </w:r>
+      <w:r>
+        <w:rPr>
+          <w:lang w:val="sw_KE" w:bidi="sw_KE"/>
+        </w:rPr>
+        <w:t>2 Wafalme 23:34–35</w:t>
+      </w:r>
+    </w:p>
+    <w:p>
+      <w:pPr>
+        <w:pStyle w:val="ListBullet"/>
+        <w:spacing w:line="240" w:lineRule="auto"/>
+        <w:ind w:left="720"/>
+      </w:pPr>
+      <w:r>
+        <w:rPr>
+          <w:lang w:val="sw_KE" w:bidi="sw_KE"/>
+        </w:rPr>
+      </w:r>
+      <w:r>
+        <w:rPr>
+          <w:lang w:val="sw_KE" w:bidi="sw_KE"/>
+        </w:rPr>
+        <w:t>2 Wafalme 24:1</w:t>
+      </w:r>
+    </w:p>
+    <w:p>
+      <w:pPr>
+        <w:pStyle w:val="ListBullet"/>
+        <w:spacing w:line="240" w:lineRule="auto"/>
+        <w:ind w:left="720"/>
+      </w:pPr>
+      <w:r>
+        <w:rPr>
+          <w:lang w:val="sw_KE" w:bidi="sw_KE"/>
+        </w:rPr>
+      </w:r>
+      <w:r>
+        <w:rPr>
+          <w:lang w:val="sw_KE" w:bidi="sw_KE"/>
+        </w:rPr>
+        <w:t>Danieli 1:2</w:t>
         <w:br/>
       </w:r>
-      <w:hyperlink r:id="rId67">
-        <w:r>
-          <w:rPr>
-            <w:lang w:val="sw_KE" w:bidi="sw_KE"/>
-          </w:rPr>
-          <w:rPr>
-            <w:color w:val="0000EE"/>
-            <w:u w:val="single"/>
-          </w:rPr>
-          <w:t>Danieli 1:2</w:t>
-        </w:r>
-      </w:hyperlink>
-      <w:hyperlink r:id="rId68">
-        <w:r>
-          <w:rPr>
-            <w:lang w:val="sw_KE" w:bidi="sw_KE"/>
-          </w:rPr>
-          <w:rPr>
-            <w:color w:val="0000EE"/>
-            <w:u w:val="single"/>
-          </w:rPr>
-          <w:t>Yeremia 1:3</w:t>
-        </w:r>
-      </w:hyperlink>
+      <w:r>
+        <w:rPr>
+          <w:lang w:val="sw_KE" w:bidi="sw_KE"/>
+        </w:rPr>
+        <w:t>Yeremia 1:3</w:t>
+      </w:r>
     </w:p>
     <w:p>
       <w:pPr>
@@ -4898,103 +4562,73 @@
           <w:lang w:val="sw_KE" w:bidi="sw_KE"/>
         </w:rPr>
       </w:r>
-      <w:hyperlink r:id="rId69">
-        <w:r>
-          <w:rPr>
-            <w:lang w:val="sw_KE" w:bidi="sw_KE"/>
-          </w:rPr>
-          <w:rPr>
-            <w:color w:val="0000EE"/>
-            <w:u w:val="single"/>
-          </w:rPr>
-          <w:t>1 Mambo ya Nyakati 4:35</w:t>
-        </w:r>
-      </w:hyperlink>
-    </w:p>
-    <w:p>
-      <w:pPr>
-        <w:pStyle w:val="ListBullet"/>
-        <w:spacing w:line="240" w:lineRule="auto"/>
-        <w:ind w:left="720"/>
-      </w:pPr>
-      <w:r>
-        <w:rPr>
-          <w:lang w:val="sw_KE" w:bidi="sw_KE"/>
-        </w:rPr>
-      </w:r>
-      <w:hyperlink r:id="rId70">
-        <w:r>
-          <w:rPr>
-            <w:lang w:val="sw_KE" w:bidi="sw_KE"/>
-          </w:rPr>
-          <w:rPr>
-            <w:color w:val="0000EE"/>
-            <w:u w:val="single"/>
-          </w:rPr>
-          <w:t>1 Wafalme 16:2</w:t>
-        </w:r>
-      </w:hyperlink>
-    </w:p>
-    <w:p>
-      <w:pPr>
-        <w:pStyle w:val="ListBullet"/>
-        <w:spacing w:line="240" w:lineRule="auto"/>
-        <w:ind w:left="720"/>
-      </w:pPr>
-      <w:r>
-        <w:rPr>
-          <w:lang w:val="sw_KE" w:bidi="sw_KE"/>
-        </w:rPr>
-      </w:r>
-      <w:hyperlink r:id="rId71">
-        <w:r>
-          <w:rPr>
-            <w:lang w:val="sw_KE" w:bidi="sw_KE"/>
-          </w:rPr>
-          <w:rPr>
-            <w:color w:val="0000EE"/>
-            <w:u w:val="single"/>
-          </w:rPr>
-          <w:t>2 Mambo ya Nyakati 19:1–3</w:t>
-        </w:r>
-      </w:hyperlink>
-    </w:p>
-    <w:p>
-      <w:pPr>
-        <w:pStyle w:val="ListBullet"/>
-        <w:spacing w:line="240" w:lineRule="auto"/>
-        <w:ind w:left="720"/>
-      </w:pPr>
-      <w:r>
-        <w:rPr>
-          <w:lang w:val="sw_KE" w:bidi="sw_KE"/>
-        </w:rPr>
+      <w:r>
+        <w:rPr>
+          <w:lang w:val="sw_KE" w:bidi="sw_KE"/>
+        </w:rPr>
+        <w:t>1 Mambo ya Nyakati 4:35</w:t>
+      </w:r>
+    </w:p>
+    <w:p>
+      <w:pPr>
+        <w:pStyle w:val="ListBullet"/>
+        <w:spacing w:line="240" w:lineRule="auto"/>
+        <w:ind w:left="720"/>
+      </w:pPr>
+      <w:r>
+        <w:rPr>
+          <w:lang w:val="sw_KE" w:bidi="sw_KE"/>
+        </w:rPr>
+      </w:r>
+      <w:r>
+        <w:rPr>
+          <w:lang w:val="sw_KE" w:bidi="sw_KE"/>
+        </w:rPr>
+        <w:t>1 Wafalme 16:2</w:t>
+      </w:r>
+    </w:p>
+    <w:p>
+      <w:pPr>
+        <w:pStyle w:val="ListBullet"/>
+        <w:spacing w:line="240" w:lineRule="auto"/>
+        <w:ind w:left="720"/>
+      </w:pPr>
+      <w:r>
+        <w:rPr>
+          <w:lang w:val="sw_KE" w:bidi="sw_KE"/>
+        </w:rPr>
+      </w:r>
+      <w:r>
+        <w:rPr>
+          <w:lang w:val="sw_KE" w:bidi="sw_KE"/>
+        </w:rPr>
+        <w:t>2 Mambo ya Nyakati 19:1–3</w:t>
+      </w:r>
+    </w:p>
+    <w:p>
+      <w:pPr>
+        <w:pStyle w:val="ListBullet"/>
+        <w:spacing w:line="240" w:lineRule="auto"/>
+        <w:ind w:left="720"/>
+      </w:pPr>
+      <w:r>
+        <w:rPr>
+          <w:lang w:val="sw_KE" w:bidi="sw_KE"/>
+        </w:rPr>
+      </w:r>
+      <w:r>
+        <w:rPr>
+          <w:lang w:val="sw_KE" w:bidi="sw_KE"/>
+        </w:rPr>
+        <w:t>2 Wafalme 10:9</w:t>
         <w:br/>
       </w:r>
-      <w:hyperlink r:id="rId72">
-        <w:r>
-          <w:rPr>
-            <w:lang w:val="sw_KE" w:bidi="sw_KE"/>
-          </w:rPr>
-          <w:rPr>
-            <w:color w:val="0000EE"/>
-            <w:u w:val="single"/>
-          </w:rPr>
-          <w:t>2 Wafalme 10:9</w:t>
-        </w:r>
-      </w:hyperlink>
-      <w:hyperlink r:id="rId73">
-        <w:r>
-          <w:rPr>
-            <w:lang w:val="sw_KE" w:bidi="sw_KE"/>
-          </w:rPr>
-          <w:rPr>
-            <w:color w:val="0000EE"/>
-            <w:u w:val="single"/>
-          </w:rPr>
-          <w:t>Hosea 1:4</w:t>
-        </w:r>
-      </w:hyperlink>
+      <w:r>
+        <w:rPr>
+          <w:lang w:val="sw_KE" w:bidi="sw_KE"/>
+        </w:rPr>
+        <w:t>Hosea 1:4</w:t>
+      </w:r>
     </w:p>
     <w:p>
       <w:pPr>
@@ -5218,138 +4852,102 @@
           <w:lang w:val="sw_KE" w:bidi="sw_KE"/>
         </w:rPr>
       </w:r>
-      <w:hyperlink r:id="rId74">
-        <w:r>
-          <w:rPr>
-            <w:lang w:val="sw_KE" w:bidi="sw_KE"/>
-          </w:rPr>
-          <w:rPr>
-            <w:color w:val="0000EE"/>
-            <w:u w:val="single"/>
-          </w:rPr>
-          <w:t>2 Mambo ya Nyakati 36:8</w:t>
-        </w:r>
-      </w:hyperlink>
-    </w:p>
-    <w:p>
-      <w:pPr>
-        <w:pStyle w:val="ListBullet"/>
-        <w:spacing w:line="240" w:lineRule="auto"/>
-        <w:ind w:left="720"/>
-      </w:pPr>
-      <w:r>
-        <w:rPr>
-          <w:lang w:val="sw_KE" w:bidi="sw_KE"/>
-        </w:rPr>
-      </w:r>
-      <w:hyperlink r:id="rId75">
-        <w:r>
-          <w:rPr>
-            <w:lang w:val="sw_KE" w:bidi="sw_KE"/>
-          </w:rPr>
-          <w:rPr>
-            <w:color w:val="0000EE"/>
-            <w:u w:val="single"/>
-          </w:rPr>
-          <w:t>2 Wafalme 24:15–17</w:t>
-        </w:r>
-      </w:hyperlink>
-    </w:p>
-    <w:p>
-      <w:pPr>
-        <w:pStyle w:val="ListBullet"/>
-        <w:spacing w:line="240" w:lineRule="auto"/>
-        <w:ind w:left="720"/>
-      </w:pPr>
-      <w:r>
-        <w:rPr>
-          <w:lang w:val="sw_KE" w:bidi="sw_KE"/>
-        </w:rPr>
-      </w:r>
-      <w:hyperlink r:id="rId76">
-        <w:r>
-          <w:rPr>
-            <w:lang w:val="sw_KE" w:bidi="sw_KE"/>
-          </w:rPr>
-          <w:rPr>
-            <w:color w:val="0000EE"/>
-            <w:u w:val="single"/>
-          </w:rPr>
-          <w:t>Esta 2:6</w:t>
-        </w:r>
-      </w:hyperlink>
-    </w:p>
-    <w:p>
-      <w:pPr>
-        <w:pStyle w:val="ListBullet"/>
-        <w:spacing w:line="240" w:lineRule="auto"/>
-        <w:ind w:left="720"/>
-      </w:pPr>
-      <w:r>
-        <w:rPr>
-          <w:lang w:val="sw_KE" w:bidi="sw_KE"/>
-        </w:rPr>
-      </w:r>
-      <w:hyperlink r:id="rId77">
-        <w:r>
-          <w:rPr>
-            <w:lang w:val="sw_KE" w:bidi="sw_KE"/>
-          </w:rPr>
-          <w:rPr>
-            <w:color w:val="0000EE"/>
-            <w:u w:val="single"/>
-          </w:rPr>
-          <w:t>Ezekieli 1:1–3</w:t>
-        </w:r>
-      </w:hyperlink>
-    </w:p>
-    <w:p>
-      <w:pPr>
-        <w:pStyle w:val="ListBullet"/>
-        <w:spacing w:line="240" w:lineRule="auto"/>
-        <w:ind w:left="720"/>
-      </w:pPr>
-      <w:r>
-        <w:rPr>
-          <w:lang w:val="sw_KE" w:bidi="sw_KE"/>
-        </w:rPr>
-      </w:r>
-      <w:hyperlink r:id="rId78">
-        <w:r>
-          <w:rPr>
-            <w:lang w:val="sw_KE" w:bidi="sw_KE"/>
-          </w:rPr>
-          <w:rPr>
-            <w:color w:val="0000EE"/>
-            <w:u w:val="single"/>
-          </w:rPr>
-          <w:t>Yeremia 22:24</w:t>
-        </w:r>
-      </w:hyperlink>
-    </w:p>
-    <w:p>
-      <w:pPr>
-        <w:pStyle w:val="ListBullet"/>
-        <w:spacing w:line="240" w:lineRule="auto"/>
-        <w:ind w:left="720"/>
-      </w:pPr>
-      <w:r>
-        <w:rPr>
-          <w:lang w:val="sw_KE" w:bidi="sw_KE"/>
-        </w:rPr>
-      </w:r>
-      <w:hyperlink r:id="rId79">
-        <w:r>
-          <w:rPr>
-            <w:lang w:val="sw_KE" w:bidi="sw_KE"/>
-          </w:rPr>
-          <w:rPr>
-            <w:color w:val="0000EE"/>
-            <w:u w:val="single"/>
-          </w:rPr>
-          <w:t>Yeremia 37:1</w:t>
-        </w:r>
-      </w:hyperlink>
+      <w:r>
+        <w:rPr>
+          <w:lang w:val="sw_KE" w:bidi="sw_KE"/>
+        </w:rPr>
+        <w:t>2 Mambo ya Nyakati 36:8</w:t>
+      </w:r>
+    </w:p>
+    <w:p>
+      <w:pPr>
+        <w:pStyle w:val="ListBullet"/>
+        <w:spacing w:line="240" w:lineRule="auto"/>
+        <w:ind w:left="720"/>
+      </w:pPr>
+      <w:r>
+        <w:rPr>
+          <w:lang w:val="sw_KE" w:bidi="sw_KE"/>
+        </w:rPr>
+      </w:r>
+      <w:r>
+        <w:rPr>
+          <w:lang w:val="sw_KE" w:bidi="sw_KE"/>
+        </w:rPr>
+        <w:t>2 Wafalme 24:15–17</w:t>
+      </w:r>
+    </w:p>
+    <w:p>
+      <w:pPr>
+        <w:pStyle w:val="ListBullet"/>
+        <w:spacing w:line="240" w:lineRule="auto"/>
+        <w:ind w:left="720"/>
+      </w:pPr>
+      <w:r>
+        <w:rPr>
+          <w:lang w:val="sw_KE" w:bidi="sw_KE"/>
+        </w:rPr>
+      </w:r>
+      <w:r>
+        <w:rPr>
+          <w:lang w:val="sw_KE" w:bidi="sw_KE"/>
+        </w:rPr>
+        <w:t>Esta 2:6</w:t>
+      </w:r>
+    </w:p>
+    <w:p>
+      <w:pPr>
+        <w:pStyle w:val="ListBullet"/>
+        <w:spacing w:line="240" w:lineRule="auto"/>
+        <w:ind w:left="720"/>
+      </w:pPr>
+      <w:r>
+        <w:rPr>
+          <w:lang w:val="sw_KE" w:bidi="sw_KE"/>
+        </w:rPr>
+      </w:r>
+      <w:r>
+        <w:rPr>
+          <w:lang w:val="sw_KE" w:bidi="sw_KE"/>
+        </w:rPr>
+        <w:t>Ezekieli 1:1–3</w:t>
+      </w:r>
+    </w:p>
+    <w:p>
+      <w:pPr>
+        <w:pStyle w:val="ListBullet"/>
+        <w:spacing w:line="240" w:lineRule="auto"/>
+        <w:ind w:left="720"/>
+      </w:pPr>
+      <w:r>
+        <w:rPr>
+          <w:lang w:val="sw_KE" w:bidi="sw_KE"/>
+        </w:rPr>
+      </w:r>
+      <w:r>
+        <w:rPr>
+          <w:lang w:val="sw_KE" w:bidi="sw_KE"/>
+        </w:rPr>
+        <w:t>Yeremia 22:24</w:t>
+      </w:r>
+    </w:p>
+    <w:p>
+      <w:pPr>
+        <w:pStyle w:val="ListBullet"/>
+        <w:spacing w:line="240" w:lineRule="auto"/>
+        <w:ind w:left="720"/>
+      </w:pPr>
+      <w:r>
+        <w:rPr>
+          <w:lang w:val="sw_KE" w:bidi="sw_KE"/>
+        </w:rPr>
+      </w:r>
+      <w:r>
+        <w:rPr>
+          <w:lang w:val="sw_KE" w:bidi="sw_KE"/>
+        </w:rPr>
+        <w:t>Yeremia 37:1</w:t>
+      </w:r>
     </w:p>
     <w:p>
       <w:pPr>
@@ -5615,138 +5213,102 @@
           <w:lang w:val="sw_KE" w:bidi="sw_KE"/>
         </w:rPr>
       </w:r>
-      <w:hyperlink r:id="rId80">
-        <w:r>
-          <w:rPr>
-            <w:lang w:val="sw_KE" w:bidi="sw_KE"/>
-          </w:rPr>
-          <w:rPr>
-            <w:color w:val="0000EE"/>
-            <w:u w:val="single"/>
-          </w:rPr>
-          <w:t>2 Mambo ya Nyakati 35:25</w:t>
-        </w:r>
-      </w:hyperlink>
-    </w:p>
-    <w:p>
-      <w:pPr>
-        <w:pStyle w:val="ListBullet"/>
-        <w:spacing w:line="240" w:lineRule="auto"/>
-        <w:ind w:left="720"/>
-      </w:pPr>
-      <w:r>
-        <w:rPr>
-          <w:lang w:val="sw_KE" w:bidi="sw_KE"/>
-        </w:rPr>
-      </w:r>
-      <w:hyperlink r:id="rId81">
-        <w:r>
-          <w:rPr>
-            <w:lang w:val="sw_KE" w:bidi="sw_KE"/>
-          </w:rPr>
-          <w:rPr>
-            <w:color w:val="0000EE"/>
-            <w:u w:val="single"/>
-          </w:rPr>
-          <w:t>Yeremia 1:2</w:t>
-        </w:r>
-      </w:hyperlink>
-    </w:p>
-    <w:p>
-      <w:pPr>
-        <w:pStyle w:val="ListBullet"/>
-        <w:spacing w:line="240" w:lineRule="auto"/>
-        <w:ind w:left="720"/>
-      </w:pPr>
-      <w:r>
-        <w:rPr>
-          <w:lang w:val="sw_KE" w:bidi="sw_KE"/>
-        </w:rPr>
-      </w:r>
-      <w:hyperlink r:id="rId82">
-        <w:r>
-          <w:rPr>
-            <w:lang w:val="sw_KE" w:bidi="sw_KE"/>
-          </w:rPr>
-          <w:rPr>
-            <w:color w:val="0000EE"/>
-            <w:u w:val="single"/>
-          </w:rPr>
-          <w:t>Yeremia 11:1</w:t>
-        </w:r>
-      </w:hyperlink>
-    </w:p>
-    <w:p>
-      <w:pPr>
-        <w:pStyle w:val="ListBullet"/>
-        <w:spacing w:line="240" w:lineRule="auto"/>
-        <w:ind w:left="720"/>
-      </w:pPr>
-      <w:r>
-        <w:rPr>
-          <w:lang w:val="sw_KE" w:bidi="sw_KE"/>
-        </w:rPr>
-      </w:r>
-      <w:hyperlink r:id="rId83">
-        <w:r>
-          <w:rPr>
-            <w:lang w:val="sw_KE" w:bidi="sw_KE"/>
-          </w:rPr>
-          <w:rPr>
-            <w:color w:val="0000EE"/>
-            <w:u w:val="single"/>
-          </w:rPr>
-          <w:t>Mathayo 2:18</w:t>
-        </w:r>
-      </w:hyperlink>
-    </w:p>
-    <w:p>
-      <w:pPr>
-        <w:pStyle w:val="ListBullet"/>
-        <w:spacing w:line="240" w:lineRule="auto"/>
-        <w:ind w:left="720"/>
-      </w:pPr>
-      <w:r>
-        <w:rPr>
-          <w:lang w:val="sw_KE" w:bidi="sw_KE"/>
-        </w:rPr>
-      </w:r>
-      <w:hyperlink r:id="rId84">
-        <w:r>
-          <w:rPr>
-            <w:lang w:val="sw_KE" w:bidi="sw_KE"/>
-          </w:rPr>
-          <w:rPr>
-            <w:color w:val="0000EE"/>
-            <w:u w:val="single"/>
-          </w:rPr>
-          <w:t>Mathayo 16:13–16</w:t>
-        </w:r>
-      </w:hyperlink>
-    </w:p>
-    <w:p>
-      <w:pPr>
-        <w:pStyle w:val="ListBullet"/>
-        <w:spacing w:line="240" w:lineRule="auto"/>
-        <w:ind w:left="720"/>
-      </w:pPr>
-      <w:r>
-        <w:rPr>
-          <w:lang w:val="sw_KE" w:bidi="sw_KE"/>
-        </w:rPr>
-      </w:r>
-      <w:hyperlink r:id="rId85">
-        <w:r>
-          <w:rPr>
-            <w:lang w:val="sw_KE" w:bidi="sw_KE"/>
-          </w:rPr>
-          <w:rPr>
-            <w:color w:val="0000EE"/>
-            <w:u w:val="single"/>
-          </w:rPr>
-          <w:t>Matayo 27:10</w:t>
-        </w:r>
-      </w:hyperlink>
+      <w:r>
+        <w:rPr>
+          <w:lang w:val="sw_KE" w:bidi="sw_KE"/>
+        </w:rPr>
+        <w:t>2 Mambo ya Nyakati 35:25</w:t>
+      </w:r>
+    </w:p>
+    <w:p>
+      <w:pPr>
+        <w:pStyle w:val="ListBullet"/>
+        <w:spacing w:line="240" w:lineRule="auto"/>
+        <w:ind w:left="720"/>
+      </w:pPr>
+      <w:r>
+        <w:rPr>
+          <w:lang w:val="sw_KE" w:bidi="sw_KE"/>
+        </w:rPr>
+      </w:r>
+      <w:r>
+        <w:rPr>
+          <w:lang w:val="sw_KE" w:bidi="sw_KE"/>
+        </w:rPr>
+        <w:t>Yeremia 1:2</w:t>
+      </w:r>
+    </w:p>
+    <w:p>
+      <w:pPr>
+        <w:pStyle w:val="ListBullet"/>
+        <w:spacing w:line="240" w:lineRule="auto"/>
+        <w:ind w:left="720"/>
+      </w:pPr>
+      <w:r>
+        <w:rPr>
+          <w:lang w:val="sw_KE" w:bidi="sw_KE"/>
+        </w:rPr>
+      </w:r>
+      <w:r>
+        <w:rPr>
+          <w:lang w:val="sw_KE" w:bidi="sw_KE"/>
+        </w:rPr>
+        <w:t>Yeremia 11:1</w:t>
+      </w:r>
+    </w:p>
+    <w:p>
+      <w:pPr>
+        <w:pStyle w:val="ListBullet"/>
+        <w:spacing w:line="240" w:lineRule="auto"/>
+        <w:ind w:left="720"/>
+      </w:pPr>
+      <w:r>
+        <w:rPr>
+          <w:lang w:val="sw_KE" w:bidi="sw_KE"/>
+        </w:rPr>
+      </w:r>
+      <w:r>
+        <w:rPr>
+          <w:lang w:val="sw_KE" w:bidi="sw_KE"/>
+        </w:rPr>
+        <w:t>Mathayo 2:18</w:t>
+      </w:r>
+    </w:p>
+    <w:p>
+      <w:pPr>
+        <w:pStyle w:val="ListBullet"/>
+        <w:spacing w:line="240" w:lineRule="auto"/>
+        <w:ind w:left="720"/>
+      </w:pPr>
+      <w:r>
+        <w:rPr>
+          <w:lang w:val="sw_KE" w:bidi="sw_KE"/>
+        </w:rPr>
+      </w:r>
+      <w:r>
+        <w:rPr>
+          <w:lang w:val="sw_KE" w:bidi="sw_KE"/>
+        </w:rPr>
+        <w:t>Mathayo 16:13–16</w:t>
+      </w:r>
+    </w:p>
+    <w:p>
+      <w:pPr>
+        <w:pStyle w:val="ListBullet"/>
+        <w:spacing w:line="240" w:lineRule="auto"/>
+        <w:ind w:left="720"/>
+      </w:pPr>
+      <w:r>
+        <w:rPr>
+          <w:lang w:val="sw_KE" w:bidi="sw_KE"/>
+        </w:rPr>
+      </w:r>
+      <w:r>
+        <w:rPr>
+          <w:lang w:val="sw_KE" w:bidi="sw_KE"/>
+        </w:rPr>
+        <w:t>Matayo 27:10</w:t>
+      </w:r>
     </w:p>
     <w:p>
       <w:pPr>
@@ -6086,162 +5648,120 @@
           <w:lang w:val="sw_KE" w:bidi="sw_KE"/>
         </w:rPr>
       </w:r>
-      <w:hyperlink r:id="rId86">
-        <w:r>
-          <w:rPr>
-            <w:lang w:val="sw_KE" w:bidi="sw_KE"/>
-          </w:rPr>
-          <w:rPr>
-            <w:color w:val="0000EE"/>
-            <w:u w:val="single"/>
-          </w:rPr>
-          <w:t>1 Mambo ya Nyakati 6:78</w:t>
-        </w:r>
-      </w:hyperlink>
-    </w:p>
-    <w:p>
-      <w:pPr>
-        <w:pStyle w:val="ListBullet"/>
-        <w:spacing w:line="240" w:lineRule="auto"/>
-        <w:ind w:left="720"/>
-      </w:pPr>
-      <w:r>
-        <w:rPr>
-          <w:lang w:val="sw_KE" w:bidi="sw_KE"/>
-        </w:rPr>
-      </w:r>
-      <w:hyperlink r:id="rId87">
-        <w:r>
-          <w:rPr>
-            <w:lang w:val="sw_KE" w:bidi="sw_KE"/>
-          </w:rPr>
-          <w:rPr>
-            <w:color w:val="0000EE"/>
-            <w:u w:val="single"/>
-          </w:rPr>
-          <w:t>Yoshua 2:1–3</w:t>
-        </w:r>
-      </w:hyperlink>
-    </w:p>
-    <w:p>
-      <w:pPr>
-        <w:pStyle w:val="ListBullet"/>
-        <w:spacing w:line="240" w:lineRule="auto"/>
-        <w:ind w:left="720"/>
-      </w:pPr>
-      <w:r>
-        <w:rPr>
-          <w:lang w:val="sw_KE" w:bidi="sw_KE"/>
-        </w:rPr>
-      </w:r>
-      <w:hyperlink r:id="rId88">
-        <w:r>
-          <w:rPr>
-            <w:lang w:val="sw_KE" w:bidi="sw_KE"/>
-          </w:rPr>
-          <w:rPr>
-            <w:color w:val="0000EE"/>
-            <w:u w:val="single"/>
-          </w:rPr>
-          <w:t>Yoshua 7:2–3</w:t>
-        </w:r>
-      </w:hyperlink>
-    </w:p>
-    <w:p>
-      <w:pPr>
-        <w:pStyle w:val="ListBullet"/>
-        <w:spacing w:line="240" w:lineRule="auto"/>
-        <w:ind w:left="720"/>
-      </w:pPr>
-      <w:r>
-        <w:rPr>
-          <w:lang w:val="sw_KE" w:bidi="sw_KE"/>
-        </w:rPr>
-      </w:r>
-      <w:hyperlink r:id="rId89">
-        <w:r>
-          <w:rPr>
-            <w:lang w:val="sw_KE" w:bidi="sw_KE"/>
-          </w:rPr>
-          <w:rPr>
-            <w:color w:val="0000EE"/>
-            <w:u w:val="single"/>
-          </w:rPr>
-          <w:t>Luka 18:35</w:t>
-        </w:r>
-      </w:hyperlink>
-    </w:p>
-    <w:p>
-      <w:pPr>
-        <w:pStyle w:val="ListBullet"/>
-        <w:spacing w:line="240" w:lineRule="auto"/>
-        <w:ind w:left="720"/>
-      </w:pPr>
-      <w:r>
-        <w:rPr>
-          <w:lang w:val="sw_KE" w:bidi="sw_KE"/>
-        </w:rPr>
-      </w:r>
-      <w:hyperlink r:id="rId90">
-        <w:r>
-          <w:rPr>
-            <w:lang w:val="sw_KE" w:bidi="sw_KE"/>
-          </w:rPr>
-          <w:rPr>
-            <w:color w:val="0000EE"/>
-            <w:u w:val="single"/>
-          </w:rPr>
-          <w:t>Marko 10:46–48</w:t>
-        </w:r>
-      </w:hyperlink>
-    </w:p>
-    <w:p>
-      <w:pPr>
-        <w:pStyle w:val="ListBullet"/>
-        <w:spacing w:line="240" w:lineRule="auto"/>
-        <w:ind w:left="720"/>
-      </w:pPr>
-      <w:r>
-        <w:rPr>
-          <w:lang w:val="sw_KE" w:bidi="sw_KE"/>
-        </w:rPr>
-      </w:r>
-      <w:hyperlink r:id="rId91">
-        <w:r>
-          <w:rPr>
-            <w:lang w:val="sw_KE" w:bidi="sw_KE"/>
-          </w:rPr>
-          <w:rPr>
-            <w:color w:val="0000EE"/>
-            <w:u w:val="single"/>
-          </w:rPr>
-          <w:t>Mathayo 20:29–31</w:t>
-        </w:r>
-      </w:hyperlink>
-    </w:p>
-    <w:p>
-      <w:pPr>
-        <w:pStyle w:val="ListBullet"/>
-        <w:spacing w:line="240" w:lineRule="auto"/>
-        <w:ind w:left="720"/>
-      </w:pPr>
-      <w:r>
-        <w:rPr>
-          <w:lang w:val="sw_KE" w:bidi="sw_KE"/>
-        </w:rPr>
-      </w:r>
-      <w:hyperlink r:id="rId92">
-        <w:r>
-          <w:rPr>
-            <w:lang w:val="sw_KE" w:bidi="sw_KE"/>
-          </w:rPr>
-          <w:rPr>
-            <w:color w:val="0000EE"/>
-            <w:u w:val="single"/>
-          </w:rPr>
-          <w:t>Hesabu 22:1</w:t>
-        </w:r>
-      </w:hyperlink>
+      <w:r>
+        <w:rPr>
+          <w:lang w:val="sw_KE" w:bidi="sw_KE"/>
+        </w:rPr>
+        <w:t>1 Mambo ya Nyakati 6:78</w:t>
+      </w:r>
+    </w:p>
+    <w:p>
+      <w:pPr>
+        <w:pStyle w:val="ListBullet"/>
+        <w:spacing w:line="240" w:lineRule="auto"/>
+        <w:ind w:left="720"/>
+      </w:pPr>
+      <w:r>
+        <w:rPr>
+          <w:lang w:val="sw_KE" w:bidi="sw_KE"/>
+        </w:rPr>
+      </w:r>
+      <w:r>
+        <w:rPr>
+          <w:lang w:val="sw_KE" w:bidi="sw_KE"/>
+        </w:rPr>
+        <w:t>Yoshua 2:1–3</w:t>
+      </w:r>
+    </w:p>
+    <w:p>
+      <w:pPr>
+        <w:pStyle w:val="ListBullet"/>
+        <w:spacing w:line="240" w:lineRule="auto"/>
+        <w:ind w:left="720"/>
+      </w:pPr>
+      <w:r>
+        <w:rPr>
+          <w:lang w:val="sw_KE" w:bidi="sw_KE"/>
+        </w:rPr>
+      </w:r>
+      <w:r>
+        <w:rPr>
+          <w:lang w:val="sw_KE" w:bidi="sw_KE"/>
+        </w:rPr>
+        <w:t>Yoshua 7:2–3</w:t>
+      </w:r>
+    </w:p>
+    <w:p>
+      <w:pPr>
+        <w:pStyle w:val="ListBullet"/>
+        <w:spacing w:line="240" w:lineRule="auto"/>
+        <w:ind w:left="720"/>
+      </w:pPr>
+      <w:r>
+        <w:rPr>
+          <w:lang w:val="sw_KE" w:bidi="sw_KE"/>
+        </w:rPr>
+      </w:r>
+      <w:r>
+        <w:rPr>
+          <w:lang w:val="sw_KE" w:bidi="sw_KE"/>
+        </w:rPr>
+        <w:t>Luka 18:35</w:t>
+      </w:r>
+    </w:p>
+    <w:p>
+      <w:pPr>
+        <w:pStyle w:val="ListBullet"/>
+        <w:spacing w:line="240" w:lineRule="auto"/>
+        <w:ind w:left="720"/>
+      </w:pPr>
+      <w:r>
+        <w:rPr>
+          <w:lang w:val="sw_KE" w:bidi="sw_KE"/>
+        </w:rPr>
+      </w:r>
+      <w:r>
+        <w:rPr>
+          <w:lang w:val="sw_KE" w:bidi="sw_KE"/>
+        </w:rPr>
+        <w:t>Marko 10:46–48</w:t>
+      </w:r>
+    </w:p>
+    <w:p>
+      <w:pPr>
+        <w:pStyle w:val="ListBullet"/>
+        <w:spacing w:line="240" w:lineRule="auto"/>
+        <w:ind w:left="720"/>
+      </w:pPr>
+      <w:r>
+        <w:rPr>
+          <w:lang w:val="sw_KE" w:bidi="sw_KE"/>
+        </w:rPr>
+      </w:r>
+      <w:r>
+        <w:rPr>
+          <w:lang w:val="sw_KE" w:bidi="sw_KE"/>
+        </w:rPr>
+        <w:t>Mathayo 20:29–31</w:t>
+      </w:r>
+    </w:p>
+    <w:p>
+      <w:pPr>
+        <w:pStyle w:val="ListBullet"/>
+        <w:spacing w:line="240" w:lineRule="auto"/>
+        <w:ind w:left="720"/>
+      </w:pPr>
+      <w:r>
+        <w:rPr>
+          <w:lang w:val="sw_KE" w:bidi="sw_KE"/>
+        </w:rPr>
+      </w:r>
+      <w:r>
+        <w:rPr>
+          <w:lang w:val="sw_KE" w:bidi="sw_KE"/>
+        </w:rPr>
+        <w:t>Hesabu 22:1</w:t>
+      </w:r>
     </w:p>
     <w:p>
       <w:pPr>
@@ -6644,114 +6164,84 @@
           <w:lang w:val="sw_KE" w:bidi="sw_KE"/>
         </w:rPr>
       </w:r>
-      <w:hyperlink r:id="rId93">
-        <w:r>
-          <w:rPr>
-            <w:lang w:val="sw_KE" w:bidi="sw_KE"/>
-          </w:rPr>
-          <w:rPr>
-            <w:color w:val="0000EE"/>
-            <w:u w:val="single"/>
-          </w:rPr>
-          <w:t>1 Mambo ya Nyakati 5:16–17</w:t>
-        </w:r>
-      </w:hyperlink>
-    </w:p>
-    <w:p>
-      <w:pPr>
-        <w:pStyle w:val="ListBullet"/>
-        <w:spacing w:line="240" w:lineRule="auto"/>
-        <w:ind w:left="720"/>
-      </w:pPr>
-      <w:r>
-        <w:rPr>
-          <w:lang w:val="sw_KE" w:bidi="sw_KE"/>
-        </w:rPr>
-      </w:r>
-      <w:hyperlink r:id="rId94">
-        <w:r>
-          <w:rPr>
-            <w:lang w:val="sw_KE" w:bidi="sw_KE"/>
-          </w:rPr>
-          <w:rPr>
-            <w:color w:val="0000EE"/>
-            <w:u w:val="single"/>
-          </w:rPr>
-          <w:t>1 Wafalme 12:2</w:t>
-        </w:r>
-      </w:hyperlink>
-    </w:p>
-    <w:p>
-      <w:pPr>
-        <w:pStyle w:val="ListBullet"/>
-        <w:spacing w:line="240" w:lineRule="auto"/>
-        <w:ind w:left="720"/>
-      </w:pPr>
-      <w:r>
-        <w:rPr>
-          <w:lang w:val="sw_KE" w:bidi="sw_KE"/>
-        </w:rPr>
-      </w:r>
-      <w:hyperlink r:id="rId95">
-        <w:r>
-          <w:rPr>
-            <w:lang w:val="sw_KE" w:bidi="sw_KE"/>
-          </w:rPr>
-          <w:rPr>
-            <w:color w:val="0000EE"/>
-            <w:u w:val="single"/>
-          </w:rPr>
-          <w:t>2 Mambo ya Nyakati 9:29</w:t>
-        </w:r>
-      </w:hyperlink>
-    </w:p>
-    <w:p>
-      <w:pPr>
-        <w:pStyle w:val="ListBullet"/>
-        <w:spacing w:line="240" w:lineRule="auto"/>
-        <w:ind w:left="720"/>
-      </w:pPr>
-      <w:r>
-        <w:rPr>
-          <w:lang w:val="sw_KE" w:bidi="sw_KE"/>
-        </w:rPr>
-      </w:r>
-      <w:hyperlink r:id="rId96">
-        <w:r>
-          <w:rPr>
-            <w:lang w:val="sw_KE" w:bidi="sw_KE"/>
-          </w:rPr>
-          <w:rPr>
-            <w:color w:val="0000EE"/>
-            <w:u w:val="single"/>
-          </w:rPr>
-          <w:t>2 Wafalme 3:1–3</w:t>
-        </w:r>
-      </w:hyperlink>
-    </w:p>
-    <w:p>
-      <w:pPr>
-        <w:pStyle w:val="ListBullet"/>
-        <w:spacing w:line="240" w:lineRule="auto"/>
-        <w:ind w:left="720"/>
-      </w:pPr>
-      <w:r>
-        <w:rPr>
-          <w:lang w:val="sw_KE" w:bidi="sw_KE"/>
-        </w:rPr>
-      </w:r>
-      <w:hyperlink r:id="rId97">
-        <w:r>
-          <w:rPr>
-            <w:lang w:val="sw_KE" w:bidi="sw_KE"/>
-          </w:rPr>
-          <w:rPr>
-            <w:color w:val="0000EE"/>
-            <w:u w:val="single"/>
-          </w:rPr>
-          <w:t>Amosi 1:1</w:t>
-        </w:r>
-      </w:hyperlink>
+      <w:r>
+        <w:rPr>
+          <w:lang w:val="sw_KE" w:bidi="sw_KE"/>
+        </w:rPr>
+        <w:t>1 Mambo ya Nyakati 5:16–17</w:t>
+      </w:r>
+    </w:p>
+    <w:p>
+      <w:pPr>
+        <w:pStyle w:val="ListBullet"/>
+        <w:spacing w:line="240" w:lineRule="auto"/>
+        <w:ind w:left="720"/>
+      </w:pPr>
+      <w:r>
+        <w:rPr>
+          <w:lang w:val="sw_KE" w:bidi="sw_KE"/>
+        </w:rPr>
+      </w:r>
+      <w:r>
+        <w:rPr>
+          <w:lang w:val="sw_KE" w:bidi="sw_KE"/>
+        </w:rPr>
+        <w:t>1 Wafalme 12:2</w:t>
+      </w:r>
+    </w:p>
+    <w:p>
+      <w:pPr>
+        <w:pStyle w:val="ListBullet"/>
+        <w:spacing w:line="240" w:lineRule="auto"/>
+        <w:ind w:left="720"/>
+      </w:pPr>
+      <w:r>
+        <w:rPr>
+          <w:lang w:val="sw_KE" w:bidi="sw_KE"/>
+        </w:rPr>
+      </w:r>
+      <w:r>
+        <w:rPr>
+          <w:lang w:val="sw_KE" w:bidi="sw_KE"/>
+        </w:rPr>
+        <w:t>2 Mambo ya Nyakati 9:29</w:t>
+      </w:r>
+    </w:p>
+    <w:p>
+      <w:pPr>
+        <w:pStyle w:val="ListBullet"/>
+        <w:spacing w:line="240" w:lineRule="auto"/>
+        <w:ind w:left="720"/>
+      </w:pPr>
+      <w:r>
+        <w:rPr>
+          <w:lang w:val="sw_KE" w:bidi="sw_KE"/>
+        </w:rPr>
+      </w:r>
+      <w:r>
+        <w:rPr>
+          <w:lang w:val="sw_KE" w:bidi="sw_KE"/>
+        </w:rPr>
+        <w:t>2 Wafalme 3:1–3</w:t>
+      </w:r>
+    </w:p>
+    <w:p>
+      <w:pPr>
+        <w:pStyle w:val="ListBullet"/>
+        <w:spacing w:line="240" w:lineRule="auto"/>
+        <w:ind w:left="720"/>
+      </w:pPr>
+      <w:r>
+        <w:rPr>
+          <w:lang w:val="sw_KE" w:bidi="sw_KE"/>
+        </w:rPr>
+      </w:r>
+      <w:r>
+        <w:rPr>
+          <w:lang w:val="sw_KE" w:bidi="sw_KE"/>
+        </w:rPr>
+        <w:t>Amosi 1:1</w:t>
+      </w:r>
     </w:p>
     <w:p>
       <w:pPr>
@@ -7150,210 +6640,156 @@
           <w:lang w:val="sw_KE" w:bidi="sw_KE"/>
         </w:rPr>
       </w:r>
-      <w:hyperlink r:id="rId98">
-        <w:r>
-          <w:rPr>
-            <w:lang w:val="sw_KE" w:bidi="sw_KE"/>
-          </w:rPr>
-          <w:rPr>
-            <w:color w:val="0000EE"/>
-            <w:u w:val="single"/>
-          </w:rPr>
-          <w:t>Wagalatia 4:26–27</w:t>
-        </w:r>
-      </w:hyperlink>
-    </w:p>
-    <w:p>
-      <w:pPr>
-        <w:pStyle w:val="ListBullet"/>
-        <w:spacing w:line="240" w:lineRule="auto"/>
-        <w:ind w:left="720"/>
-      </w:pPr>
-      <w:r>
-        <w:rPr>
-          <w:lang w:val="sw_KE" w:bidi="sw_KE"/>
-        </w:rPr>
-      </w:r>
-      <w:hyperlink r:id="rId99">
-        <w:r>
-          <w:rPr>
-            <w:lang w:val="sw_KE" w:bidi="sw_KE"/>
-          </w:rPr>
-          <w:rPr>
-            <w:color w:val="0000EE"/>
-            <w:u w:val="single"/>
-          </w:rPr>
-          <w:t>Yohana 2:13</w:t>
-        </w:r>
-      </w:hyperlink>
-    </w:p>
-    <w:p>
-      <w:pPr>
-        <w:pStyle w:val="ListBullet"/>
-        <w:spacing w:line="240" w:lineRule="auto"/>
-        <w:ind w:left="720"/>
-      </w:pPr>
-      <w:r>
-        <w:rPr>
-          <w:lang w:val="sw_KE" w:bidi="sw_KE"/>
-        </w:rPr>
-      </w:r>
-      <w:hyperlink r:id="rId100">
-        <w:r>
-          <w:rPr>
-            <w:lang w:val="sw_KE" w:bidi="sw_KE"/>
-          </w:rPr>
-          <w:rPr>
-            <w:color w:val="0000EE"/>
-            <w:u w:val="single"/>
-          </w:rPr>
-          <w:t>Luka 4:9–11</w:t>
-        </w:r>
-      </w:hyperlink>
-    </w:p>
-    <w:p>
-      <w:pPr>
-        <w:pStyle w:val="ListBullet"/>
-        <w:spacing w:line="240" w:lineRule="auto"/>
-        <w:ind w:left="720"/>
-      </w:pPr>
-      <w:r>
-        <w:rPr>
-          <w:lang w:val="sw_KE" w:bidi="sw_KE"/>
-        </w:rPr>
-      </w:r>
-      <w:hyperlink r:id="rId101">
-        <w:r>
-          <w:rPr>
-            <w:lang w:val="sw_KE" w:bidi="sw_KE"/>
-          </w:rPr>
-          <w:rPr>
-            <w:color w:val="0000EE"/>
-            <w:u w:val="single"/>
-          </w:rPr>
-          <w:t>Luka 13:5</w:t>
-        </w:r>
-      </w:hyperlink>
-    </w:p>
-    <w:p>
-      <w:pPr>
-        <w:pStyle w:val="ListBullet"/>
-        <w:spacing w:line="240" w:lineRule="auto"/>
-        <w:ind w:left="720"/>
-      </w:pPr>
-      <w:r>
-        <w:rPr>
-          <w:lang w:val="sw_KE" w:bidi="sw_KE"/>
-        </w:rPr>
-      </w:r>
-      <w:hyperlink r:id="rId102">
-        <w:r>
-          <w:rPr>
-            <w:lang w:val="sw_KE" w:bidi="sw_KE"/>
-          </w:rPr>
-          <w:rPr>
-            <w:color w:val="0000EE"/>
-            <w:u w:val="single"/>
-          </w:rPr>
-          <w:t>Marko 3:7–8</w:t>
-        </w:r>
-      </w:hyperlink>
-    </w:p>
-    <w:p>
-      <w:pPr>
-        <w:pStyle w:val="ListBullet"/>
-        <w:spacing w:line="240" w:lineRule="auto"/>
-        <w:ind w:left="720"/>
-      </w:pPr>
-      <w:r>
-        <w:rPr>
-          <w:lang w:val="sw_KE" w:bidi="sw_KE"/>
-        </w:rPr>
-      </w:r>
-      <w:hyperlink r:id="rId103">
-        <w:r>
-          <w:rPr>
-            <w:lang w:val="sw_KE" w:bidi="sw_KE"/>
-          </w:rPr>
-          <w:rPr>
-            <w:color w:val="0000EE"/>
-            <w:u w:val="single"/>
-          </w:rPr>
-          <w:t>Marko 3:20–22</w:t>
-        </w:r>
-      </w:hyperlink>
-    </w:p>
-    <w:p>
-      <w:pPr>
-        <w:pStyle w:val="ListBullet"/>
-        <w:spacing w:line="240" w:lineRule="auto"/>
-        <w:ind w:left="720"/>
-      </w:pPr>
-      <w:r>
-        <w:rPr>
-          <w:lang w:val="sw_KE" w:bidi="sw_KE"/>
-        </w:rPr>
-      </w:r>
-      <w:hyperlink r:id="rId104">
-        <w:r>
-          <w:rPr>
-            <w:lang w:val="sw_KE" w:bidi="sw_KE"/>
-          </w:rPr>
-          <w:rPr>
-            <w:color w:val="0000EE"/>
-            <w:u w:val="single"/>
-          </w:rPr>
-          <w:t>Mathayo 3:6</w:t>
-        </w:r>
-      </w:hyperlink>
-    </w:p>
-    <w:p>
-      <w:pPr>
-        <w:pStyle w:val="ListBullet"/>
-        <w:spacing w:line="240" w:lineRule="auto"/>
-        <w:ind w:left="720"/>
-      </w:pPr>
-      <w:r>
-        <w:rPr>
-          <w:lang w:val="sw_KE" w:bidi="sw_KE"/>
-        </w:rPr>
-      </w:r>
-      <w:hyperlink r:id="rId105">
-        <w:r>
-          <w:rPr>
-            <w:lang w:val="sw_KE" w:bidi="sw_KE"/>
-          </w:rPr>
-          <w:rPr>
-            <w:color w:val="0000EE"/>
-            <w:u w:val="single"/>
-          </w:rPr>
-          <w:t>Mathayo 4:23–25</w:t>
-        </w:r>
-      </w:hyperlink>
-    </w:p>
-    <w:p>
-      <w:pPr>
-        <w:pStyle w:val="ListBullet"/>
-        <w:spacing w:line="240" w:lineRule="auto"/>
-        <w:ind w:left="720"/>
-      </w:pPr>
-      <w:r>
-        <w:rPr>
-          <w:lang w:val="sw_KE" w:bidi="sw_KE"/>
-        </w:rPr>
-      </w:r>
-      <w:hyperlink r:id="rId106">
-        <w:r>
-          <w:rPr>
-            <w:lang w:val="sw_KE" w:bidi="sw_KE"/>
-          </w:rPr>
-          <w:rPr>
-            <w:color w:val="0000EE"/>
-            <w:u w:val="single"/>
-          </w:rPr>
-          <w:t>Mathayo 20:17</w:t>
-        </w:r>
-      </w:hyperlink>
+      <w:r>
+        <w:rPr>
+          <w:lang w:val="sw_KE" w:bidi="sw_KE"/>
+        </w:rPr>
+        <w:t>Wagalatia 4:26–27</w:t>
+      </w:r>
+    </w:p>
+    <w:p>
+      <w:pPr>
+        <w:pStyle w:val="ListBullet"/>
+        <w:spacing w:line="240" w:lineRule="auto"/>
+        <w:ind w:left="720"/>
+      </w:pPr>
+      <w:r>
+        <w:rPr>
+          <w:lang w:val="sw_KE" w:bidi="sw_KE"/>
+        </w:rPr>
+      </w:r>
+      <w:r>
+        <w:rPr>
+          <w:lang w:val="sw_KE" w:bidi="sw_KE"/>
+        </w:rPr>
+        <w:t>Yohana 2:13</w:t>
+      </w:r>
+    </w:p>
+    <w:p>
+      <w:pPr>
+        <w:pStyle w:val="ListBullet"/>
+        <w:spacing w:line="240" w:lineRule="auto"/>
+        <w:ind w:left="720"/>
+      </w:pPr>
+      <w:r>
+        <w:rPr>
+          <w:lang w:val="sw_KE" w:bidi="sw_KE"/>
+        </w:rPr>
+      </w:r>
+      <w:r>
+        <w:rPr>
+          <w:lang w:val="sw_KE" w:bidi="sw_KE"/>
+        </w:rPr>
+        <w:t>Luka 4:9–11</w:t>
+      </w:r>
+    </w:p>
+    <w:p>
+      <w:pPr>
+        <w:pStyle w:val="ListBullet"/>
+        <w:spacing w:line="240" w:lineRule="auto"/>
+        <w:ind w:left="720"/>
+      </w:pPr>
+      <w:r>
+        <w:rPr>
+          <w:lang w:val="sw_KE" w:bidi="sw_KE"/>
+        </w:rPr>
+      </w:r>
+      <w:r>
+        <w:rPr>
+          <w:lang w:val="sw_KE" w:bidi="sw_KE"/>
+        </w:rPr>
+        <w:t>Luka 13:5</w:t>
+      </w:r>
+    </w:p>
+    <w:p>
+      <w:pPr>
+        <w:pStyle w:val="ListBullet"/>
+        <w:spacing w:line="240" w:lineRule="auto"/>
+        <w:ind w:left="720"/>
+      </w:pPr>
+      <w:r>
+        <w:rPr>
+          <w:lang w:val="sw_KE" w:bidi="sw_KE"/>
+        </w:rPr>
+      </w:r>
+      <w:r>
+        <w:rPr>
+          <w:lang w:val="sw_KE" w:bidi="sw_KE"/>
+        </w:rPr>
+        <w:t>Marko 3:7–8</w:t>
+      </w:r>
+    </w:p>
+    <w:p>
+      <w:pPr>
+        <w:pStyle w:val="ListBullet"/>
+        <w:spacing w:line="240" w:lineRule="auto"/>
+        <w:ind w:left="720"/>
+      </w:pPr>
+      <w:r>
+        <w:rPr>
+          <w:lang w:val="sw_KE" w:bidi="sw_KE"/>
+        </w:rPr>
+      </w:r>
+      <w:r>
+        <w:rPr>
+          <w:lang w:val="sw_KE" w:bidi="sw_KE"/>
+        </w:rPr>
+        <w:t>Marko 3:20–22</w:t>
+      </w:r>
+    </w:p>
+    <w:p>
+      <w:pPr>
+        <w:pStyle w:val="ListBullet"/>
+        <w:spacing w:line="240" w:lineRule="auto"/>
+        <w:ind w:left="720"/>
+      </w:pPr>
+      <w:r>
+        <w:rPr>
+          <w:lang w:val="sw_KE" w:bidi="sw_KE"/>
+        </w:rPr>
+      </w:r>
+      <w:r>
+        <w:rPr>
+          <w:lang w:val="sw_KE" w:bidi="sw_KE"/>
+        </w:rPr>
+        <w:t>Mathayo 3:6</w:t>
+      </w:r>
+    </w:p>
+    <w:p>
+      <w:pPr>
+        <w:pStyle w:val="ListBullet"/>
+        <w:spacing w:line="240" w:lineRule="auto"/>
+        <w:ind w:left="720"/>
+      </w:pPr>
+      <w:r>
+        <w:rPr>
+          <w:lang w:val="sw_KE" w:bidi="sw_KE"/>
+        </w:rPr>
+      </w:r>
+      <w:r>
+        <w:rPr>
+          <w:lang w:val="sw_KE" w:bidi="sw_KE"/>
+        </w:rPr>
+        <w:t>Mathayo 4:23–25</w:t>
+      </w:r>
+    </w:p>
+    <w:p>
+      <w:pPr>
+        <w:pStyle w:val="ListBullet"/>
+        <w:spacing w:line="240" w:lineRule="auto"/>
+        <w:ind w:left="720"/>
+      </w:pPr>
+      <w:r>
+        <w:rPr>
+          <w:lang w:val="sw_KE" w:bidi="sw_KE"/>
+        </w:rPr>
+      </w:r>
+      <w:r>
+        <w:rPr>
+          <w:lang w:val="sw_KE" w:bidi="sw_KE"/>
+        </w:rPr>
+        <w:t>Mathayo 20:17</w:t>
+      </w:r>
     </w:p>
     <w:p>
       <w:pPr>
@@ -7958,114 +7394,84 @@
           <w:lang w:val="sw_KE" w:bidi="sw_KE"/>
         </w:rPr>
       </w:r>
-      <w:hyperlink r:id="rId107">
-        <w:r>
-          <w:rPr>
-            <w:lang w:val="sw_KE" w:bidi="sw_KE"/>
-          </w:rPr>
-          <w:rPr>
-            <w:color w:val="0000EE"/>
-            <w:u w:val="single"/>
-          </w:rPr>
-          <w:t>1 Mambo ya Nyakati 2:12</w:t>
-        </w:r>
-      </w:hyperlink>
-    </w:p>
-    <w:p>
-      <w:pPr>
-        <w:pStyle w:val="ListBullet"/>
-        <w:spacing w:line="240" w:lineRule="auto"/>
-        <w:ind w:left="720"/>
-      </w:pPr>
-      <w:r>
-        <w:rPr>
-          <w:lang w:val="sw_KE" w:bidi="sw_KE"/>
-        </w:rPr>
-      </w:r>
-      <w:hyperlink r:id="rId108">
-        <w:r>
-          <w:rPr>
-            <w:lang w:val="sw_KE" w:bidi="sw_KE"/>
-          </w:rPr>
-          <w:rPr>
-            <w:color w:val="0000EE"/>
-            <w:u w:val="single"/>
-          </w:rPr>
-          <w:t>1 Wafalme 12:16</w:t>
-        </w:r>
-      </w:hyperlink>
-    </w:p>
-    <w:p>
-      <w:pPr>
-        <w:pStyle w:val="ListBullet"/>
-        <w:spacing w:line="240" w:lineRule="auto"/>
-        <w:ind w:left="720"/>
-      </w:pPr>
-      <w:r>
-        <w:rPr>
-          <w:lang w:val="sw_KE" w:bidi="sw_KE"/>
-        </w:rPr>
-      </w:r>
-      <w:hyperlink r:id="rId109">
-        <w:r>
-          <w:rPr>
-            <w:lang w:val="sw_KE" w:bidi="sw_KE"/>
-          </w:rPr>
-          <w:rPr>
-            <w:color w:val="0000EE"/>
-            <w:u w:val="single"/>
-          </w:rPr>
-          <w:t>1 Samweli 16:1</w:t>
-        </w:r>
-      </w:hyperlink>
-    </w:p>
-    <w:p>
-      <w:pPr>
-        <w:pStyle w:val="ListBullet"/>
-        <w:spacing w:line="240" w:lineRule="auto"/>
-        <w:ind w:left="720"/>
-      </w:pPr>
-      <w:r>
-        <w:rPr>
-          <w:lang w:val="sw_KE" w:bidi="sw_KE"/>
-        </w:rPr>
-      </w:r>
-      <w:hyperlink r:id="rId110">
-        <w:r>
-          <w:rPr>
-            <w:lang w:val="sw_KE" w:bidi="sw_KE"/>
-          </w:rPr>
-          <w:rPr>
-            <w:color w:val="0000EE"/>
-            <w:u w:val="single"/>
-          </w:rPr>
-          <w:t>Luka 3:32</w:t>
-        </w:r>
-      </w:hyperlink>
-    </w:p>
-    <w:p>
-      <w:pPr>
-        <w:pStyle w:val="ListBullet"/>
-        <w:spacing w:line="240" w:lineRule="auto"/>
-        <w:ind w:left="720"/>
-      </w:pPr>
-      <w:r>
-        <w:rPr>
-          <w:lang w:val="sw_KE" w:bidi="sw_KE"/>
-        </w:rPr>
-      </w:r>
-      <w:hyperlink r:id="rId111">
-        <w:r>
-          <w:rPr>
-            <w:lang w:val="sw_KE" w:bidi="sw_KE"/>
-          </w:rPr>
-          <w:rPr>
-            <w:color w:val="0000EE"/>
-            <w:u w:val="single"/>
-          </w:rPr>
-          <w:t>Mathayo 1:4–6</w:t>
-        </w:r>
-      </w:hyperlink>
+      <w:r>
+        <w:rPr>
+          <w:lang w:val="sw_KE" w:bidi="sw_KE"/>
+        </w:rPr>
+        <w:t>1 Mambo ya Nyakati 2:12</w:t>
+      </w:r>
+    </w:p>
+    <w:p>
+      <w:pPr>
+        <w:pStyle w:val="ListBullet"/>
+        <w:spacing w:line="240" w:lineRule="auto"/>
+        <w:ind w:left="720"/>
+      </w:pPr>
+      <w:r>
+        <w:rPr>
+          <w:lang w:val="sw_KE" w:bidi="sw_KE"/>
+        </w:rPr>
+      </w:r>
+      <w:r>
+        <w:rPr>
+          <w:lang w:val="sw_KE" w:bidi="sw_KE"/>
+        </w:rPr>
+        <w:t>1 Wafalme 12:16</w:t>
+      </w:r>
+    </w:p>
+    <w:p>
+      <w:pPr>
+        <w:pStyle w:val="ListBullet"/>
+        <w:spacing w:line="240" w:lineRule="auto"/>
+        <w:ind w:left="720"/>
+      </w:pPr>
+      <w:r>
+        <w:rPr>
+          <w:lang w:val="sw_KE" w:bidi="sw_KE"/>
+        </w:rPr>
+      </w:r>
+      <w:r>
+        <w:rPr>
+          <w:lang w:val="sw_KE" w:bidi="sw_KE"/>
+        </w:rPr>
+        <w:t>1 Samweli 16:1</w:t>
+      </w:r>
+    </w:p>
+    <w:p>
+      <w:pPr>
+        <w:pStyle w:val="ListBullet"/>
+        <w:spacing w:line="240" w:lineRule="auto"/>
+        <w:ind w:left="720"/>
+      </w:pPr>
+      <w:r>
+        <w:rPr>
+          <w:lang w:val="sw_KE" w:bidi="sw_KE"/>
+        </w:rPr>
+      </w:r>
+      <w:r>
+        <w:rPr>
+          <w:lang w:val="sw_KE" w:bidi="sw_KE"/>
+        </w:rPr>
+        <w:t>Luka 3:32</w:t>
+      </w:r>
+    </w:p>
+    <w:p>
+      <w:pPr>
+        <w:pStyle w:val="ListBullet"/>
+        <w:spacing w:line="240" w:lineRule="auto"/>
+        <w:ind w:left="720"/>
+      </w:pPr>
+      <w:r>
+        <w:rPr>
+          <w:lang w:val="sw_KE" w:bidi="sw_KE"/>
+        </w:rPr>
+      </w:r>
+      <w:r>
+        <w:rPr>
+          <w:lang w:val="sw_KE" w:bidi="sw_KE"/>
+        </w:rPr>
+        <w:t>Mathayo 1:4–6</w:t>
+      </w:r>
     </w:p>
     <w:p>
       <w:pPr>
@@ -8420,450 +7826,336 @@
           <w:lang w:val="sw_KE" w:bidi="sw_KE"/>
         </w:rPr>
       </w:r>
-      <w:hyperlink r:id="rId112">
-        <w:r>
-          <w:rPr>
-            <w:lang w:val="sw_KE" w:bidi="sw_KE"/>
-          </w:rPr>
-          <w:rPr>
-            <w:color w:val="0000EE"/>
-            <w:u w:val="single"/>
-          </w:rPr>
-          <w:t>1 Wakorintho 6:11</w:t>
-        </w:r>
-      </w:hyperlink>
-    </w:p>
-    <w:p>
-      <w:pPr>
-        <w:pStyle w:val="ListBullet"/>
-        <w:spacing w:line="240" w:lineRule="auto"/>
-        <w:ind w:left="720"/>
-      </w:pPr>
-      <w:r>
-        <w:rPr>
-          <w:lang w:val="sw_KE" w:bidi="sw_KE"/>
-        </w:rPr>
-      </w:r>
-      <w:hyperlink r:id="rId113">
-        <w:r>
-          <w:rPr>
-            <w:lang w:val="sw_KE" w:bidi="sw_KE"/>
-          </w:rPr>
-          <w:rPr>
-            <w:color w:val="0000EE"/>
-            <w:u w:val="single"/>
-          </w:rPr>
-          <w:t>1 Yohana 2:2</w:t>
-        </w:r>
-      </w:hyperlink>
-    </w:p>
-    <w:p>
-      <w:pPr>
-        <w:pStyle w:val="ListBullet"/>
-        <w:spacing w:line="240" w:lineRule="auto"/>
-        <w:ind w:left="720"/>
-      </w:pPr>
-      <w:r>
-        <w:rPr>
-          <w:lang w:val="sw_KE" w:bidi="sw_KE"/>
-        </w:rPr>
-      </w:r>
-      <w:hyperlink r:id="rId114">
-        <w:r>
-          <w:rPr>
-            <w:lang w:val="sw_KE" w:bidi="sw_KE"/>
-          </w:rPr>
-          <w:rPr>
-            <w:color w:val="0000EE"/>
-            <w:u w:val="single"/>
-          </w:rPr>
-          <w:t>1 Yohana 4:15</w:t>
-        </w:r>
-      </w:hyperlink>
-    </w:p>
-    <w:p>
-      <w:pPr>
-        <w:pStyle w:val="ListBullet"/>
-        <w:spacing w:line="240" w:lineRule="auto"/>
-        <w:ind w:left="720"/>
-      </w:pPr>
-      <w:r>
-        <w:rPr>
-          <w:lang w:val="sw_KE" w:bidi="sw_KE"/>
-        </w:rPr>
-      </w:r>
-      <w:hyperlink r:id="rId115">
-        <w:r>
-          <w:rPr>
-            <w:lang w:val="sw_KE" w:bidi="sw_KE"/>
-          </w:rPr>
-          <w:rPr>
-            <w:color w:val="0000EE"/>
-            <w:u w:val="single"/>
-          </w:rPr>
-          <w:t>1 Timotheo 1:2</w:t>
-        </w:r>
-      </w:hyperlink>
-    </w:p>
-    <w:p>
-      <w:pPr>
-        <w:pStyle w:val="ListBullet"/>
-        <w:spacing w:line="240" w:lineRule="auto"/>
-        <w:ind w:left="720"/>
-      </w:pPr>
-      <w:r>
-        <w:rPr>
-          <w:lang w:val="sw_KE" w:bidi="sw_KE"/>
-        </w:rPr>
-      </w:r>
-      <w:hyperlink r:id="rId116">
-        <w:r>
-          <w:rPr>
-            <w:lang w:val="sw_KE" w:bidi="sw_KE"/>
-          </w:rPr>
-          <w:rPr>
-            <w:color w:val="0000EE"/>
-            <w:u w:val="single"/>
-          </w:rPr>
-          <w:t>2 Petro 1:2</w:t>
-        </w:r>
-      </w:hyperlink>
-    </w:p>
-    <w:p>
-      <w:pPr>
-        <w:pStyle w:val="ListBullet"/>
-        <w:spacing w:line="240" w:lineRule="auto"/>
-        <w:ind w:left="720"/>
-      </w:pPr>
-      <w:r>
-        <w:rPr>
-          <w:lang w:val="sw_KE" w:bidi="sw_KE"/>
-        </w:rPr>
-      </w:r>
-      <w:hyperlink r:id="rId117">
-        <w:r>
-          <w:rPr>
-            <w:lang w:val="sw_KE" w:bidi="sw_KE"/>
-          </w:rPr>
-          <w:rPr>
-            <w:color w:val="0000EE"/>
-            <w:u w:val="single"/>
-          </w:rPr>
-          <w:t>2 Wathesalonike 2:15</w:t>
-        </w:r>
-      </w:hyperlink>
-    </w:p>
-    <w:p>
-      <w:pPr>
-        <w:pStyle w:val="ListBullet"/>
-        <w:spacing w:line="240" w:lineRule="auto"/>
-        <w:ind w:left="720"/>
-      </w:pPr>
-      <w:r>
-        <w:rPr>
-          <w:lang w:val="sw_KE" w:bidi="sw_KE"/>
-        </w:rPr>
-      </w:r>
-      <w:hyperlink r:id="rId118">
-        <w:r>
-          <w:rPr>
-            <w:lang w:val="sw_KE" w:bidi="sw_KE"/>
-          </w:rPr>
-          <w:rPr>
-            <w:color w:val="0000EE"/>
-            <w:u w:val="single"/>
-          </w:rPr>
-          <w:t>2 Timotheo 1:10</w:t>
-        </w:r>
-      </w:hyperlink>
-    </w:p>
-    <w:p>
-      <w:pPr>
-        <w:pStyle w:val="ListBullet"/>
-        <w:spacing w:line="240" w:lineRule="auto"/>
-        <w:ind w:left="720"/>
-      </w:pPr>
-      <w:r>
-        <w:rPr>
-          <w:lang w:val="sw_KE" w:bidi="sw_KE"/>
-        </w:rPr>
-      </w:r>
-      <w:hyperlink r:id="rId119">
-        <w:r>
-          <w:rPr>
-            <w:lang w:val="sw_KE" w:bidi="sw_KE"/>
-          </w:rPr>
-          <w:rPr>
-            <w:color w:val="0000EE"/>
-            <w:u w:val="single"/>
-          </w:rPr>
-          <w:t>Matendo 2:23</w:t>
-        </w:r>
-      </w:hyperlink>
-    </w:p>
-    <w:p>
-      <w:pPr>
-        <w:pStyle w:val="ListBullet"/>
-        <w:spacing w:line="240" w:lineRule="auto"/>
-        <w:ind w:left="720"/>
-      </w:pPr>
-      <w:r>
-        <w:rPr>
-          <w:lang w:val="sw_KE" w:bidi="sw_KE"/>
-        </w:rPr>
-      </w:r>
-      <w:hyperlink r:id="rId120">
-        <w:r>
-          <w:rPr>
-            <w:lang w:val="sw_KE" w:bidi="sw_KE"/>
-          </w:rPr>
-          <w:rPr>
-            <w:color w:val="0000EE"/>
-            <w:u w:val="single"/>
-          </w:rPr>
-          <w:t>Matendo 5:30</w:t>
-        </w:r>
-      </w:hyperlink>
-    </w:p>
-    <w:p>
-      <w:pPr>
-        <w:pStyle w:val="ListBullet"/>
-        <w:spacing w:line="240" w:lineRule="auto"/>
-        <w:ind w:left="720"/>
-      </w:pPr>
-      <w:r>
-        <w:rPr>
-          <w:lang w:val="sw_KE" w:bidi="sw_KE"/>
-        </w:rPr>
-      </w:r>
-      <w:hyperlink r:id="rId121">
-        <w:r>
-          <w:rPr>
-            <w:lang w:val="sw_KE" w:bidi="sw_KE"/>
-          </w:rPr>
-          <w:rPr>
-            <w:color w:val="0000EE"/>
-            <w:u w:val="single"/>
-          </w:rPr>
-          <w:t>Matendo 10:36</w:t>
-        </w:r>
-      </w:hyperlink>
-    </w:p>
-    <w:p>
-      <w:pPr>
-        <w:pStyle w:val="ListBullet"/>
-        <w:spacing w:line="240" w:lineRule="auto"/>
-        <w:ind w:left="720"/>
-      </w:pPr>
-      <w:r>
-        <w:rPr>
-          <w:lang w:val="sw_KE" w:bidi="sw_KE"/>
-        </w:rPr>
-      </w:r>
-      <w:hyperlink r:id="rId122">
-        <w:r>
-          <w:rPr>
-            <w:lang w:val="sw_KE" w:bidi="sw_KE"/>
-          </w:rPr>
-          <w:rPr>
-            <w:color w:val="0000EE"/>
-            <w:u w:val="single"/>
-          </w:rPr>
-          <w:t>Waebrania 9:14</w:t>
-        </w:r>
-      </w:hyperlink>
-    </w:p>
-    <w:p>
-      <w:pPr>
-        <w:pStyle w:val="ListBullet"/>
-        <w:spacing w:line="240" w:lineRule="auto"/>
-        <w:ind w:left="720"/>
-      </w:pPr>
-      <w:r>
-        <w:rPr>
-          <w:lang w:val="sw_KE" w:bidi="sw_KE"/>
-        </w:rPr>
-      </w:r>
-      <w:hyperlink r:id="rId123">
-        <w:r>
-          <w:rPr>
-            <w:lang w:val="sw_KE" w:bidi="sw_KE"/>
-          </w:rPr>
-          <w:rPr>
-            <w:color w:val="0000EE"/>
-            <w:u w:val="single"/>
-          </w:rPr>
-          <w:t>Waebrania 10:22</w:t>
-        </w:r>
-      </w:hyperlink>
-    </w:p>
-    <w:p>
-      <w:pPr>
-        <w:pStyle w:val="ListBullet"/>
-        <w:spacing w:line="240" w:lineRule="auto"/>
-        <w:ind w:left="720"/>
-      </w:pPr>
-      <w:r>
-        <w:rPr>
-          <w:lang w:val="sw_KE" w:bidi="sw_KE"/>
-        </w:rPr>
-      </w:r>
-      <w:hyperlink r:id="rId124">
-        <w:r>
-          <w:rPr>
-            <w:lang w:val="sw_KE" w:bidi="sw_KE"/>
-          </w:rPr>
-          <w:rPr>
-            <w:color w:val="0000EE"/>
-            <w:u w:val="single"/>
-          </w:rPr>
-          <w:t>Luka 24:20</w:t>
-        </w:r>
-      </w:hyperlink>
-    </w:p>
-    <w:p>
-      <w:pPr>
-        <w:pStyle w:val="ListBullet"/>
-        <w:spacing w:line="240" w:lineRule="auto"/>
-        <w:ind w:left="720"/>
-      </w:pPr>
-      <w:r>
-        <w:rPr>
-          <w:lang w:val="sw_KE" w:bidi="sw_KE"/>
-        </w:rPr>
-      </w:r>
-      <w:hyperlink r:id="rId125">
-        <w:r>
-          <w:rPr>
-            <w:lang w:val="sw_KE" w:bidi="sw_KE"/>
-          </w:rPr>
-          <w:rPr>
-            <w:color w:val="0000EE"/>
-            <w:u w:val="single"/>
-          </w:rPr>
-          <w:t>Mathayo 1:21</w:t>
-        </w:r>
-      </w:hyperlink>
-    </w:p>
-    <w:p>
-      <w:pPr>
-        <w:pStyle w:val="ListBullet"/>
-        <w:spacing w:line="240" w:lineRule="auto"/>
-        <w:ind w:left="720"/>
-      </w:pPr>
-      <w:r>
-        <w:rPr>
-          <w:lang w:val="sw_KE" w:bidi="sw_KE"/>
-        </w:rPr>
-      </w:r>
-      <w:hyperlink r:id="rId126">
-        <w:r>
-          <w:rPr>
-            <w:lang w:val="sw_KE" w:bidi="sw_KE"/>
-          </w:rPr>
-          <w:rPr>
-            <w:color w:val="0000EE"/>
-            <w:u w:val="single"/>
-          </w:rPr>
-          <w:t>Mathayo 4:3</w:t>
-        </w:r>
-      </w:hyperlink>
-    </w:p>
-    <w:p>
-      <w:pPr>
-        <w:pStyle w:val="ListBullet"/>
-        <w:spacing w:line="240" w:lineRule="auto"/>
-        <w:ind w:left="720"/>
-      </w:pPr>
-      <w:r>
-        <w:rPr>
-          <w:lang w:val="sw_KE" w:bidi="sw_KE"/>
-        </w:rPr>
-      </w:r>
-      <w:hyperlink r:id="rId127">
-        <w:r>
-          <w:rPr>
-            <w:lang w:val="sw_KE" w:bidi="sw_KE"/>
-          </w:rPr>
-          <w:rPr>
-            <w:color w:val="0000EE"/>
-            <w:u w:val="single"/>
-          </w:rPr>
-          <w:t>Wafilipi 2:5</w:t>
-        </w:r>
-      </w:hyperlink>
-    </w:p>
-    <w:p>
-      <w:pPr>
-        <w:pStyle w:val="ListBullet"/>
-        <w:spacing w:line="240" w:lineRule="auto"/>
-        <w:ind w:left="720"/>
-      </w:pPr>
-      <w:r>
-        <w:rPr>
-          <w:lang w:val="sw_KE" w:bidi="sw_KE"/>
-        </w:rPr>
-      </w:r>
-      <w:hyperlink r:id="rId128">
-        <w:r>
-          <w:rPr>
-            <w:lang w:val="sw_KE" w:bidi="sw_KE"/>
-          </w:rPr>
-          <w:rPr>
-            <w:color w:val="0000EE"/>
-            <w:u w:val="single"/>
-          </w:rPr>
-          <w:t>Wafilipi 2:10</w:t>
-        </w:r>
-      </w:hyperlink>
-    </w:p>
-    <w:p>
-      <w:pPr>
-        <w:pStyle w:val="ListBullet"/>
-        <w:spacing w:line="240" w:lineRule="auto"/>
-        <w:ind w:left="720"/>
-      </w:pPr>
-      <w:r>
-        <w:rPr>
-          <w:lang w:val="sw_KE" w:bidi="sw_KE"/>
-        </w:rPr>
-      </w:r>
-      <w:hyperlink r:id="rId129">
-        <w:r>
-          <w:rPr>
-            <w:lang w:val="sw_KE" w:bidi="sw_KE"/>
-          </w:rPr>
-          <w:rPr>
-            <w:color w:val="0000EE"/>
-            <w:u w:val="single"/>
-          </w:rPr>
-          <w:t>Wafilipi 4:21–23</w:t>
-        </w:r>
-      </w:hyperlink>
-    </w:p>
-    <w:p>
-      <w:pPr>
-        <w:pStyle w:val="ListBullet"/>
-        <w:spacing w:line="240" w:lineRule="auto"/>
-        <w:ind w:left="720"/>
-      </w:pPr>
-      <w:r>
-        <w:rPr>
-          <w:lang w:val="sw_KE" w:bidi="sw_KE"/>
-        </w:rPr>
-      </w:r>
-      <w:hyperlink r:id="rId130">
-        <w:r>
-          <w:rPr>
-            <w:lang w:val="sw_KE" w:bidi="sw_KE"/>
-          </w:rPr>
-          <w:rPr>
-            <w:color w:val="0000EE"/>
-            <w:u w:val="single"/>
-          </w:rPr>
-          <w:t>Ufunuo 1:6</w:t>
-        </w:r>
-      </w:hyperlink>
+      <w:r>
+        <w:rPr>
+          <w:lang w:val="sw_KE" w:bidi="sw_KE"/>
+        </w:rPr>
+        <w:t>1 Wakorintho 6:11</w:t>
+      </w:r>
+    </w:p>
+    <w:p>
+      <w:pPr>
+        <w:pStyle w:val="ListBullet"/>
+        <w:spacing w:line="240" w:lineRule="auto"/>
+        <w:ind w:left="720"/>
+      </w:pPr>
+      <w:r>
+        <w:rPr>
+          <w:lang w:val="sw_KE" w:bidi="sw_KE"/>
+        </w:rPr>
+      </w:r>
+      <w:r>
+        <w:rPr>
+          <w:lang w:val="sw_KE" w:bidi="sw_KE"/>
+        </w:rPr>
+        <w:t>1 Yohana 2:2</w:t>
+      </w:r>
+    </w:p>
+    <w:p>
+      <w:pPr>
+        <w:pStyle w:val="ListBullet"/>
+        <w:spacing w:line="240" w:lineRule="auto"/>
+        <w:ind w:left="720"/>
+      </w:pPr>
+      <w:r>
+        <w:rPr>
+          <w:lang w:val="sw_KE" w:bidi="sw_KE"/>
+        </w:rPr>
+      </w:r>
+      <w:r>
+        <w:rPr>
+          <w:lang w:val="sw_KE" w:bidi="sw_KE"/>
+        </w:rPr>
+        <w:t>1 Yohana 4:15</w:t>
+      </w:r>
+    </w:p>
+    <w:p>
+      <w:pPr>
+        <w:pStyle w:val="ListBullet"/>
+        <w:spacing w:line="240" w:lineRule="auto"/>
+        <w:ind w:left="720"/>
+      </w:pPr>
+      <w:r>
+        <w:rPr>
+          <w:lang w:val="sw_KE" w:bidi="sw_KE"/>
+        </w:rPr>
+      </w:r>
+      <w:r>
+        <w:rPr>
+          <w:lang w:val="sw_KE" w:bidi="sw_KE"/>
+        </w:rPr>
+        <w:t>1 Timotheo 1:2</w:t>
+      </w:r>
+    </w:p>
+    <w:p>
+      <w:pPr>
+        <w:pStyle w:val="ListBullet"/>
+        <w:spacing w:line="240" w:lineRule="auto"/>
+        <w:ind w:left="720"/>
+      </w:pPr>
+      <w:r>
+        <w:rPr>
+          <w:lang w:val="sw_KE" w:bidi="sw_KE"/>
+        </w:rPr>
+      </w:r>
+      <w:r>
+        <w:rPr>
+          <w:lang w:val="sw_KE" w:bidi="sw_KE"/>
+        </w:rPr>
+        <w:t>2 Petro 1:2</w:t>
+      </w:r>
+    </w:p>
+    <w:p>
+      <w:pPr>
+        <w:pStyle w:val="ListBullet"/>
+        <w:spacing w:line="240" w:lineRule="auto"/>
+        <w:ind w:left="720"/>
+      </w:pPr>
+      <w:r>
+        <w:rPr>
+          <w:lang w:val="sw_KE" w:bidi="sw_KE"/>
+        </w:rPr>
+      </w:r>
+      <w:r>
+        <w:rPr>
+          <w:lang w:val="sw_KE" w:bidi="sw_KE"/>
+        </w:rPr>
+        <w:t>2 Wathesalonike 2:15</w:t>
+      </w:r>
+    </w:p>
+    <w:p>
+      <w:pPr>
+        <w:pStyle w:val="ListBullet"/>
+        <w:spacing w:line="240" w:lineRule="auto"/>
+        <w:ind w:left="720"/>
+      </w:pPr>
+      <w:r>
+        <w:rPr>
+          <w:lang w:val="sw_KE" w:bidi="sw_KE"/>
+        </w:rPr>
+      </w:r>
+      <w:r>
+        <w:rPr>
+          <w:lang w:val="sw_KE" w:bidi="sw_KE"/>
+        </w:rPr>
+        <w:t>2 Timotheo 1:10</w:t>
+      </w:r>
+    </w:p>
+    <w:p>
+      <w:pPr>
+        <w:pStyle w:val="ListBullet"/>
+        <w:spacing w:line="240" w:lineRule="auto"/>
+        <w:ind w:left="720"/>
+      </w:pPr>
+      <w:r>
+        <w:rPr>
+          <w:lang w:val="sw_KE" w:bidi="sw_KE"/>
+        </w:rPr>
+      </w:r>
+      <w:r>
+        <w:rPr>
+          <w:lang w:val="sw_KE" w:bidi="sw_KE"/>
+        </w:rPr>
+        <w:t>Matendo 2:23</w:t>
+      </w:r>
+    </w:p>
+    <w:p>
+      <w:pPr>
+        <w:pStyle w:val="ListBullet"/>
+        <w:spacing w:line="240" w:lineRule="auto"/>
+        <w:ind w:left="720"/>
+      </w:pPr>
+      <w:r>
+        <w:rPr>
+          <w:lang w:val="sw_KE" w:bidi="sw_KE"/>
+        </w:rPr>
+      </w:r>
+      <w:r>
+        <w:rPr>
+          <w:lang w:val="sw_KE" w:bidi="sw_KE"/>
+        </w:rPr>
+        <w:t>Matendo 5:30</w:t>
+      </w:r>
+    </w:p>
+    <w:p>
+      <w:pPr>
+        <w:pStyle w:val="ListBullet"/>
+        <w:spacing w:line="240" w:lineRule="auto"/>
+        <w:ind w:left="720"/>
+      </w:pPr>
+      <w:r>
+        <w:rPr>
+          <w:lang w:val="sw_KE" w:bidi="sw_KE"/>
+        </w:rPr>
+      </w:r>
+      <w:r>
+        <w:rPr>
+          <w:lang w:val="sw_KE" w:bidi="sw_KE"/>
+        </w:rPr>
+        <w:t>Matendo 10:36</w:t>
+      </w:r>
+    </w:p>
+    <w:p>
+      <w:pPr>
+        <w:pStyle w:val="ListBullet"/>
+        <w:spacing w:line="240" w:lineRule="auto"/>
+        <w:ind w:left="720"/>
+      </w:pPr>
+      <w:r>
+        <w:rPr>
+          <w:lang w:val="sw_KE" w:bidi="sw_KE"/>
+        </w:rPr>
+      </w:r>
+      <w:r>
+        <w:rPr>
+          <w:lang w:val="sw_KE" w:bidi="sw_KE"/>
+        </w:rPr>
+        <w:t>Waebrania 9:14</w:t>
+      </w:r>
+    </w:p>
+    <w:p>
+      <w:pPr>
+        <w:pStyle w:val="ListBullet"/>
+        <w:spacing w:line="240" w:lineRule="auto"/>
+        <w:ind w:left="720"/>
+      </w:pPr>
+      <w:r>
+        <w:rPr>
+          <w:lang w:val="sw_KE" w:bidi="sw_KE"/>
+        </w:rPr>
+      </w:r>
+      <w:r>
+        <w:rPr>
+          <w:lang w:val="sw_KE" w:bidi="sw_KE"/>
+        </w:rPr>
+        <w:t>Waebrania 10:22</w:t>
+      </w:r>
+    </w:p>
+    <w:p>
+      <w:pPr>
+        <w:pStyle w:val="ListBullet"/>
+        <w:spacing w:line="240" w:lineRule="auto"/>
+        <w:ind w:left="720"/>
+      </w:pPr>
+      <w:r>
+        <w:rPr>
+          <w:lang w:val="sw_KE" w:bidi="sw_KE"/>
+        </w:rPr>
+      </w:r>
+      <w:r>
+        <w:rPr>
+          <w:lang w:val="sw_KE" w:bidi="sw_KE"/>
+        </w:rPr>
+        <w:t>Luka 24:20</w:t>
+      </w:r>
+    </w:p>
+    <w:p>
+      <w:pPr>
+        <w:pStyle w:val="ListBullet"/>
+        <w:spacing w:line="240" w:lineRule="auto"/>
+        <w:ind w:left="720"/>
+      </w:pPr>
+      <w:r>
+        <w:rPr>
+          <w:lang w:val="sw_KE" w:bidi="sw_KE"/>
+        </w:rPr>
+      </w:r>
+      <w:r>
+        <w:rPr>
+          <w:lang w:val="sw_KE" w:bidi="sw_KE"/>
+        </w:rPr>
+        <w:t>Mathayo 1:21</w:t>
+      </w:r>
+    </w:p>
+    <w:p>
+      <w:pPr>
+        <w:pStyle w:val="ListBullet"/>
+        <w:spacing w:line="240" w:lineRule="auto"/>
+        <w:ind w:left="720"/>
+      </w:pPr>
+      <w:r>
+        <w:rPr>
+          <w:lang w:val="sw_KE" w:bidi="sw_KE"/>
+        </w:rPr>
+      </w:r>
+      <w:r>
+        <w:rPr>
+          <w:lang w:val="sw_KE" w:bidi="sw_KE"/>
+        </w:rPr>
+        <w:t>Mathayo 4:3</w:t>
+      </w:r>
+    </w:p>
+    <w:p>
+      <w:pPr>
+        <w:pStyle w:val="ListBullet"/>
+        <w:spacing w:line="240" w:lineRule="auto"/>
+        <w:ind w:left="720"/>
+      </w:pPr>
+      <w:r>
+        <w:rPr>
+          <w:lang w:val="sw_KE" w:bidi="sw_KE"/>
+        </w:rPr>
+      </w:r>
+      <w:r>
+        <w:rPr>
+          <w:lang w:val="sw_KE" w:bidi="sw_KE"/>
+        </w:rPr>
+        <w:t>Wafilipi 2:5</w:t>
+      </w:r>
+    </w:p>
+    <w:p>
+      <w:pPr>
+        <w:pStyle w:val="ListBullet"/>
+        <w:spacing w:line="240" w:lineRule="auto"/>
+        <w:ind w:left="720"/>
+      </w:pPr>
+      <w:r>
+        <w:rPr>
+          <w:lang w:val="sw_KE" w:bidi="sw_KE"/>
+        </w:rPr>
+      </w:r>
+      <w:r>
+        <w:rPr>
+          <w:lang w:val="sw_KE" w:bidi="sw_KE"/>
+        </w:rPr>
+        <w:t>Wafilipi 2:10</w:t>
+      </w:r>
+    </w:p>
+    <w:p>
+      <w:pPr>
+        <w:pStyle w:val="ListBullet"/>
+        <w:spacing w:line="240" w:lineRule="auto"/>
+        <w:ind w:left="720"/>
+      </w:pPr>
+      <w:r>
+        <w:rPr>
+          <w:lang w:val="sw_KE" w:bidi="sw_KE"/>
+        </w:rPr>
+      </w:r>
+      <w:r>
+        <w:rPr>
+          <w:lang w:val="sw_KE" w:bidi="sw_KE"/>
+        </w:rPr>
+        <w:t>Wafilipi 4:21–23</w:t>
+      </w:r>
+    </w:p>
+    <w:p>
+      <w:pPr>
+        <w:pStyle w:val="ListBullet"/>
+        <w:spacing w:line="240" w:lineRule="auto"/>
+        <w:ind w:left="720"/>
+      </w:pPr>
+      <w:r>
+        <w:rPr>
+          <w:lang w:val="sw_KE" w:bidi="sw_KE"/>
+        </w:rPr>
+      </w:r>
+      <w:r>
+        <w:rPr>
+          <w:lang w:val="sw_KE" w:bidi="sw_KE"/>
+        </w:rPr>
+        <w:t>Ufunuo 1:6</w:t>
+      </w:r>
     </w:p>
     <w:p>
       <w:pPr>
@@ -9754,114 +9046,84 @@
           <w:lang w:val="sw_KE" w:bidi="sw_KE"/>
         </w:rPr>
       </w:r>
-      <w:hyperlink r:id="rId131">
-        <w:r>
-          <w:rPr>
-            <w:lang w:val="sw_KE" w:bidi="sw_KE"/>
-          </w:rPr>
-          <w:rPr>
-            <w:color w:val="0000EE"/>
-            <w:u w:val="single"/>
-          </w:rPr>
-          <w:t>1 Mambo ya Nyakati 1:34–37</w:t>
-        </w:r>
-      </w:hyperlink>
-    </w:p>
-    <w:p>
-      <w:pPr>
-        <w:pStyle w:val="ListBullet"/>
-        <w:spacing w:line="240" w:lineRule="auto"/>
-        <w:ind w:left="720"/>
-      </w:pPr>
-      <w:r>
-        <w:rPr>
-          <w:lang w:val="sw_KE" w:bidi="sw_KE"/>
-        </w:rPr>
-      </w:r>
-      <w:hyperlink r:id="rId132">
-        <w:r>
-          <w:rPr>
-            <w:lang w:val="sw_KE" w:bidi="sw_KE"/>
-          </w:rPr>
-          <w:rPr>
-            <w:color w:val="0000EE"/>
-            <w:u w:val="single"/>
-          </w:rPr>
-          <w:t>Kutoka 2:18–20</w:t>
-        </w:r>
-      </w:hyperlink>
-    </w:p>
-    <w:p>
-      <w:pPr>
-        <w:pStyle w:val="ListBullet"/>
-        <w:spacing w:line="240" w:lineRule="auto"/>
-        <w:ind w:left="720"/>
-      </w:pPr>
-      <w:r>
-        <w:rPr>
-          <w:lang w:val="sw_KE" w:bidi="sw_KE"/>
-        </w:rPr>
-      </w:r>
-      <w:hyperlink r:id="rId133">
-        <w:r>
-          <w:rPr>
-            <w:lang w:val="sw_KE" w:bidi="sw_KE"/>
-          </w:rPr>
-          <w:rPr>
-            <w:color w:val="0000EE"/>
-            <w:u w:val="single"/>
-          </w:rPr>
-          <w:t>Kutoka 3:1–3</w:t>
-        </w:r>
-      </w:hyperlink>
-    </w:p>
-    <w:p>
-      <w:pPr>
-        <w:pStyle w:val="ListBullet"/>
-        <w:spacing w:line="240" w:lineRule="auto"/>
-        <w:ind w:left="720"/>
-      </w:pPr>
-      <w:r>
-        <w:rPr>
-          <w:lang w:val="sw_KE" w:bidi="sw_KE"/>
-        </w:rPr>
-      </w:r>
-      <w:hyperlink r:id="rId134">
-        <w:r>
-          <w:rPr>
-            <w:lang w:val="sw_KE" w:bidi="sw_KE"/>
-          </w:rPr>
-          <w:rPr>
-            <w:color w:val="0000EE"/>
-            <w:u w:val="single"/>
-          </w:rPr>
-          <w:t>Kutoka 18:3</w:t>
-        </w:r>
-      </w:hyperlink>
-    </w:p>
-    <w:p>
-      <w:pPr>
-        <w:pStyle w:val="ListBullet"/>
-        <w:spacing w:line="240" w:lineRule="auto"/>
-        <w:ind w:left="720"/>
-      </w:pPr>
-      <w:r>
-        <w:rPr>
-          <w:lang w:val="sw_KE" w:bidi="sw_KE"/>
-        </w:rPr>
-      </w:r>
-      <w:hyperlink r:id="rId135">
-        <w:r>
-          <w:rPr>
-            <w:lang w:val="sw_KE" w:bidi="sw_KE"/>
-          </w:rPr>
-          <w:rPr>
-            <w:color w:val="0000EE"/>
-            <w:u w:val="single"/>
-          </w:rPr>
-          <w:t>Hesabu 10:29</w:t>
-        </w:r>
-      </w:hyperlink>
+      <w:r>
+        <w:rPr>
+          <w:lang w:val="sw_KE" w:bidi="sw_KE"/>
+        </w:rPr>
+        <w:t>1 Mambo ya Nyakati 1:34–37</w:t>
+      </w:r>
+    </w:p>
+    <w:p>
+      <w:pPr>
+        <w:pStyle w:val="ListBullet"/>
+        <w:spacing w:line="240" w:lineRule="auto"/>
+        <w:ind w:left="720"/>
+      </w:pPr>
+      <w:r>
+        <w:rPr>
+          <w:lang w:val="sw_KE" w:bidi="sw_KE"/>
+        </w:rPr>
+      </w:r>
+      <w:r>
+        <w:rPr>
+          <w:lang w:val="sw_KE" w:bidi="sw_KE"/>
+        </w:rPr>
+        <w:t>Kutoka 2:18–20</w:t>
+      </w:r>
+    </w:p>
+    <w:p>
+      <w:pPr>
+        <w:pStyle w:val="ListBullet"/>
+        <w:spacing w:line="240" w:lineRule="auto"/>
+        <w:ind w:left="720"/>
+      </w:pPr>
+      <w:r>
+        <w:rPr>
+          <w:lang w:val="sw_KE" w:bidi="sw_KE"/>
+        </w:rPr>
+      </w:r>
+      <w:r>
+        <w:rPr>
+          <w:lang w:val="sw_KE" w:bidi="sw_KE"/>
+        </w:rPr>
+        <w:t>Kutoka 3:1–3</w:t>
+      </w:r>
+    </w:p>
+    <w:p>
+      <w:pPr>
+        <w:pStyle w:val="ListBullet"/>
+        <w:spacing w:line="240" w:lineRule="auto"/>
+        <w:ind w:left="720"/>
+      </w:pPr>
+      <w:r>
+        <w:rPr>
+          <w:lang w:val="sw_KE" w:bidi="sw_KE"/>
+        </w:rPr>
+      </w:r>
+      <w:r>
+        <w:rPr>
+          <w:lang w:val="sw_KE" w:bidi="sw_KE"/>
+        </w:rPr>
+        <w:t>Kutoka 18:3</w:t>
+      </w:r>
+    </w:p>
+    <w:p>
+      <w:pPr>
+        <w:pStyle w:val="ListBullet"/>
+        <w:spacing w:line="240" w:lineRule="auto"/>
+        <w:ind w:left="720"/>
+      </w:pPr>
+      <w:r>
+        <w:rPr>
+          <w:lang w:val="sw_KE" w:bidi="sw_KE"/>
+        </w:rPr>
+      </w:r>
+      <w:r>
+        <w:rPr>
+          <w:lang w:val="sw_KE" w:bidi="sw_KE"/>
+        </w:rPr>
+        <w:t>Hesabu 10:29</w:t>
+      </w:r>
     </w:p>
     <w:p>
       <w:pPr>
@@ -10115,103 +9377,73 @@
           <w:lang w:val="sw_KE" w:bidi="sw_KE"/>
         </w:rPr>
       </w:r>
-      <w:hyperlink r:id="rId136">
-        <w:r>
-          <w:rPr>
-            <w:lang w:val="sw_KE" w:bidi="sw_KE"/>
-          </w:rPr>
-          <w:rPr>
-            <w:color w:val="0000EE"/>
-            <w:u w:val="single"/>
-          </w:rPr>
-          <w:t>1 Wafalme 16:31–33</w:t>
-        </w:r>
-      </w:hyperlink>
-    </w:p>
-    <w:p>
-      <w:pPr>
-        <w:pStyle w:val="ListBullet"/>
-        <w:spacing w:line="240" w:lineRule="auto"/>
-        <w:ind w:left="720"/>
-      </w:pPr>
-      <w:r>
-        <w:rPr>
-          <w:lang w:val="sw_KE" w:bidi="sw_KE"/>
-        </w:rPr>
-      </w:r>
-      <w:hyperlink r:id="rId137">
-        <w:r>
-          <w:rPr>
-            <w:lang w:val="sw_KE" w:bidi="sw_KE"/>
-          </w:rPr>
-          <w:rPr>
-            <w:color w:val="0000EE"/>
-            <w:u w:val="single"/>
-          </w:rPr>
-          <w:t>1 Wafalme 19:1–3</w:t>
-        </w:r>
-      </w:hyperlink>
-    </w:p>
-    <w:p>
-      <w:pPr>
-        <w:pStyle w:val="ListBullet"/>
-        <w:spacing w:line="240" w:lineRule="auto"/>
-        <w:ind w:left="720"/>
-      </w:pPr>
-      <w:r>
-        <w:rPr>
-          <w:lang w:val="sw_KE" w:bidi="sw_KE"/>
-        </w:rPr>
+      <w:r>
+        <w:rPr>
+          <w:lang w:val="sw_KE" w:bidi="sw_KE"/>
+        </w:rPr>
+        <w:t>1 Wafalme 16:31–33</w:t>
+      </w:r>
+    </w:p>
+    <w:p>
+      <w:pPr>
+        <w:pStyle w:val="ListBullet"/>
+        <w:spacing w:line="240" w:lineRule="auto"/>
+        <w:ind w:left="720"/>
+      </w:pPr>
+      <w:r>
+        <w:rPr>
+          <w:lang w:val="sw_KE" w:bidi="sw_KE"/>
+        </w:rPr>
+      </w:r>
+      <w:r>
+        <w:rPr>
+          <w:lang w:val="sw_KE" w:bidi="sw_KE"/>
+        </w:rPr>
+        <w:t>1 Wafalme 19:1–3</w:t>
+      </w:r>
+    </w:p>
+    <w:p>
+      <w:pPr>
+        <w:pStyle w:val="ListBullet"/>
+        <w:spacing w:line="240" w:lineRule="auto"/>
+        <w:ind w:left="720"/>
+      </w:pPr>
+      <w:r>
+        <w:rPr>
+          <w:lang w:val="sw_KE" w:bidi="sw_KE"/>
+        </w:rPr>
+      </w:r>
+      <w:r>
+        <w:rPr>
+          <w:lang w:val="sw_KE" w:bidi="sw_KE"/>
+        </w:rPr>
+        <w:t>2 Wafalme 9:7</w:t>
         <w:br/>
       </w:r>
-      <w:hyperlink r:id="rId138">
-        <w:r>
-          <w:rPr>
-            <w:lang w:val="sw_KE" w:bidi="sw_KE"/>
-          </w:rPr>
-          <w:rPr>
-            <w:color w:val="0000EE"/>
-            <w:u w:val="single"/>
-          </w:rPr>
-          <w:t>2 Wafalme 9:7</w:t>
-        </w:r>
-      </w:hyperlink>
-      <w:hyperlink r:id="rId139">
-        <w:r>
-          <w:rPr>
-            <w:lang w:val="sw_KE" w:bidi="sw_KE"/>
-          </w:rPr>
-          <w:rPr>
-            <w:color w:val="0000EE"/>
-            <w:u w:val="single"/>
-          </w:rPr>
-          <w:t>2 Wafalme 9:31</w:t>
-        </w:r>
-      </w:hyperlink>
-    </w:p>
-    <w:p>
-      <w:pPr>
-        <w:pStyle w:val="ListBullet"/>
-        <w:spacing w:line="240" w:lineRule="auto"/>
-        <w:ind w:left="720"/>
-      </w:pPr>
-      <w:r>
-        <w:rPr>
-          <w:lang w:val="sw_KE" w:bidi="sw_KE"/>
-        </w:rPr>
-      </w:r>
-      <w:hyperlink r:id="rId140">
-        <w:r>
-          <w:rPr>
-            <w:lang w:val="sw_KE" w:bidi="sw_KE"/>
-          </w:rPr>
-          <w:rPr>
-            <w:color w:val="0000EE"/>
-            <w:u w:val="single"/>
-          </w:rPr>
-          <w:t>Ufunuo 2:20</w:t>
-        </w:r>
-      </w:hyperlink>
+      <w:r>
+        <w:rPr>
+          <w:lang w:val="sw_KE" w:bidi="sw_KE"/>
+        </w:rPr>
+        <w:t>2 Wafalme 9:31</w:t>
+      </w:r>
+    </w:p>
+    <w:p>
+      <w:pPr>
+        <w:pStyle w:val="ListBullet"/>
+        <w:spacing w:line="240" w:lineRule="auto"/>
+        <w:ind w:left="720"/>
+      </w:pPr>
+      <w:r>
+        <w:rPr>
+          <w:lang w:val="sw_KE" w:bidi="sw_KE"/>
+        </w:rPr>
+      </w:r>
+      <w:r>
+        <w:rPr>
+          <w:lang w:val="sw_KE" w:bidi="sw_KE"/>
+        </w:rPr>
+        <w:t>Ufunuo 2:20</w:t>
+      </w:r>
     </w:p>
     <w:p>
       <w:pPr>
@@ -10516,114 +9748,84 @@
           <w:lang w:val="sw_KE" w:bidi="sw_KE"/>
         </w:rPr>
       </w:r>
-      <w:hyperlink r:id="rId141">
-        <w:r>
-          <w:rPr>
-            <w:lang w:val="sw_KE" w:bidi="sw_KE"/>
-          </w:rPr>
-          <w:rPr>
-            <w:color w:val="0000EE"/>
-            <w:u w:val="single"/>
-          </w:rPr>
-          <w:t>1 Wafalme 4:12</w:t>
-        </w:r>
-      </w:hyperlink>
-    </w:p>
-    <w:p>
-      <w:pPr>
-        <w:pStyle w:val="ListBullet"/>
-        <w:spacing w:line="240" w:lineRule="auto"/>
-        <w:ind w:left="720"/>
-      </w:pPr>
-      <w:r>
-        <w:rPr>
-          <w:lang w:val="sw_KE" w:bidi="sw_KE"/>
-        </w:rPr>
-      </w:r>
-      <w:hyperlink r:id="rId142">
-        <w:r>
-          <w:rPr>
-            <w:lang w:val="sw_KE" w:bidi="sw_KE"/>
-          </w:rPr>
-          <w:rPr>
-            <w:color w:val="0000EE"/>
-            <w:u w:val="single"/>
-          </w:rPr>
-          <w:t>1 Samweli 25:43–44</w:t>
-        </w:r>
-      </w:hyperlink>
-    </w:p>
-    <w:p>
-      <w:pPr>
-        <w:pStyle w:val="ListBullet"/>
-        <w:spacing w:line="240" w:lineRule="auto"/>
-        <w:ind w:left="720"/>
-      </w:pPr>
-      <w:r>
-        <w:rPr>
-          <w:lang w:val="sw_KE" w:bidi="sw_KE"/>
-        </w:rPr>
-      </w:r>
-      <w:hyperlink r:id="rId143">
-        <w:r>
-          <w:rPr>
-            <w:lang w:val="sw_KE" w:bidi="sw_KE"/>
-          </w:rPr>
-          <w:rPr>
-            <w:color w:val="0000EE"/>
-            <w:u w:val="single"/>
-          </w:rPr>
-          <w:t>2 Wafalme 8:28–29</w:t>
-        </w:r>
-      </w:hyperlink>
-    </w:p>
-    <w:p>
-      <w:pPr>
-        <w:pStyle w:val="ListBullet"/>
-        <w:spacing w:line="240" w:lineRule="auto"/>
-        <w:ind w:left="720"/>
-      </w:pPr>
-      <w:r>
-        <w:rPr>
-          <w:lang w:val="sw_KE" w:bidi="sw_KE"/>
-        </w:rPr>
-      </w:r>
-      <w:hyperlink r:id="rId144">
-        <w:r>
-          <w:rPr>
-            <w:lang w:val="sw_KE" w:bidi="sw_KE"/>
-          </w:rPr>
-          <w:rPr>
-            <w:color w:val="0000EE"/>
-            <w:u w:val="single"/>
-          </w:rPr>
-          <w:t>2 Samweli 2:1–3</w:t>
-        </w:r>
-      </w:hyperlink>
-    </w:p>
-    <w:p>
-      <w:pPr>
-        <w:pStyle w:val="ListBullet"/>
-        <w:spacing w:line="240" w:lineRule="auto"/>
-        <w:ind w:left="720"/>
-      </w:pPr>
-      <w:r>
-        <w:rPr>
-          <w:lang w:val="sw_KE" w:bidi="sw_KE"/>
-        </w:rPr>
-      </w:r>
-      <w:hyperlink r:id="rId145">
-        <w:r>
-          <w:rPr>
-            <w:lang w:val="sw_KE" w:bidi="sw_KE"/>
-          </w:rPr>
-          <w:rPr>
-            <w:color w:val="0000EE"/>
-            <w:u w:val="single"/>
-          </w:rPr>
-          <w:t>Waamuzi 6:33</w:t>
-        </w:r>
-      </w:hyperlink>
+      <w:r>
+        <w:rPr>
+          <w:lang w:val="sw_KE" w:bidi="sw_KE"/>
+        </w:rPr>
+        <w:t>1 Wafalme 4:12</w:t>
+      </w:r>
+    </w:p>
+    <w:p>
+      <w:pPr>
+        <w:pStyle w:val="ListBullet"/>
+        <w:spacing w:line="240" w:lineRule="auto"/>
+        <w:ind w:left="720"/>
+      </w:pPr>
+      <w:r>
+        <w:rPr>
+          <w:lang w:val="sw_KE" w:bidi="sw_KE"/>
+        </w:rPr>
+      </w:r>
+      <w:r>
+        <w:rPr>
+          <w:lang w:val="sw_KE" w:bidi="sw_KE"/>
+        </w:rPr>
+        <w:t>1 Samweli 25:43–44</w:t>
+      </w:r>
+    </w:p>
+    <w:p>
+      <w:pPr>
+        <w:pStyle w:val="ListBullet"/>
+        <w:spacing w:line="240" w:lineRule="auto"/>
+        <w:ind w:left="720"/>
+      </w:pPr>
+      <w:r>
+        <w:rPr>
+          <w:lang w:val="sw_KE" w:bidi="sw_KE"/>
+        </w:rPr>
+      </w:r>
+      <w:r>
+        <w:rPr>
+          <w:lang w:val="sw_KE" w:bidi="sw_KE"/>
+        </w:rPr>
+        <w:t>2 Wafalme 8:28–29</w:t>
+      </w:r>
+    </w:p>
+    <w:p>
+      <w:pPr>
+        <w:pStyle w:val="ListBullet"/>
+        <w:spacing w:line="240" w:lineRule="auto"/>
+        <w:ind w:left="720"/>
+      </w:pPr>
+      <w:r>
+        <w:rPr>
+          <w:lang w:val="sw_KE" w:bidi="sw_KE"/>
+        </w:rPr>
+      </w:r>
+      <w:r>
+        <w:rPr>
+          <w:lang w:val="sw_KE" w:bidi="sw_KE"/>
+        </w:rPr>
+        <w:t>2 Samweli 2:1–3</w:t>
+      </w:r>
+    </w:p>
+    <w:p>
+      <w:pPr>
+        <w:pStyle w:val="ListBullet"/>
+        <w:spacing w:line="240" w:lineRule="auto"/>
+        <w:ind w:left="720"/>
+      </w:pPr>
+      <w:r>
+        <w:rPr>
+          <w:lang w:val="sw_KE" w:bidi="sw_KE"/>
+        </w:rPr>
+      </w:r>
+      <w:r>
+        <w:rPr>
+          <w:lang w:val="sw_KE" w:bidi="sw_KE"/>
+        </w:rPr>
+        <w:t>Waamuzi 6:33</w:t>
+      </w:r>
     </w:p>
     <w:p>
       <w:pPr>
@@ -10863,114 +10065,84 @@
           <w:lang w:val="sw_KE" w:bidi="sw_KE"/>
         </w:rPr>
       </w:r>
-      <w:hyperlink r:id="rId146">
-        <w:r>
-          <w:rPr>
-            <w:lang w:val="sw_KE" w:bidi="sw_KE"/>
-          </w:rPr>
-          <w:rPr>
-            <w:color w:val="0000EE"/>
-            <w:u w:val="single"/>
-          </w:rPr>
-          <w:t>1 Mambo ya Nyakati 2:16–17</w:t>
-        </w:r>
-      </w:hyperlink>
-    </w:p>
-    <w:p>
-      <w:pPr>
-        <w:pStyle w:val="ListBullet"/>
-        <w:spacing w:line="240" w:lineRule="auto"/>
-        <w:ind w:left="720"/>
-      </w:pPr>
-      <w:r>
-        <w:rPr>
-          <w:lang w:val="sw_KE" w:bidi="sw_KE"/>
-        </w:rPr>
-      </w:r>
-      <w:hyperlink r:id="rId147">
-        <w:r>
-          <w:rPr>
-            <w:lang w:val="sw_KE" w:bidi="sw_KE"/>
-          </w:rPr>
-          <w:rPr>
-            <w:color w:val="0000EE"/>
-            <w:u w:val="single"/>
-          </w:rPr>
-          <w:t>1 Wafalme 1:7</w:t>
-        </w:r>
-      </w:hyperlink>
-    </w:p>
-    <w:p>
-      <w:pPr>
-        <w:pStyle w:val="ListBullet"/>
-        <w:spacing w:line="240" w:lineRule="auto"/>
-        <w:ind w:left="720"/>
-      </w:pPr>
-      <w:r>
-        <w:rPr>
-          <w:lang w:val="sw_KE" w:bidi="sw_KE"/>
-        </w:rPr>
-      </w:r>
-      <w:hyperlink r:id="rId148">
-        <w:r>
-          <w:rPr>
-            <w:lang w:val="sw_KE" w:bidi="sw_KE"/>
-          </w:rPr>
-          <w:rPr>
-            <w:color w:val="0000EE"/>
-            <w:u w:val="single"/>
-          </w:rPr>
-          <w:t>1 Samweli 26:6–8</w:t>
-        </w:r>
-      </w:hyperlink>
-    </w:p>
-    <w:p>
-      <w:pPr>
-        <w:pStyle w:val="ListBullet"/>
-        <w:spacing w:line="240" w:lineRule="auto"/>
-        <w:ind w:left="720"/>
-      </w:pPr>
-      <w:r>
-        <w:rPr>
-          <w:lang w:val="sw_KE" w:bidi="sw_KE"/>
-        </w:rPr>
-      </w:r>
-      <w:hyperlink r:id="rId149">
-        <w:r>
-          <w:rPr>
-            <w:lang w:val="sw_KE" w:bidi="sw_KE"/>
-          </w:rPr>
-          <w:rPr>
-            <w:color w:val="0000EE"/>
-            <w:u w:val="single"/>
-          </w:rPr>
-          <w:t>2 Samweli 2:18</w:t>
-        </w:r>
-      </w:hyperlink>
-    </w:p>
-    <w:p>
-      <w:pPr>
-        <w:pStyle w:val="ListBullet"/>
-        <w:spacing w:line="240" w:lineRule="auto"/>
-        <w:ind w:left="720"/>
-      </w:pPr>
-      <w:r>
-        <w:rPr>
-          <w:lang w:val="sw_KE" w:bidi="sw_KE"/>
-        </w:rPr>
-      </w:r>
-      <w:hyperlink r:id="rId150">
-        <w:r>
-          <w:rPr>
-            <w:lang w:val="sw_KE" w:bidi="sw_KE"/>
-          </w:rPr>
-          <w:rPr>
-            <w:color w:val="0000EE"/>
-            <w:u w:val="single"/>
-          </w:rPr>
-          <w:t>Nehemia 7:11</w:t>
-        </w:r>
-      </w:hyperlink>
+      <w:r>
+        <w:rPr>
+          <w:lang w:val="sw_KE" w:bidi="sw_KE"/>
+        </w:rPr>
+        <w:t>1 Mambo ya Nyakati 2:16–17</w:t>
+      </w:r>
+    </w:p>
+    <w:p>
+      <w:pPr>
+        <w:pStyle w:val="ListBullet"/>
+        <w:spacing w:line="240" w:lineRule="auto"/>
+        <w:ind w:left="720"/>
+      </w:pPr>
+      <w:r>
+        <w:rPr>
+          <w:lang w:val="sw_KE" w:bidi="sw_KE"/>
+        </w:rPr>
+      </w:r>
+      <w:r>
+        <w:rPr>
+          <w:lang w:val="sw_KE" w:bidi="sw_KE"/>
+        </w:rPr>
+        <w:t>1 Wafalme 1:7</w:t>
+      </w:r>
+    </w:p>
+    <w:p>
+      <w:pPr>
+        <w:pStyle w:val="ListBullet"/>
+        <w:spacing w:line="240" w:lineRule="auto"/>
+        <w:ind w:left="720"/>
+      </w:pPr>
+      <w:r>
+        <w:rPr>
+          <w:lang w:val="sw_KE" w:bidi="sw_KE"/>
+        </w:rPr>
+      </w:r>
+      <w:r>
+        <w:rPr>
+          <w:lang w:val="sw_KE" w:bidi="sw_KE"/>
+        </w:rPr>
+        <w:t>1 Samweli 26:6–8</w:t>
+      </w:r>
+    </w:p>
+    <w:p>
+      <w:pPr>
+        <w:pStyle w:val="ListBullet"/>
+        <w:spacing w:line="240" w:lineRule="auto"/>
+        <w:ind w:left="720"/>
+      </w:pPr>
+      <w:r>
+        <w:rPr>
+          <w:lang w:val="sw_KE" w:bidi="sw_KE"/>
+        </w:rPr>
+      </w:r>
+      <w:r>
+        <w:rPr>
+          <w:lang w:val="sw_KE" w:bidi="sw_KE"/>
+        </w:rPr>
+        <w:t>2 Samweli 2:18</w:t>
+      </w:r>
+    </w:p>
+    <w:p>
+      <w:pPr>
+        <w:pStyle w:val="ListBullet"/>
+        <w:spacing w:line="240" w:lineRule="auto"/>
+        <w:ind w:left="720"/>
+      </w:pPr>
+      <w:r>
+        <w:rPr>
+          <w:lang w:val="sw_KE" w:bidi="sw_KE"/>
+        </w:rPr>
+      </w:r>
+      <w:r>
+        <w:rPr>
+          <w:lang w:val="sw_KE" w:bidi="sw_KE"/>
+        </w:rPr>
+        <w:t>Nehemia 7:11</w:t>
+      </w:r>
     </w:p>
     <w:p>
       <w:pPr>
@@ -11308,114 +10480,84 @@
           <w:lang w:val="sw_KE" w:bidi="sw_KE"/>
         </w:rPr>
       </w:r>
-      <w:hyperlink r:id="rId56">
-        <w:r>
-          <w:rPr>
-            <w:lang w:val="sw_KE" w:bidi="sw_KE"/>
-          </w:rPr>
-          <w:rPr>
-            <w:color w:val="0000EE"/>
-            <w:u w:val="single"/>
-          </w:rPr>
-          <w:t>1 Mambo ya Nyakati 3:10–12</w:t>
-        </w:r>
-      </w:hyperlink>
-    </w:p>
-    <w:p>
-      <w:pPr>
-        <w:pStyle w:val="ListBullet"/>
-        <w:spacing w:line="240" w:lineRule="auto"/>
-        <w:ind w:left="720"/>
-      </w:pPr>
-      <w:r>
-        <w:rPr>
-          <w:lang w:val="sw_KE" w:bidi="sw_KE"/>
-        </w:rPr>
-      </w:r>
-      <w:hyperlink r:id="rId151">
-        <w:r>
-          <w:rPr>
-            <w:lang w:val="sw_KE" w:bidi="sw_KE"/>
-          </w:rPr>
-          <w:rPr>
-            <w:color w:val="0000EE"/>
-            <w:u w:val="single"/>
-          </w:rPr>
-          <w:t>2 Mambo ya Nyakati 18:25–27</w:t>
-        </w:r>
-      </w:hyperlink>
-    </w:p>
-    <w:p>
-      <w:pPr>
-        <w:pStyle w:val="ListBullet"/>
-        <w:spacing w:line="240" w:lineRule="auto"/>
-        <w:ind w:left="720"/>
-      </w:pPr>
-      <w:r>
-        <w:rPr>
-          <w:lang w:val="sw_KE" w:bidi="sw_KE"/>
-        </w:rPr>
-      </w:r>
-      <w:hyperlink r:id="rId152">
-        <w:r>
-          <w:rPr>
-            <w:lang w:val="sw_KE" w:bidi="sw_KE"/>
-          </w:rPr>
-          <w:rPr>
-            <w:color w:val="0000EE"/>
-            <w:u w:val="single"/>
-          </w:rPr>
-          <w:t>2 Wafalme 11:3</w:t>
-        </w:r>
-      </w:hyperlink>
-    </w:p>
-    <w:p>
-      <w:pPr>
-        <w:pStyle w:val="ListBullet"/>
-        <w:spacing w:line="240" w:lineRule="auto"/>
-        <w:ind w:left="720"/>
-      </w:pPr>
-      <w:r>
-        <w:rPr>
-          <w:lang w:val="sw_KE" w:bidi="sw_KE"/>
-        </w:rPr>
-      </w:r>
-      <w:hyperlink r:id="rId97">
-        <w:r>
-          <w:rPr>
-            <w:lang w:val="sw_KE" w:bidi="sw_KE"/>
-          </w:rPr>
-          <w:rPr>
-            <w:color w:val="0000EE"/>
-            <w:u w:val="single"/>
-          </w:rPr>
-          <w:t>Amosi 1:1</w:t>
-        </w:r>
-      </w:hyperlink>
-    </w:p>
-    <w:p>
-      <w:pPr>
-        <w:pStyle w:val="ListBullet"/>
-        <w:spacing w:line="240" w:lineRule="auto"/>
-        <w:ind w:left="720"/>
-      </w:pPr>
-      <w:r>
-        <w:rPr>
-          <w:lang w:val="sw_KE" w:bidi="sw_KE"/>
-        </w:rPr>
-      </w:r>
-      <w:hyperlink r:id="rId153">
-        <w:r>
-          <w:rPr>
-            <w:lang w:val="sw_KE" w:bidi="sw_KE"/>
-          </w:rPr>
-          <w:rPr>
-            <w:color w:val="0000EE"/>
-            <w:u w:val="single"/>
-          </w:rPr>
-          <w:t>Waamuzi 6:11–12</w:t>
-        </w:r>
-      </w:hyperlink>
+      <w:r>
+        <w:rPr>
+          <w:lang w:val="sw_KE" w:bidi="sw_KE"/>
+        </w:rPr>
+        <w:t>1 Mambo ya Nyakati 3:10–12</w:t>
+      </w:r>
+    </w:p>
+    <w:p>
+      <w:pPr>
+        <w:pStyle w:val="ListBullet"/>
+        <w:spacing w:line="240" w:lineRule="auto"/>
+        <w:ind w:left="720"/>
+      </w:pPr>
+      <w:r>
+        <w:rPr>
+          <w:lang w:val="sw_KE" w:bidi="sw_KE"/>
+        </w:rPr>
+      </w:r>
+      <w:r>
+        <w:rPr>
+          <w:lang w:val="sw_KE" w:bidi="sw_KE"/>
+        </w:rPr>
+        <w:t>2 Mambo ya Nyakati 18:25–27</w:t>
+      </w:r>
+    </w:p>
+    <w:p>
+      <w:pPr>
+        <w:pStyle w:val="ListBullet"/>
+        <w:spacing w:line="240" w:lineRule="auto"/>
+        <w:ind w:left="720"/>
+      </w:pPr>
+      <w:r>
+        <w:rPr>
+          <w:lang w:val="sw_KE" w:bidi="sw_KE"/>
+        </w:rPr>
+      </w:r>
+      <w:r>
+        <w:rPr>
+          <w:lang w:val="sw_KE" w:bidi="sw_KE"/>
+        </w:rPr>
+        <w:t>2 Wafalme 11:3</w:t>
+      </w:r>
+    </w:p>
+    <w:p>
+      <w:pPr>
+        <w:pStyle w:val="ListBullet"/>
+        <w:spacing w:line="240" w:lineRule="auto"/>
+        <w:ind w:left="720"/>
+      </w:pPr>
+      <w:r>
+        <w:rPr>
+          <w:lang w:val="sw_KE" w:bidi="sw_KE"/>
+        </w:rPr>
+      </w:r>
+      <w:r>
+        <w:rPr>
+          <w:lang w:val="sw_KE" w:bidi="sw_KE"/>
+        </w:rPr>
+        <w:t>Amosi 1:1</w:t>
+      </w:r>
+    </w:p>
+    <w:p>
+      <w:pPr>
+        <w:pStyle w:val="ListBullet"/>
+        <w:spacing w:line="240" w:lineRule="auto"/>
+        <w:ind w:left="720"/>
+      </w:pPr>
+      <w:r>
+        <w:rPr>
+          <w:lang w:val="sw_KE" w:bidi="sw_KE"/>
+        </w:rPr>
+      </w:r>
+      <w:r>
+        <w:rPr>
+          <w:lang w:val="sw_KE" w:bidi="sw_KE"/>
+        </w:rPr>
+        <w:t>Waamuzi 6:11–12</w:t>
+      </w:r>
     </w:p>
     <w:p>
       <w:pPr>
@@ -11645,114 +10787,84 @@
           <w:lang w:val="sw_KE" w:bidi="sw_KE"/>
         </w:rPr>
       </w:r>
-      <w:hyperlink r:id="rId154">
-        <w:r>
-          <w:rPr>
-            <w:lang w:val="sw_KE" w:bidi="sw_KE"/>
-          </w:rPr>
-          <w:rPr>
-            <w:color w:val="0000EE"/>
-            <w:u w:val="single"/>
-          </w:rPr>
-          <w:t>1 Mambo ya Nyakati 6:33–35</w:t>
-        </w:r>
-      </w:hyperlink>
-    </w:p>
-    <w:p>
-      <w:pPr>
-        <w:pStyle w:val="ListBullet"/>
-        <w:spacing w:line="240" w:lineRule="auto"/>
-        <w:ind w:left="720"/>
-      </w:pPr>
-      <w:r>
-        <w:rPr>
-          <w:lang w:val="sw_KE" w:bidi="sw_KE"/>
-        </w:rPr>
-      </w:r>
-      <w:hyperlink r:id="rId155">
-        <w:r>
-          <w:rPr>
-            <w:lang w:val="sw_KE" w:bidi="sw_KE"/>
-          </w:rPr>
-          <w:rPr>
-            <w:color w:val="0000EE"/>
-            <w:u w:val="single"/>
-          </w:rPr>
-          <w:t>1 Samweli 8:1–3</w:t>
-        </w:r>
-      </w:hyperlink>
-    </w:p>
-    <w:p>
-      <w:pPr>
-        <w:pStyle w:val="ListBullet"/>
-        <w:spacing w:line="240" w:lineRule="auto"/>
-        <w:ind w:left="720"/>
-      </w:pPr>
-      <w:r>
-        <w:rPr>
-          <w:lang w:val="sw_KE" w:bidi="sw_KE"/>
-        </w:rPr>
-      </w:r>
-      <w:hyperlink r:id="rId156">
-        <w:r>
-          <w:rPr>
-            <w:lang w:val="sw_KE" w:bidi="sw_KE"/>
-          </w:rPr>
-          <w:rPr>
-            <w:color w:val="0000EE"/>
-            <w:u w:val="single"/>
-          </w:rPr>
-          <w:t>Matendo 2:16</w:t>
-        </w:r>
-      </w:hyperlink>
-    </w:p>
-    <w:p>
-      <w:pPr>
-        <w:pStyle w:val="ListBullet"/>
-        <w:spacing w:line="240" w:lineRule="auto"/>
-        <w:ind w:left="720"/>
-      </w:pPr>
-      <w:r>
-        <w:rPr>
-          <w:lang w:val="sw_KE" w:bidi="sw_KE"/>
-        </w:rPr>
-      </w:r>
-      <w:hyperlink r:id="rId157">
-        <w:r>
-          <w:rPr>
-            <w:lang w:val="sw_KE" w:bidi="sw_KE"/>
-          </w:rPr>
-          <w:rPr>
-            <w:color w:val="0000EE"/>
-            <w:u w:val="single"/>
-          </w:rPr>
-          <w:t>Ezra 10:43</w:t>
-        </w:r>
-      </w:hyperlink>
-    </w:p>
-    <w:p>
-      <w:pPr>
-        <w:pStyle w:val="ListBullet"/>
-        <w:spacing w:line="240" w:lineRule="auto"/>
-        <w:ind w:left="720"/>
-      </w:pPr>
-      <w:r>
-        <w:rPr>
-          <w:lang w:val="sw_KE" w:bidi="sw_KE"/>
-        </w:rPr>
-      </w:r>
-      <w:hyperlink r:id="rId158">
-        <w:r>
-          <w:rPr>
-            <w:lang w:val="sw_KE" w:bidi="sw_KE"/>
-          </w:rPr>
-          <w:rPr>
-            <w:color w:val="0000EE"/>
-            <w:u w:val="single"/>
-          </w:rPr>
-          <w:t>Yoeli 1:2</w:t>
-        </w:r>
-      </w:hyperlink>
+      <w:r>
+        <w:rPr>
+          <w:lang w:val="sw_KE" w:bidi="sw_KE"/>
+        </w:rPr>
+        <w:t>1 Mambo ya Nyakati 6:33–35</w:t>
+      </w:r>
+    </w:p>
+    <w:p>
+      <w:pPr>
+        <w:pStyle w:val="ListBullet"/>
+        <w:spacing w:line="240" w:lineRule="auto"/>
+        <w:ind w:left="720"/>
+      </w:pPr>
+      <w:r>
+        <w:rPr>
+          <w:lang w:val="sw_KE" w:bidi="sw_KE"/>
+        </w:rPr>
+      </w:r>
+      <w:r>
+        <w:rPr>
+          <w:lang w:val="sw_KE" w:bidi="sw_KE"/>
+        </w:rPr>
+        <w:t>1 Samweli 8:1–3</w:t>
+      </w:r>
+    </w:p>
+    <w:p>
+      <w:pPr>
+        <w:pStyle w:val="ListBullet"/>
+        <w:spacing w:line="240" w:lineRule="auto"/>
+        <w:ind w:left="720"/>
+      </w:pPr>
+      <w:r>
+        <w:rPr>
+          <w:lang w:val="sw_KE" w:bidi="sw_KE"/>
+        </w:rPr>
+      </w:r>
+      <w:r>
+        <w:rPr>
+          <w:lang w:val="sw_KE" w:bidi="sw_KE"/>
+        </w:rPr>
+        <w:t>Matendo 2:16</w:t>
+      </w:r>
+    </w:p>
+    <w:p>
+      <w:pPr>
+        <w:pStyle w:val="ListBullet"/>
+        <w:spacing w:line="240" w:lineRule="auto"/>
+        <w:ind w:left="720"/>
+      </w:pPr>
+      <w:r>
+        <w:rPr>
+          <w:lang w:val="sw_KE" w:bidi="sw_KE"/>
+        </w:rPr>
+      </w:r>
+      <w:r>
+        <w:rPr>
+          <w:lang w:val="sw_KE" w:bidi="sw_KE"/>
+        </w:rPr>
+        <w:t>Ezra 10:43</w:t>
+      </w:r>
+    </w:p>
+    <w:p>
+      <w:pPr>
+        <w:pStyle w:val="ListBullet"/>
+        <w:spacing w:line="240" w:lineRule="auto"/>
+        <w:ind w:left="720"/>
+      </w:pPr>
+      <w:r>
+        <w:rPr>
+          <w:lang w:val="sw_KE" w:bidi="sw_KE"/>
+        </w:rPr>
+      </w:r>
+      <w:r>
+        <w:rPr>
+          <w:lang w:val="sw_KE" w:bidi="sw_KE"/>
+        </w:rPr>
+        <w:t>Yoeli 1:2</w:t>
+      </w:r>
     </w:p>
     <w:p>
       <w:pPr>
@@ -11970,162 +11082,120 @@
           <w:lang w:val="sw_KE" w:bidi="sw_KE"/>
         </w:rPr>
       </w:r>
-      <w:hyperlink r:id="rId159">
-        <w:r>
-          <w:rPr>
-            <w:lang w:val="sw_KE" w:bidi="sw_KE"/>
-          </w:rPr>
-          <w:rPr>
-            <w:color w:val="0000EE"/>
-            <w:u w:val="single"/>
-          </w:rPr>
-          <w:t>2 Timotheo 4:11–13</w:t>
-        </w:r>
-      </w:hyperlink>
-    </w:p>
-    <w:p>
-      <w:pPr>
-        <w:pStyle w:val="ListBullet"/>
-        <w:spacing w:line="240" w:lineRule="auto"/>
-        <w:ind w:left="720"/>
-      </w:pPr>
-      <w:r>
-        <w:rPr>
-          <w:lang w:val="sw_KE" w:bidi="sw_KE"/>
-        </w:rPr>
-      </w:r>
-      <w:hyperlink r:id="rId160">
-        <w:r>
-          <w:rPr>
-            <w:lang w:val="sw_KE" w:bidi="sw_KE"/>
-          </w:rPr>
-          <w:rPr>
-            <w:color w:val="0000EE"/>
-            <w:u w:val="single"/>
-          </w:rPr>
-          <w:t>Matendo 12:24–25</w:t>
-        </w:r>
-      </w:hyperlink>
-    </w:p>
-    <w:p>
-      <w:pPr>
-        <w:pStyle w:val="ListBullet"/>
-        <w:spacing w:line="240" w:lineRule="auto"/>
-        <w:ind w:left="720"/>
-      </w:pPr>
-      <w:r>
-        <w:rPr>
-          <w:lang w:val="sw_KE" w:bidi="sw_KE"/>
-        </w:rPr>
-      </w:r>
-      <w:hyperlink r:id="rId161">
-        <w:r>
-          <w:rPr>
-            <w:lang w:val="sw_KE" w:bidi="sw_KE"/>
-          </w:rPr>
-          <w:rPr>
-            <w:color w:val="0000EE"/>
-            <w:u w:val="single"/>
-          </w:rPr>
-          <w:t>Matendo 13:5</w:t>
-        </w:r>
-      </w:hyperlink>
-    </w:p>
-    <w:p>
-      <w:pPr>
-        <w:pStyle w:val="ListBullet"/>
-        <w:spacing w:line="240" w:lineRule="auto"/>
-        <w:ind w:left="720"/>
-      </w:pPr>
-      <w:r>
-        <w:rPr>
-          <w:lang w:val="sw_KE" w:bidi="sw_KE"/>
-        </w:rPr>
-      </w:r>
-      <w:hyperlink r:id="rId162">
-        <w:r>
-          <w:rPr>
-            <w:lang w:val="sw_KE" w:bidi="sw_KE"/>
-          </w:rPr>
-          <w:rPr>
-            <w:color w:val="0000EE"/>
-            <w:u w:val="single"/>
-          </w:rPr>
-          <w:t>Matendo 13:13</w:t>
-        </w:r>
-      </w:hyperlink>
-    </w:p>
-    <w:p>
-      <w:pPr>
-        <w:pStyle w:val="ListBullet"/>
-        <w:spacing w:line="240" w:lineRule="auto"/>
-        <w:ind w:left="720"/>
-      </w:pPr>
-      <w:r>
-        <w:rPr>
-          <w:lang w:val="sw_KE" w:bidi="sw_KE"/>
-        </w:rPr>
-      </w:r>
-      <w:hyperlink r:id="rId163">
-        <w:r>
-          <w:rPr>
-            <w:lang w:val="sw_KE" w:bidi="sw_KE"/>
-          </w:rPr>
-          <w:rPr>
-            <w:color w:val="0000EE"/>
-            <w:u w:val="single"/>
-          </w:rPr>
-          <w:t>Matendo 15:36–38</w:t>
-        </w:r>
-      </w:hyperlink>
-    </w:p>
-    <w:p>
-      <w:pPr>
-        <w:pStyle w:val="ListBullet"/>
-        <w:spacing w:line="240" w:lineRule="auto"/>
-        <w:ind w:left="720"/>
-      </w:pPr>
-      <w:r>
-        <w:rPr>
-          <w:lang w:val="sw_KE" w:bidi="sw_KE"/>
-        </w:rPr>
-      </w:r>
-      <w:hyperlink r:id="rId164">
-        <w:r>
-          <w:rPr>
-            <w:lang w:val="sw_KE" w:bidi="sw_KE"/>
-          </w:rPr>
-          <w:rPr>
-            <w:color w:val="0000EE"/>
-            <w:u w:val="single"/>
-          </w:rPr>
-          <w:t>Matendo 15:39–41</w:t>
-        </w:r>
-      </w:hyperlink>
-    </w:p>
-    <w:p>
-      <w:pPr>
-        <w:pStyle w:val="ListBullet"/>
-        <w:spacing w:line="240" w:lineRule="auto"/>
-        <w:ind w:left="720"/>
-      </w:pPr>
-      <w:r>
-        <w:rPr>
-          <w:lang w:val="sw_KE" w:bidi="sw_KE"/>
-        </w:rPr>
-      </w:r>
-      <w:hyperlink r:id="rId165">
-        <w:r>
-          <w:rPr>
-            <w:lang w:val="sw_KE" w:bidi="sw_KE"/>
-          </w:rPr>
-          <w:rPr>
-            <w:color w:val="0000EE"/>
-            <w:u w:val="single"/>
-          </w:rPr>
-          <w:t>Wakolosai 4:10–11</w:t>
-        </w:r>
-      </w:hyperlink>
+      <w:r>
+        <w:rPr>
+          <w:lang w:val="sw_KE" w:bidi="sw_KE"/>
+        </w:rPr>
+        <w:t>2 Timotheo 4:11–13</w:t>
+      </w:r>
+    </w:p>
+    <w:p>
+      <w:pPr>
+        <w:pStyle w:val="ListBullet"/>
+        <w:spacing w:line="240" w:lineRule="auto"/>
+        <w:ind w:left="720"/>
+      </w:pPr>
+      <w:r>
+        <w:rPr>
+          <w:lang w:val="sw_KE" w:bidi="sw_KE"/>
+        </w:rPr>
+      </w:r>
+      <w:r>
+        <w:rPr>
+          <w:lang w:val="sw_KE" w:bidi="sw_KE"/>
+        </w:rPr>
+        <w:t>Matendo 12:24–25</w:t>
+      </w:r>
+    </w:p>
+    <w:p>
+      <w:pPr>
+        <w:pStyle w:val="ListBullet"/>
+        <w:spacing w:line="240" w:lineRule="auto"/>
+        <w:ind w:left="720"/>
+      </w:pPr>
+      <w:r>
+        <w:rPr>
+          <w:lang w:val="sw_KE" w:bidi="sw_KE"/>
+        </w:rPr>
+      </w:r>
+      <w:r>
+        <w:rPr>
+          <w:lang w:val="sw_KE" w:bidi="sw_KE"/>
+        </w:rPr>
+        <w:t>Matendo 13:5</w:t>
+      </w:r>
+    </w:p>
+    <w:p>
+      <w:pPr>
+        <w:pStyle w:val="ListBullet"/>
+        <w:spacing w:line="240" w:lineRule="auto"/>
+        <w:ind w:left="720"/>
+      </w:pPr>
+      <w:r>
+        <w:rPr>
+          <w:lang w:val="sw_KE" w:bidi="sw_KE"/>
+        </w:rPr>
+      </w:r>
+      <w:r>
+        <w:rPr>
+          <w:lang w:val="sw_KE" w:bidi="sw_KE"/>
+        </w:rPr>
+        <w:t>Matendo 13:13</w:t>
+      </w:r>
+    </w:p>
+    <w:p>
+      <w:pPr>
+        <w:pStyle w:val="ListBullet"/>
+        <w:spacing w:line="240" w:lineRule="auto"/>
+        <w:ind w:left="720"/>
+      </w:pPr>
+      <w:r>
+        <w:rPr>
+          <w:lang w:val="sw_KE" w:bidi="sw_KE"/>
+        </w:rPr>
+      </w:r>
+      <w:r>
+        <w:rPr>
+          <w:lang w:val="sw_KE" w:bidi="sw_KE"/>
+        </w:rPr>
+        <w:t>Matendo 15:36–38</w:t>
+      </w:r>
+    </w:p>
+    <w:p>
+      <w:pPr>
+        <w:pStyle w:val="ListBullet"/>
+        <w:spacing w:line="240" w:lineRule="auto"/>
+        <w:ind w:left="720"/>
+      </w:pPr>
+      <w:r>
+        <w:rPr>
+          <w:lang w:val="sw_KE" w:bidi="sw_KE"/>
+        </w:rPr>
+      </w:r>
+      <w:r>
+        <w:rPr>
+          <w:lang w:val="sw_KE" w:bidi="sw_KE"/>
+        </w:rPr>
+        <w:t>Matendo 15:39–41</w:t>
+      </w:r>
+    </w:p>
+    <w:p>
+      <w:pPr>
+        <w:pStyle w:val="ListBullet"/>
+        <w:spacing w:line="240" w:lineRule="auto"/>
+        <w:ind w:left="720"/>
+      </w:pPr>
+      <w:r>
+        <w:rPr>
+          <w:lang w:val="sw_KE" w:bidi="sw_KE"/>
+        </w:rPr>
+      </w:r>
+      <w:r>
+        <w:rPr>
+          <w:lang w:val="sw_KE" w:bidi="sw_KE"/>
+        </w:rPr>
+        <w:t>Wakolosai 4:10–11</w:t>
+      </w:r>
     </w:p>
     <w:p>
       <w:pPr>
@@ -12361,186 +11431,138 @@
           <w:lang w:val="sw_KE" w:bidi="sw_KE"/>
         </w:rPr>
       </w:r>
-      <w:hyperlink r:id="rId166">
-        <w:r>
-          <w:rPr>
-            <w:lang w:val="sw_KE" w:bidi="sw_KE"/>
-          </w:rPr>
-          <w:rPr>
-            <w:color w:val="0000EE"/>
-            <w:u w:val="single"/>
-          </w:rPr>
-          <w:t>Yohana 3:22–24</w:t>
-        </w:r>
-      </w:hyperlink>
-    </w:p>
-    <w:p>
-      <w:pPr>
-        <w:pStyle w:val="ListBullet"/>
-        <w:spacing w:line="240" w:lineRule="auto"/>
-        <w:ind w:left="720"/>
-      </w:pPr>
-      <w:r>
-        <w:rPr>
-          <w:lang w:val="sw_KE" w:bidi="sw_KE"/>
-        </w:rPr>
-      </w:r>
-      <w:hyperlink r:id="rId167">
-        <w:r>
-          <w:rPr>
-            <w:lang w:val="sw_KE" w:bidi="sw_KE"/>
-          </w:rPr>
-          <w:rPr>
-            <w:color w:val="0000EE"/>
-            <w:u w:val="single"/>
-          </w:rPr>
-          <w:t>Luka 1:11–13</w:t>
-        </w:r>
-      </w:hyperlink>
-    </w:p>
-    <w:p>
-      <w:pPr>
-        <w:pStyle w:val="ListBullet"/>
-        <w:spacing w:line="240" w:lineRule="auto"/>
-        <w:ind w:left="720"/>
-      </w:pPr>
-      <w:r>
-        <w:rPr>
-          <w:lang w:val="sw_KE" w:bidi="sw_KE"/>
-        </w:rPr>
-      </w:r>
-      <w:hyperlink r:id="rId168">
-        <w:r>
-          <w:rPr>
-            <w:lang w:val="sw_KE" w:bidi="sw_KE"/>
-          </w:rPr>
-          <w:rPr>
-            <w:color w:val="0000EE"/>
-            <w:u w:val="single"/>
-          </w:rPr>
-          <w:t>Luka 1:62–63</w:t>
-        </w:r>
-      </w:hyperlink>
-    </w:p>
-    <w:p>
-      <w:pPr>
-        <w:pStyle w:val="ListBullet"/>
-        <w:spacing w:line="240" w:lineRule="auto"/>
-        <w:ind w:left="720"/>
-      </w:pPr>
-      <w:r>
-        <w:rPr>
-          <w:lang w:val="sw_KE" w:bidi="sw_KE"/>
-        </w:rPr>
-      </w:r>
-      <w:hyperlink r:id="rId169">
-        <w:r>
-          <w:rPr>
-            <w:lang w:val="sw_KE" w:bidi="sw_KE"/>
-          </w:rPr>
-          <w:rPr>
-            <w:color w:val="0000EE"/>
-            <w:u w:val="single"/>
-          </w:rPr>
-          <w:t>Luka 3:7</w:t>
-        </w:r>
-      </w:hyperlink>
-    </w:p>
-    <w:p>
-      <w:pPr>
-        <w:pStyle w:val="ListBullet"/>
-        <w:spacing w:line="240" w:lineRule="auto"/>
-        <w:ind w:left="720"/>
-      </w:pPr>
-      <w:r>
-        <w:rPr>
-          <w:lang w:val="sw_KE" w:bidi="sw_KE"/>
-        </w:rPr>
-      </w:r>
-      <w:hyperlink r:id="rId170">
-        <w:r>
-          <w:rPr>
-            <w:lang w:val="sw_KE" w:bidi="sw_KE"/>
-          </w:rPr>
-          <w:rPr>
-            <w:color w:val="0000EE"/>
-            <w:u w:val="single"/>
-          </w:rPr>
-          <w:t>Luka 3:15–16</w:t>
-        </w:r>
-      </w:hyperlink>
-    </w:p>
-    <w:p>
-      <w:pPr>
-        <w:pStyle w:val="ListBullet"/>
-        <w:spacing w:line="240" w:lineRule="auto"/>
-        <w:ind w:left="720"/>
-      </w:pPr>
-      <w:r>
-        <w:rPr>
-          <w:lang w:val="sw_KE" w:bidi="sw_KE"/>
-        </w:rPr>
-      </w:r>
-      <w:hyperlink r:id="rId171">
-        <w:r>
-          <w:rPr>
-            <w:lang w:val="sw_KE" w:bidi="sw_KE"/>
-          </w:rPr>
-          <w:rPr>
-            <w:color w:val="0000EE"/>
-            <w:u w:val="single"/>
-          </w:rPr>
-          <w:t>Luka 7:27–28</w:t>
-        </w:r>
-      </w:hyperlink>
-    </w:p>
-    <w:p>
-      <w:pPr>
-        <w:pStyle w:val="ListBullet"/>
-        <w:spacing w:line="240" w:lineRule="auto"/>
-        <w:ind w:left="720"/>
-      </w:pPr>
-      <w:r>
-        <w:rPr>
-          <w:lang w:val="sw_KE" w:bidi="sw_KE"/>
-        </w:rPr>
-      </w:r>
-      <w:hyperlink r:id="rId172">
-        <w:r>
-          <w:rPr>
-            <w:lang w:val="sw_KE" w:bidi="sw_KE"/>
-          </w:rPr>
-          <w:rPr>
-            <w:color w:val="0000EE"/>
-            <w:u w:val="single"/>
-          </w:rPr>
-          <w:t>Mathayo 3:13</w:t>
-        </w:r>
-      </w:hyperlink>
-    </w:p>
-    <w:p>
-      <w:pPr>
-        <w:pStyle w:val="ListBullet"/>
-        <w:spacing w:line="240" w:lineRule="auto"/>
-        <w:ind w:left="720"/>
-      </w:pPr>
-      <w:r>
-        <w:rPr>
-          <w:lang w:val="sw_KE" w:bidi="sw_KE"/>
-        </w:rPr>
-      </w:r>
-      <w:hyperlink r:id="rId173">
-        <w:r>
-          <w:rPr>
-            <w:lang w:val="sw_KE" w:bidi="sw_KE"/>
-          </w:rPr>
-          <w:rPr>
-            <w:color w:val="0000EE"/>
-            <w:u w:val="single"/>
-          </w:rPr>
-          <w:t>Mathayo 11:14</w:t>
-        </w:r>
-      </w:hyperlink>
+      <w:r>
+        <w:rPr>
+          <w:lang w:val="sw_KE" w:bidi="sw_KE"/>
+        </w:rPr>
+        <w:t>Yohana 3:22–24</w:t>
+      </w:r>
+    </w:p>
+    <w:p>
+      <w:pPr>
+        <w:pStyle w:val="ListBullet"/>
+        <w:spacing w:line="240" w:lineRule="auto"/>
+        <w:ind w:left="720"/>
+      </w:pPr>
+      <w:r>
+        <w:rPr>
+          <w:lang w:val="sw_KE" w:bidi="sw_KE"/>
+        </w:rPr>
+      </w:r>
+      <w:r>
+        <w:rPr>
+          <w:lang w:val="sw_KE" w:bidi="sw_KE"/>
+        </w:rPr>
+        <w:t>Luka 1:11–13</w:t>
+      </w:r>
+    </w:p>
+    <w:p>
+      <w:pPr>
+        <w:pStyle w:val="ListBullet"/>
+        <w:spacing w:line="240" w:lineRule="auto"/>
+        <w:ind w:left="720"/>
+      </w:pPr>
+      <w:r>
+        <w:rPr>
+          <w:lang w:val="sw_KE" w:bidi="sw_KE"/>
+        </w:rPr>
+      </w:r>
+      <w:r>
+        <w:rPr>
+          <w:lang w:val="sw_KE" w:bidi="sw_KE"/>
+        </w:rPr>
+        <w:t>Luka 1:62–63</w:t>
+      </w:r>
+    </w:p>
+    <w:p>
+      <w:pPr>
+        <w:pStyle w:val="ListBullet"/>
+        <w:spacing w:line="240" w:lineRule="auto"/>
+        <w:ind w:left="720"/>
+      </w:pPr>
+      <w:r>
+        <w:rPr>
+          <w:lang w:val="sw_KE" w:bidi="sw_KE"/>
+        </w:rPr>
+      </w:r>
+      <w:r>
+        <w:rPr>
+          <w:lang w:val="sw_KE" w:bidi="sw_KE"/>
+        </w:rPr>
+        <w:t>Luka 3:7</w:t>
+      </w:r>
+    </w:p>
+    <w:p>
+      <w:pPr>
+        <w:pStyle w:val="ListBullet"/>
+        <w:spacing w:line="240" w:lineRule="auto"/>
+        <w:ind w:left="720"/>
+      </w:pPr>
+      <w:r>
+        <w:rPr>
+          <w:lang w:val="sw_KE" w:bidi="sw_KE"/>
+        </w:rPr>
+      </w:r>
+      <w:r>
+        <w:rPr>
+          <w:lang w:val="sw_KE" w:bidi="sw_KE"/>
+        </w:rPr>
+        <w:t>Luka 3:15–16</w:t>
+      </w:r>
+    </w:p>
+    <w:p>
+      <w:pPr>
+        <w:pStyle w:val="ListBullet"/>
+        <w:spacing w:line="240" w:lineRule="auto"/>
+        <w:ind w:left="720"/>
+      </w:pPr>
+      <w:r>
+        <w:rPr>
+          <w:lang w:val="sw_KE" w:bidi="sw_KE"/>
+        </w:rPr>
+      </w:r>
+      <w:r>
+        <w:rPr>
+          <w:lang w:val="sw_KE" w:bidi="sw_KE"/>
+        </w:rPr>
+        <w:t>Luka 7:27–28</w:t>
+      </w:r>
+    </w:p>
+    <w:p>
+      <w:pPr>
+        <w:pStyle w:val="ListBullet"/>
+        <w:spacing w:line="240" w:lineRule="auto"/>
+        <w:ind w:left="720"/>
+      </w:pPr>
+      <w:r>
+        <w:rPr>
+          <w:lang w:val="sw_KE" w:bidi="sw_KE"/>
+        </w:rPr>
+      </w:r>
+      <w:r>
+        <w:rPr>
+          <w:lang w:val="sw_KE" w:bidi="sw_KE"/>
+        </w:rPr>
+        <w:t>Mathayo 3:13</w:t>
+      </w:r>
+    </w:p>
+    <w:p>
+      <w:pPr>
+        <w:pStyle w:val="ListBullet"/>
+        <w:spacing w:line="240" w:lineRule="auto"/>
+        <w:ind w:left="720"/>
+      </w:pPr>
+      <w:r>
+        <w:rPr>
+          <w:lang w:val="sw_KE" w:bidi="sw_KE"/>
+        </w:rPr>
+      </w:r>
+      <w:r>
+        <w:rPr>
+          <w:lang w:val="sw_KE" w:bidi="sw_KE"/>
+        </w:rPr>
+        <w:t>Mathayo 11:14</w:t>
+      </w:r>
     </w:p>
     <w:p>
       <w:pPr>
@@ -13026,114 +12048,84 @@
           <w:lang w:val="sw_KE" w:bidi="sw_KE"/>
         </w:rPr>
       </w:r>
-      <w:hyperlink r:id="rId43">
-        <w:r>
-          <w:rPr>
-            <w:lang w:val="sw_KE" w:bidi="sw_KE"/>
-          </w:rPr>
-          <w:rPr>
-            <w:color w:val="0000EE"/>
-            <w:u w:val="single"/>
-          </w:rPr>
-          <w:t>Wagalatia 2:9–10</w:t>
-        </w:r>
-      </w:hyperlink>
-    </w:p>
-    <w:p>
-      <w:pPr>
-        <w:pStyle w:val="ListBullet"/>
-        <w:spacing w:line="240" w:lineRule="auto"/>
-        <w:ind w:left="720"/>
-      </w:pPr>
-      <w:r>
-        <w:rPr>
-          <w:lang w:val="sw_KE" w:bidi="sw_KE"/>
-        </w:rPr>
-      </w:r>
-      <w:hyperlink r:id="rId174">
-        <w:r>
-          <w:rPr>
-            <w:lang w:val="sw_KE" w:bidi="sw_KE"/>
-          </w:rPr>
-          <w:rPr>
-            <w:color w:val="0000EE"/>
-            <w:u w:val="single"/>
-          </w:rPr>
-          <w:t>Yohana 1:19–21</w:t>
-        </w:r>
-      </w:hyperlink>
-    </w:p>
-    <w:p>
-      <w:pPr>
-        <w:pStyle w:val="ListBullet"/>
-        <w:spacing w:line="240" w:lineRule="auto"/>
-        <w:ind w:left="720"/>
-      </w:pPr>
-      <w:r>
-        <w:rPr>
-          <w:lang w:val="sw_KE" w:bidi="sw_KE"/>
-        </w:rPr>
-      </w:r>
-      <w:hyperlink r:id="rId33">
-        <w:r>
-          <w:rPr>
-            <w:lang w:val="sw_KE" w:bidi="sw_KE"/>
-          </w:rPr>
-          <w:rPr>
-            <w:color w:val="0000EE"/>
-            <w:u w:val="single"/>
-          </w:rPr>
-          <w:t>Marko 3:17–19</w:t>
-        </w:r>
-      </w:hyperlink>
-    </w:p>
-    <w:p>
-      <w:pPr>
-        <w:pStyle w:val="ListBullet"/>
-        <w:spacing w:line="240" w:lineRule="auto"/>
-        <w:ind w:left="720"/>
-      </w:pPr>
-      <w:r>
-        <w:rPr>
-          <w:lang w:val="sw_KE" w:bidi="sw_KE"/>
-        </w:rPr>
-      </w:r>
-      <w:hyperlink r:id="rId40">
-        <w:r>
-          <w:rPr>
-            <w:lang w:val="sw_KE" w:bidi="sw_KE"/>
-          </w:rPr>
-          <w:rPr>
-            <w:color w:val="0000EE"/>
-            <w:u w:val="single"/>
-          </w:rPr>
-          <w:t>Mathayo 4:21–22</w:t>
-        </w:r>
-      </w:hyperlink>
-    </w:p>
-    <w:p>
-      <w:pPr>
-        <w:pStyle w:val="ListBullet"/>
-        <w:spacing w:line="240" w:lineRule="auto"/>
-        <w:ind w:left="720"/>
-      </w:pPr>
-      <w:r>
-        <w:rPr>
-          <w:lang w:val="sw_KE" w:bidi="sw_KE"/>
-        </w:rPr>
-      </w:r>
-      <w:hyperlink r:id="rId175">
-        <w:r>
-          <w:rPr>
-            <w:lang w:val="sw_KE" w:bidi="sw_KE"/>
-          </w:rPr>
-          <w:rPr>
-            <w:color w:val="0000EE"/>
-            <w:u w:val="single"/>
-          </w:rPr>
-          <w:t>Ufunuo 1:1–3</w:t>
-        </w:r>
-      </w:hyperlink>
+      <w:r>
+        <w:rPr>
+          <w:lang w:val="sw_KE" w:bidi="sw_KE"/>
+        </w:rPr>
+        <w:t>Wagalatia 2:9–10</w:t>
+      </w:r>
+    </w:p>
+    <w:p>
+      <w:pPr>
+        <w:pStyle w:val="ListBullet"/>
+        <w:spacing w:line="240" w:lineRule="auto"/>
+        <w:ind w:left="720"/>
+      </w:pPr>
+      <w:r>
+        <w:rPr>
+          <w:lang w:val="sw_KE" w:bidi="sw_KE"/>
+        </w:rPr>
+      </w:r>
+      <w:r>
+        <w:rPr>
+          <w:lang w:val="sw_KE" w:bidi="sw_KE"/>
+        </w:rPr>
+        <w:t>Yohana 1:19–21</w:t>
+      </w:r>
+    </w:p>
+    <w:p>
+      <w:pPr>
+        <w:pStyle w:val="ListBullet"/>
+        <w:spacing w:line="240" w:lineRule="auto"/>
+        <w:ind w:left="720"/>
+      </w:pPr>
+      <w:r>
+        <w:rPr>
+          <w:lang w:val="sw_KE" w:bidi="sw_KE"/>
+        </w:rPr>
+      </w:r>
+      <w:r>
+        <w:rPr>
+          <w:lang w:val="sw_KE" w:bidi="sw_KE"/>
+        </w:rPr>
+        <w:t>Marko 3:17–19</w:t>
+      </w:r>
+    </w:p>
+    <w:p>
+      <w:pPr>
+        <w:pStyle w:val="ListBullet"/>
+        <w:spacing w:line="240" w:lineRule="auto"/>
+        <w:ind w:left="720"/>
+      </w:pPr>
+      <w:r>
+        <w:rPr>
+          <w:lang w:val="sw_KE" w:bidi="sw_KE"/>
+        </w:rPr>
+      </w:r>
+      <w:r>
+        <w:rPr>
+          <w:lang w:val="sw_KE" w:bidi="sw_KE"/>
+        </w:rPr>
+        <w:t>Mathayo 4:21–22</w:t>
+      </w:r>
+    </w:p>
+    <w:p>
+      <w:pPr>
+        <w:pStyle w:val="ListBullet"/>
+        <w:spacing w:line="240" w:lineRule="auto"/>
+        <w:ind w:left="720"/>
+      </w:pPr>
+      <w:r>
+        <w:rPr>
+          <w:lang w:val="sw_KE" w:bidi="sw_KE"/>
+        </w:rPr>
+      </w:r>
+      <w:r>
+        <w:rPr>
+          <w:lang w:val="sw_KE" w:bidi="sw_KE"/>
+        </w:rPr>
+        <w:t>Ufunuo 1:1–3</w:t>
+      </w:r>
     </w:p>
     <w:p>
       <w:pPr>
@@ -13675,90 +12667,66 @@
           <w:lang w:val="sw_KE" w:bidi="sw_KE"/>
         </w:rPr>
       </w:r>
-      <w:hyperlink r:id="rId17">
-        <w:r>
-          <w:rPr>
-            <w:lang w:val="sw_KE" w:bidi="sw_KE"/>
-          </w:rPr>
-          <w:rPr>
-            <w:color w:val="0000EE"/>
-            <w:u w:val="single"/>
-          </w:rPr>
-          <w:t>Yona 1:3</w:t>
-        </w:r>
-      </w:hyperlink>
-    </w:p>
-    <w:p>
-      <w:pPr>
-        <w:pStyle w:val="ListBullet"/>
-        <w:spacing w:line="240" w:lineRule="auto"/>
-        <w:ind w:left="720"/>
-      </w:pPr>
-      <w:r>
-        <w:rPr>
-          <w:lang w:val="sw_KE" w:bidi="sw_KE"/>
-        </w:rPr>
-      </w:r>
-      <w:hyperlink r:id="rId176">
-        <w:r>
-          <w:rPr>
-            <w:lang w:val="sw_KE" w:bidi="sw_KE"/>
-          </w:rPr>
-          <w:rPr>
-            <w:color w:val="0000EE"/>
-            <w:u w:val="single"/>
-          </w:rPr>
-          <w:t>Luka 11:30</w:t>
-        </w:r>
-      </w:hyperlink>
-    </w:p>
-    <w:p>
-      <w:pPr>
-        <w:pStyle w:val="ListBullet"/>
-        <w:spacing w:line="240" w:lineRule="auto"/>
-        <w:ind w:left="720"/>
-      </w:pPr>
-      <w:r>
-        <w:rPr>
-          <w:lang w:val="sw_KE" w:bidi="sw_KE"/>
-        </w:rPr>
-      </w:r>
-      <w:hyperlink r:id="rId177">
-        <w:r>
-          <w:rPr>
-            <w:lang w:val="sw_KE" w:bidi="sw_KE"/>
-          </w:rPr>
-          <w:rPr>
-            <w:color w:val="0000EE"/>
-            <w:u w:val="single"/>
-          </w:rPr>
-          <w:t>Mathayo 12:39</w:t>
-        </w:r>
-      </w:hyperlink>
-    </w:p>
-    <w:p>
-      <w:pPr>
-        <w:pStyle w:val="ListBullet"/>
-        <w:spacing w:line="240" w:lineRule="auto"/>
-        <w:ind w:left="720"/>
-      </w:pPr>
-      <w:r>
-        <w:rPr>
-          <w:lang w:val="sw_KE" w:bidi="sw_KE"/>
-        </w:rPr>
-      </w:r>
-      <w:hyperlink r:id="rId178">
-        <w:r>
-          <w:rPr>
-            <w:lang w:val="sw_KE" w:bidi="sw_KE"/>
-          </w:rPr>
-          <w:rPr>
-            <w:color w:val="0000EE"/>
-            <w:u w:val="single"/>
-          </w:rPr>
-          <w:t>Mathayo 16:4</w:t>
-        </w:r>
-      </w:hyperlink>
+      <w:r>
+        <w:rPr>
+          <w:lang w:val="sw_KE" w:bidi="sw_KE"/>
+        </w:rPr>
+        <w:t>Yona 1:3</w:t>
+      </w:r>
+    </w:p>
+    <w:p>
+      <w:pPr>
+        <w:pStyle w:val="ListBullet"/>
+        <w:spacing w:line="240" w:lineRule="auto"/>
+        <w:ind w:left="720"/>
+      </w:pPr>
+      <w:r>
+        <w:rPr>
+          <w:lang w:val="sw_KE" w:bidi="sw_KE"/>
+        </w:rPr>
+      </w:r>
+      <w:r>
+        <w:rPr>
+          <w:lang w:val="sw_KE" w:bidi="sw_KE"/>
+        </w:rPr>
+        <w:t>Luka 11:30</w:t>
+      </w:r>
+    </w:p>
+    <w:p>
+      <w:pPr>
+        <w:pStyle w:val="ListBullet"/>
+        <w:spacing w:line="240" w:lineRule="auto"/>
+        <w:ind w:left="720"/>
+      </w:pPr>
+      <w:r>
+        <w:rPr>
+          <w:lang w:val="sw_KE" w:bidi="sw_KE"/>
+        </w:rPr>
+      </w:r>
+      <w:r>
+        <w:rPr>
+          <w:lang w:val="sw_KE" w:bidi="sw_KE"/>
+        </w:rPr>
+        <w:t>Mathayo 12:39</w:t>
+      </w:r>
+    </w:p>
+    <w:p>
+      <w:pPr>
+        <w:pStyle w:val="ListBullet"/>
+        <w:spacing w:line="240" w:lineRule="auto"/>
+        <w:ind w:left="720"/>
+      </w:pPr>
+      <w:r>
+        <w:rPr>
+          <w:lang w:val="sw_KE" w:bidi="sw_KE"/>
+        </w:rPr>
+      </w:r>
+      <w:r>
+        <w:rPr>
+          <w:lang w:val="sw_KE" w:bidi="sw_KE"/>
+        </w:rPr>
+        <w:t>Mathayo 16:4</w:t>
+      </w:r>
     </w:p>
     <w:p>
       <w:pPr>
@@ -14018,90 +12986,66 @@
           <w:lang w:val="sw_KE" w:bidi="sw_KE"/>
         </w:rPr>
       </w:r>
-      <w:hyperlink r:id="rId179">
-        <w:r>
-          <w:rPr>
-            <w:lang w:val="sw_KE" w:bidi="sw_KE"/>
-          </w:rPr>
-          <w:rPr>
-            <w:color w:val="0000EE"/>
-            <w:u w:val="single"/>
-          </w:rPr>
-          <w:t>1 Wafalme 1:41–42</w:t>
-        </w:r>
-      </w:hyperlink>
-    </w:p>
-    <w:p>
-      <w:pPr>
-        <w:pStyle w:val="ListBullet"/>
-        <w:spacing w:line="240" w:lineRule="auto"/>
-        <w:ind w:left="720"/>
-      </w:pPr>
-      <w:r>
-        <w:rPr>
-          <w:lang w:val="sw_KE" w:bidi="sw_KE"/>
-        </w:rPr>
-      </w:r>
-      <w:hyperlink r:id="rId180">
-        <w:r>
-          <w:rPr>
-            <w:lang w:val="sw_KE" w:bidi="sw_KE"/>
-          </w:rPr>
-          <w:rPr>
-            <w:color w:val="0000EE"/>
-            <w:u w:val="single"/>
-          </w:rPr>
-          <w:t>1 Samweli 14:1</w:t>
-        </w:r>
-      </w:hyperlink>
-    </w:p>
-    <w:p>
-      <w:pPr>
-        <w:pStyle w:val="ListBullet"/>
-        <w:spacing w:line="240" w:lineRule="auto"/>
-        <w:ind w:left="720"/>
-      </w:pPr>
-      <w:r>
-        <w:rPr>
-          <w:lang w:val="sw_KE" w:bidi="sw_KE"/>
-        </w:rPr>
-      </w:r>
-      <w:hyperlink r:id="rId181">
-        <w:r>
-          <w:rPr>
-            <w:lang w:val="sw_KE" w:bidi="sw_KE"/>
-          </w:rPr>
-          <w:rPr>
-            <w:color w:val="0000EE"/>
-            <w:u w:val="single"/>
-          </w:rPr>
-          <w:t>1 Samweli 20:2</w:t>
-        </w:r>
-      </w:hyperlink>
-    </w:p>
-    <w:p>
-      <w:pPr>
-        <w:pStyle w:val="ListBullet"/>
-        <w:spacing w:line="240" w:lineRule="auto"/>
-        <w:ind w:left="720"/>
-      </w:pPr>
-      <w:r>
-        <w:rPr>
-          <w:lang w:val="sw_KE" w:bidi="sw_KE"/>
-        </w:rPr>
-      </w:r>
-      <w:hyperlink r:id="rId182">
-        <w:r>
-          <w:rPr>
-            <w:lang w:val="sw_KE" w:bidi="sw_KE"/>
-          </w:rPr>
-          <w:rPr>
-            <w:color w:val="0000EE"/>
-            <w:u w:val="single"/>
-          </w:rPr>
-          <w:t>2 Samweli 1:3–5</w:t>
-        </w:r>
-      </w:hyperlink>
+      <w:r>
+        <w:rPr>
+          <w:lang w:val="sw_KE" w:bidi="sw_KE"/>
+        </w:rPr>
+        <w:t>1 Wafalme 1:41–42</w:t>
+      </w:r>
+    </w:p>
+    <w:p>
+      <w:pPr>
+        <w:pStyle w:val="ListBullet"/>
+        <w:spacing w:line="240" w:lineRule="auto"/>
+        <w:ind w:left="720"/>
+      </w:pPr>
+      <w:r>
+        <w:rPr>
+          <w:lang w:val="sw_KE" w:bidi="sw_KE"/>
+        </w:rPr>
+      </w:r>
+      <w:r>
+        <w:rPr>
+          <w:lang w:val="sw_KE" w:bidi="sw_KE"/>
+        </w:rPr>
+        <w:t>1 Samweli 14:1</w:t>
+      </w:r>
+    </w:p>
+    <w:p>
+      <w:pPr>
+        <w:pStyle w:val="ListBullet"/>
+        <w:spacing w:line="240" w:lineRule="auto"/>
+        <w:ind w:left="720"/>
+      </w:pPr>
+      <w:r>
+        <w:rPr>
+          <w:lang w:val="sw_KE" w:bidi="sw_KE"/>
+        </w:rPr>
+      </w:r>
+      <w:r>
+        <w:rPr>
+          <w:lang w:val="sw_KE" w:bidi="sw_KE"/>
+        </w:rPr>
+        <w:t>1 Samweli 20:2</w:t>
+      </w:r>
+    </w:p>
+    <w:p>
+      <w:pPr>
+        <w:pStyle w:val="ListBullet"/>
+        <w:spacing w:line="240" w:lineRule="auto"/>
+        <w:ind w:left="720"/>
+      </w:pPr>
+      <w:r>
+        <w:rPr>
+          <w:lang w:val="sw_KE" w:bidi="sw_KE"/>
+        </w:rPr>
+      </w:r>
+      <w:r>
+        <w:rPr>
+          <w:lang w:val="sw_KE" w:bidi="sw_KE"/>
+        </w:rPr>
+        <w:t>2 Samweli 1:3–5</w:t>
+      </w:r>
     </w:p>
     <w:p>
       <w:pPr>
@@ -14421,90 +13365,66 @@
           <w:lang w:val="sw_KE" w:bidi="sw_KE"/>
         </w:rPr>
       </w:r>
-      <w:hyperlink r:id="rId56">
-        <w:r>
-          <w:rPr>
-            <w:lang w:val="sw_KE" w:bidi="sw_KE"/>
-          </w:rPr>
-          <w:rPr>
-            <w:color w:val="0000EE"/>
-            <w:u w:val="single"/>
-          </w:rPr>
-          <w:t>1 Mambo ya Nyakati 3:10–12</w:t>
-        </w:r>
-      </w:hyperlink>
-    </w:p>
-    <w:p>
-      <w:pPr>
-        <w:pStyle w:val="ListBullet"/>
-        <w:spacing w:line="240" w:lineRule="auto"/>
-        <w:ind w:left="720"/>
-      </w:pPr>
-      <w:r>
-        <w:rPr>
-          <w:lang w:val="sw_KE" w:bidi="sw_KE"/>
-        </w:rPr>
-      </w:r>
-      <w:hyperlink r:id="rId183">
-        <w:r>
-          <w:rPr>
-            <w:lang w:val="sw_KE" w:bidi="sw_KE"/>
-          </w:rPr>
-          <w:rPr>
-            <w:color w:val="0000EE"/>
-            <w:u w:val="single"/>
-          </w:rPr>
-          <w:t>2 Mambo ya Nyakati 22:4–5</w:t>
-        </w:r>
-      </w:hyperlink>
-    </w:p>
-    <w:p>
-      <w:pPr>
-        <w:pStyle w:val="ListBullet"/>
-        <w:spacing w:line="240" w:lineRule="auto"/>
-        <w:ind w:left="720"/>
-      </w:pPr>
-      <w:r>
-        <w:rPr>
-          <w:lang w:val="sw_KE" w:bidi="sw_KE"/>
-        </w:rPr>
-      </w:r>
-      <w:hyperlink r:id="rId59">
-        <w:r>
-          <w:rPr>
-            <w:lang w:val="sw_KE" w:bidi="sw_KE"/>
-          </w:rPr>
-          <w:rPr>
-            <w:color w:val="0000EE"/>
-            <w:u w:val="single"/>
-          </w:rPr>
-          <w:t>2 Wafalme 1:17</w:t>
-        </w:r>
-      </w:hyperlink>
-    </w:p>
-    <w:p>
-      <w:pPr>
-        <w:pStyle w:val="ListBullet"/>
-        <w:spacing w:line="240" w:lineRule="auto"/>
-        <w:ind w:left="720"/>
-      </w:pPr>
-      <w:r>
-        <w:rPr>
-          <w:lang w:val="sw_KE" w:bidi="sw_KE"/>
-        </w:rPr>
-      </w:r>
-      <w:hyperlink r:id="rId184">
-        <w:r>
-          <w:rPr>
-            <w:lang w:val="sw_KE" w:bidi="sw_KE"/>
-          </w:rPr>
-          <w:rPr>
-            <w:color w:val="0000EE"/>
-            <w:u w:val="single"/>
-          </w:rPr>
-          <w:t>2 Wafalme 8:16</w:t>
-        </w:r>
-      </w:hyperlink>
+      <w:r>
+        <w:rPr>
+          <w:lang w:val="sw_KE" w:bidi="sw_KE"/>
+        </w:rPr>
+        <w:t>1 Mambo ya Nyakati 3:10–12</w:t>
+      </w:r>
+    </w:p>
+    <w:p>
+      <w:pPr>
+        <w:pStyle w:val="ListBullet"/>
+        <w:spacing w:line="240" w:lineRule="auto"/>
+        <w:ind w:left="720"/>
+      </w:pPr>
+      <w:r>
+        <w:rPr>
+          <w:lang w:val="sw_KE" w:bidi="sw_KE"/>
+        </w:rPr>
+      </w:r>
+      <w:r>
+        <w:rPr>
+          <w:lang w:val="sw_KE" w:bidi="sw_KE"/>
+        </w:rPr>
+        <w:t>2 Mambo ya Nyakati 22:4–5</w:t>
+      </w:r>
+    </w:p>
+    <w:p>
+      <w:pPr>
+        <w:pStyle w:val="ListBullet"/>
+        <w:spacing w:line="240" w:lineRule="auto"/>
+        <w:ind w:left="720"/>
+      </w:pPr>
+      <w:r>
+        <w:rPr>
+          <w:lang w:val="sw_KE" w:bidi="sw_KE"/>
+        </w:rPr>
+      </w:r>
+      <w:r>
+        <w:rPr>
+          <w:lang w:val="sw_KE" w:bidi="sw_KE"/>
+        </w:rPr>
+        <w:t>2 Wafalme 1:17</w:t>
+      </w:r>
+    </w:p>
+    <w:p>
+      <w:pPr>
+        <w:pStyle w:val="ListBullet"/>
+        <w:spacing w:line="240" w:lineRule="auto"/>
+        <w:ind w:left="720"/>
+      </w:pPr>
+      <w:r>
+        <w:rPr>
+          <w:lang w:val="sw_KE" w:bidi="sw_KE"/>
+        </w:rPr>
+      </w:r>
+      <w:r>
+        <w:rPr>
+          <w:lang w:val="sw_KE" w:bidi="sw_KE"/>
+        </w:rPr>
+        <w:t>2 Wafalme 8:16</w:t>
+      </w:r>
     </w:p>
     <w:p>
       <w:pPr>
@@ -14788,186 +13708,138 @@
           <w:lang w:val="sw_KE" w:bidi="sw_KE"/>
         </w:rPr>
       </w:r>
-      <w:hyperlink r:id="rId185">
-        <w:r>
-          <w:rPr>
-            <w:lang w:val="sw_KE" w:bidi="sw_KE"/>
-          </w:rPr>
-          <w:rPr>
-            <w:color w:val="0000EE"/>
-            <w:u w:val="single"/>
-          </w:rPr>
-          <w:t>Yohana 1:43–45</w:t>
-        </w:r>
-      </w:hyperlink>
-    </w:p>
-    <w:p>
-      <w:pPr>
-        <w:pStyle w:val="ListBullet"/>
-        <w:spacing w:line="240" w:lineRule="auto"/>
-        <w:ind w:left="720"/>
-      </w:pPr>
-      <w:r>
-        <w:rPr>
-          <w:lang w:val="sw_KE" w:bidi="sw_KE"/>
-        </w:rPr>
-      </w:r>
-      <w:hyperlink r:id="rId186">
-        <w:r>
-          <w:rPr>
-            <w:lang w:val="sw_KE" w:bidi="sw_KE"/>
-          </w:rPr>
-          <w:rPr>
-            <w:color w:val="0000EE"/>
-            <w:u w:val="single"/>
-          </w:rPr>
-          <w:t>Luka 1:26–29</w:t>
-        </w:r>
-      </w:hyperlink>
-    </w:p>
-    <w:p>
-      <w:pPr>
-        <w:pStyle w:val="ListBullet"/>
-        <w:spacing w:line="240" w:lineRule="auto"/>
-        <w:ind w:left="720"/>
-      </w:pPr>
-      <w:r>
-        <w:rPr>
-          <w:lang w:val="sw_KE" w:bidi="sw_KE"/>
-        </w:rPr>
-      </w:r>
-      <w:hyperlink r:id="rId187">
-        <w:r>
-          <w:rPr>
-            <w:lang w:val="sw_KE" w:bidi="sw_KE"/>
-          </w:rPr>
-          <w:rPr>
-            <w:color w:val="0000EE"/>
-            <w:u w:val="single"/>
-          </w:rPr>
-          <w:t>Luka 2:4–5</w:t>
-        </w:r>
-      </w:hyperlink>
-    </w:p>
-    <w:p>
-      <w:pPr>
-        <w:pStyle w:val="ListBullet"/>
-        <w:spacing w:line="240" w:lineRule="auto"/>
-        <w:ind w:left="720"/>
-      </w:pPr>
-      <w:r>
-        <w:rPr>
-          <w:lang w:val="sw_KE" w:bidi="sw_KE"/>
-        </w:rPr>
-      </w:r>
-      <w:hyperlink r:id="rId188">
-        <w:r>
-          <w:rPr>
-            <w:lang w:val="sw_KE" w:bidi="sw_KE"/>
-          </w:rPr>
-          <w:rPr>
-            <w:color w:val="0000EE"/>
-            <w:u w:val="single"/>
-          </w:rPr>
-          <w:t>Luka 2:15–16</w:t>
-        </w:r>
-      </w:hyperlink>
-    </w:p>
-    <w:p>
-      <w:pPr>
-        <w:pStyle w:val="ListBullet"/>
-        <w:spacing w:line="240" w:lineRule="auto"/>
-        <w:ind w:left="720"/>
-      </w:pPr>
-      <w:r>
-        <w:rPr>
-          <w:lang w:val="sw_KE" w:bidi="sw_KE"/>
-        </w:rPr>
-      </w:r>
-      <w:hyperlink r:id="rId189">
-        <w:r>
-          <w:rPr>
-            <w:lang w:val="sw_KE" w:bidi="sw_KE"/>
-          </w:rPr>
-          <w:rPr>
-            <w:color w:val="0000EE"/>
-            <w:u w:val="single"/>
-          </w:rPr>
-          <w:t>Mathayo 1:18–19</w:t>
-        </w:r>
-      </w:hyperlink>
-    </w:p>
-    <w:p>
-      <w:pPr>
-        <w:pStyle w:val="ListBullet"/>
-        <w:spacing w:line="240" w:lineRule="auto"/>
-        <w:ind w:left="720"/>
-      </w:pPr>
-      <w:r>
-        <w:rPr>
-          <w:lang w:val="sw_KE" w:bidi="sw_KE"/>
-        </w:rPr>
-      </w:r>
-      <w:hyperlink r:id="rId190">
-        <w:r>
-          <w:rPr>
-            <w:lang w:val="sw_KE" w:bidi="sw_KE"/>
-          </w:rPr>
-          <w:rPr>
-            <w:color w:val="0000EE"/>
-            <w:u w:val="single"/>
-          </w:rPr>
-          <w:t>Mathayo 1:24–25</w:t>
-        </w:r>
-      </w:hyperlink>
-    </w:p>
-    <w:p>
-      <w:pPr>
-        <w:pStyle w:val="ListBullet"/>
-        <w:spacing w:line="240" w:lineRule="auto"/>
-        <w:ind w:left="720"/>
-      </w:pPr>
-      <w:r>
-        <w:rPr>
-          <w:lang w:val="sw_KE" w:bidi="sw_KE"/>
-        </w:rPr>
-      </w:r>
-      <w:hyperlink r:id="rId191">
-        <w:r>
-          <w:rPr>
-            <w:lang w:val="sw_KE" w:bidi="sw_KE"/>
-          </w:rPr>
-          <w:rPr>
-            <w:color w:val="0000EE"/>
-            <w:u w:val="single"/>
-          </w:rPr>
-          <w:t>Mathayo 2:19–21</w:t>
-        </w:r>
-      </w:hyperlink>
-    </w:p>
-    <w:p>
-      <w:pPr>
-        <w:pStyle w:val="ListBullet"/>
-        <w:spacing w:line="240" w:lineRule="auto"/>
-        <w:ind w:left="720"/>
-      </w:pPr>
-      <w:r>
-        <w:rPr>
-          <w:lang w:val="sw_KE" w:bidi="sw_KE"/>
-        </w:rPr>
-      </w:r>
-      <w:hyperlink r:id="rId47">
-        <w:r>
-          <w:rPr>
-            <w:lang w:val="sw_KE" w:bidi="sw_KE"/>
-          </w:rPr>
-          <w:rPr>
-            <w:color w:val="0000EE"/>
-            <w:u w:val="single"/>
-          </w:rPr>
-          <w:t>Mathayo 13:54–56</w:t>
-        </w:r>
-      </w:hyperlink>
+      <w:r>
+        <w:rPr>
+          <w:lang w:val="sw_KE" w:bidi="sw_KE"/>
+        </w:rPr>
+        <w:t>Yohana 1:43–45</w:t>
+      </w:r>
+    </w:p>
+    <w:p>
+      <w:pPr>
+        <w:pStyle w:val="ListBullet"/>
+        <w:spacing w:line="240" w:lineRule="auto"/>
+        <w:ind w:left="720"/>
+      </w:pPr>
+      <w:r>
+        <w:rPr>
+          <w:lang w:val="sw_KE" w:bidi="sw_KE"/>
+        </w:rPr>
+      </w:r>
+      <w:r>
+        <w:rPr>
+          <w:lang w:val="sw_KE" w:bidi="sw_KE"/>
+        </w:rPr>
+        <w:t>Luka 1:26–29</w:t>
+      </w:r>
+    </w:p>
+    <w:p>
+      <w:pPr>
+        <w:pStyle w:val="ListBullet"/>
+        <w:spacing w:line="240" w:lineRule="auto"/>
+        <w:ind w:left="720"/>
+      </w:pPr>
+      <w:r>
+        <w:rPr>
+          <w:lang w:val="sw_KE" w:bidi="sw_KE"/>
+        </w:rPr>
+      </w:r>
+      <w:r>
+        <w:rPr>
+          <w:lang w:val="sw_KE" w:bidi="sw_KE"/>
+        </w:rPr>
+        <w:t>Luka 2:4–5</w:t>
+      </w:r>
+    </w:p>
+    <w:p>
+      <w:pPr>
+        <w:pStyle w:val="ListBullet"/>
+        <w:spacing w:line="240" w:lineRule="auto"/>
+        <w:ind w:left="720"/>
+      </w:pPr>
+      <w:r>
+        <w:rPr>
+          <w:lang w:val="sw_KE" w:bidi="sw_KE"/>
+        </w:rPr>
+      </w:r>
+      <w:r>
+        <w:rPr>
+          <w:lang w:val="sw_KE" w:bidi="sw_KE"/>
+        </w:rPr>
+        <w:t>Luka 2:15–16</w:t>
+      </w:r>
+    </w:p>
+    <w:p>
+      <w:pPr>
+        <w:pStyle w:val="ListBullet"/>
+        <w:spacing w:line="240" w:lineRule="auto"/>
+        <w:ind w:left="720"/>
+      </w:pPr>
+      <w:r>
+        <w:rPr>
+          <w:lang w:val="sw_KE" w:bidi="sw_KE"/>
+        </w:rPr>
+      </w:r>
+      <w:r>
+        <w:rPr>
+          <w:lang w:val="sw_KE" w:bidi="sw_KE"/>
+        </w:rPr>
+        <w:t>Mathayo 1:18–19</w:t>
+      </w:r>
+    </w:p>
+    <w:p>
+      <w:pPr>
+        <w:pStyle w:val="ListBullet"/>
+        <w:spacing w:line="240" w:lineRule="auto"/>
+        <w:ind w:left="720"/>
+      </w:pPr>
+      <w:r>
+        <w:rPr>
+          <w:lang w:val="sw_KE" w:bidi="sw_KE"/>
+        </w:rPr>
+      </w:r>
+      <w:r>
+        <w:rPr>
+          <w:lang w:val="sw_KE" w:bidi="sw_KE"/>
+        </w:rPr>
+        <w:t>Mathayo 1:24–25</w:t>
+      </w:r>
+    </w:p>
+    <w:p>
+      <w:pPr>
+        <w:pStyle w:val="ListBullet"/>
+        <w:spacing w:line="240" w:lineRule="auto"/>
+        <w:ind w:left="720"/>
+      </w:pPr>
+      <w:r>
+        <w:rPr>
+          <w:lang w:val="sw_KE" w:bidi="sw_KE"/>
+        </w:rPr>
+      </w:r>
+      <w:r>
+        <w:rPr>
+          <w:lang w:val="sw_KE" w:bidi="sw_KE"/>
+        </w:rPr>
+        <w:t>Mathayo 2:19–21</w:t>
+      </w:r>
+    </w:p>
+    <w:p>
+      <w:pPr>
+        <w:pStyle w:val="ListBullet"/>
+        <w:spacing w:line="240" w:lineRule="auto"/>
+        <w:ind w:left="720"/>
+      </w:pPr>
+      <w:r>
+        <w:rPr>
+          <w:lang w:val="sw_KE" w:bidi="sw_KE"/>
+        </w:rPr>
+      </w:r>
+      <w:r>
+        <w:rPr>
+          <w:lang w:val="sw_KE" w:bidi="sw_KE"/>
+        </w:rPr>
+        <w:t>Mathayo 13:54–56</w:t>
+      </w:r>
     </w:p>
     <w:p>
       <w:pPr>
@@ -15460,138 +14332,102 @@
           <w:lang w:val="sw_KE" w:bidi="sw_KE"/>
         </w:rPr>
       </w:r>
-      <w:hyperlink r:id="rId192">
-        <w:r>
-          <w:rPr>
-            <w:lang w:val="sw_KE" w:bidi="sw_KE"/>
-          </w:rPr>
-          <w:rPr>
-            <w:color w:val="0000EE"/>
-            <w:u w:val="single"/>
-          </w:rPr>
-          <w:t>Mwanzo 30:22–24</w:t>
-        </w:r>
-      </w:hyperlink>
-    </w:p>
-    <w:p>
-      <w:pPr>
-        <w:pStyle w:val="ListBullet"/>
-        <w:spacing w:line="240" w:lineRule="auto"/>
-        <w:ind w:left="720"/>
-      </w:pPr>
-      <w:r>
-        <w:rPr>
-          <w:lang w:val="sw_KE" w:bidi="sw_KE"/>
-        </w:rPr>
-      </w:r>
-      <w:hyperlink r:id="rId193">
-        <w:r>
-          <w:rPr>
-            <w:lang w:val="sw_KE" w:bidi="sw_KE"/>
-          </w:rPr>
-          <w:rPr>
-            <w:color w:val="0000EE"/>
-            <w:u w:val="single"/>
-          </w:rPr>
-          <w:t>Mwanzo 33:1–3</w:t>
-        </w:r>
-      </w:hyperlink>
-    </w:p>
-    <w:p>
-      <w:pPr>
-        <w:pStyle w:val="ListBullet"/>
-        <w:spacing w:line="240" w:lineRule="auto"/>
-        <w:ind w:left="720"/>
-      </w:pPr>
-      <w:r>
-        <w:rPr>
-          <w:lang w:val="sw_KE" w:bidi="sw_KE"/>
-        </w:rPr>
-      </w:r>
-      <w:hyperlink r:id="rId194">
-        <w:r>
-          <w:rPr>
-            <w:lang w:val="sw_KE" w:bidi="sw_KE"/>
-          </w:rPr>
-          <w:rPr>
-            <w:color w:val="0000EE"/>
-            <w:u w:val="single"/>
-          </w:rPr>
-          <w:t>Mwanzo 37:1–2</w:t>
-        </w:r>
-      </w:hyperlink>
-    </w:p>
-    <w:p>
-      <w:pPr>
-        <w:pStyle w:val="ListBullet"/>
-        <w:spacing w:line="240" w:lineRule="auto"/>
-        <w:ind w:left="720"/>
-      </w:pPr>
-      <w:r>
-        <w:rPr>
-          <w:lang w:val="sw_KE" w:bidi="sw_KE"/>
-        </w:rPr>
-      </w:r>
-      <w:hyperlink r:id="rId195">
-        <w:r>
-          <w:rPr>
-            <w:lang w:val="sw_KE" w:bidi="sw_KE"/>
-          </w:rPr>
-          <w:rPr>
-            <w:color w:val="0000EE"/>
-            <w:u w:val="single"/>
-          </w:rPr>
-          <w:t>Mwanzo 37:23–24</w:t>
-        </w:r>
-      </w:hyperlink>
-    </w:p>
-    <w:p>
-      <w:pPr>
-        <w:pStyle w:val="ListBullet"/>
-        <w:spacing w:line="240" w:lineRule="auto"/>
-        <w:ind w:left="720"/>
-      </w:pPr>
-      <w:r>
-        <w:rPr>
-          <w:lang w:val="sw_KE" w:bidi="sw_KE"/>
-        </w:rPr>
-      </w:r>
-      <w:hyperlink r:id="rId196">
-        <w:r>
-          <w:rPr>
-            <w:lang w:val="sw_KE" w:bidi="sw_KE"/>
-          </w:rPr>
-          <w:rPr>
-            <w:color w:val="0000EE"/>
-            <w:u w:val="single"/>
-          </w:rPr>
-          <w:t>Mwanzo 41:55–57</w:t>
-        </w:r>
-      </w:hyperlink>
-    </w:p>
-    <w:p>
-      <w:pPr>
-        <w:pStyle w:val="ListBullet"/>
-        <w:spacing w:line="240" w:lineRule="auto"/>
-        <w:ind w:left="720"/>
-      </w:pPr>
-      <w:r>
-        <w:rPr>
-          <w:lang w:val="sw_KE" w:bidi="sw_KE"/>
-        </w:rPr>
-      </w:r>
-      <w:hyperlink r:id="rId28">
-        <w:r>
-          <w:rPr>
-            <w:lang w:val="sw_KE" w:bidi="sw_KE"/>
-          </w:rPr>
-          <w:rPr>
-            <w:color w:val="0000EE"/>
-            <w:u w:val="single"/>
-          </w:rPr>
-          <w:t>Yohana 4:4–5</w:t>
-        </w:r>
-      </w:hyperlink>
+      <w:r>
+        <w:rPr>
+          <w:lang w:val="sw_KE" w:bidi="sw_KE"/>
+        </w:rPr>
+        <w:t>Mwanzo 30:22–24</w:t>
+      </w:r>
+    </w:p>
+    <w:p>
+      <w:pPr>
+        <w:pStyle w:val="ListBullet"/>
+        <w:spacing w:line="240" w:lineRule="auto"/>
+        <w:ind w:left="720"/>
+      </w:pPr>
+      <w:r>
+        <w:rPr>
+          <w:lang w:val="sw_KE" w:bidi="sw_KE"/>
+        </w:rPr>
+      </w:r>
+      <w:r>
+        <w:rPr>
+          <w:lang w:val="sw_KE" w:bidi="sw_KE"/>
+        </w:rPr>
+        <w:t>Mwanzo 33:1–3</w:t>
+      </w:r>
+    </w:p>
+    <w:p>
+      <w:pPr>
+        <w:pStyle w:val="ListBullet"/>
+        <w:spacing w:line="240" w:lineRule="auto"/>
+        <w:ind w:left="720"/>
+      </w:pPr>
+      <w:r>
+        <w:rPr>
+          <w:lang w:val="sw_KE" w:bidi="sw_KE"/>
+        </w:rPr>
+      </w:r>
+      <w:r>
+        <w:rPr>
+          <w:lang w:val="sw_KE" w:bidi="sw_KE"/>
+        </w:rPr>
+        <w:t>Mwanzo 37:1–2</w:t>
+      </w:r>
+    </w:p>
+    <w:p>
+      <w:pPr>
+        <w:pStyle w:val="ListBullet"/>
+        <w:spacing w:line="240" w:lineRule="auto"/>
+        <w:ind w:left="720"/>
+      </w:pPr>
+      <w:r>
+        <w:rPr>
+          <w:lang w:val="sw_KE" w:bidi="sw_KE"/>
+        </w:rPr>
+      </w:r>
+      <w:r>
+        <w:rPr>
+          <w:lang w:val="sw_KE" w:bidi="sw_KE"/>
+        </w:rPr>
+        <w:t>Mwanzo 37:23–24</w:t>
+      </w:r>
+    </w:p>
+    <w:p>
+      <w:pPr>
+        <w:pStyle w:val="ListBullet"/>
+        <w:spacing w:line="240" w:lineRule="auto"/>
+        <w:ind w:left="720"/>
+      </w:pPr>
+      <w:r>
+        <w:rPr>
+          <w:lang w:val="sw_KE" w:bidi="sw_KE"/>
+        </w:rPr>
+      </w:r>
+      <w:r>
+        <w:rPr>
+          <w:lang w:val="sw_KE" w:bidi="sw_KE"/>
+        </w:rPr>
+        <w:t>Mwanzo 41:55–57</w:t>
+      </w:r>
+    </w:p>
+    <w:p>
+      <w:pPr>
+        <w:pStyle w:val="ListBullet"/>
+        <w:spacing w:line="240" w:lineRule="auto"/>
+        <w:ind w:left="720"/>
+      </w:pPr>
+      <w:r>
+        <w:rPr>
+          <w:lang w:val="sw_KE" w:bidi="sw_KE"/>
+        </w:rPr>
+      </w:r>
+      <w:r>
+        <w:rPr>
+          <w:lang w:val="sw_KE" w:bidi="sw_KE"/>
+        </w:rPr>
+        <w:t>Yohana 4:4–5</w:t>
+      </w:r>
     </w:p>
     <w:p>
       <w:pPr>
@@ -16168,114 +15004,84 @@
           <w:lang w:val="sw_KE" w:bidi="sw_KE"/>
         </w:rPr>
       </w:r>
-      <w:hyperlink r:id="rId197">
-        <w:r>
-          <w:rPr>
-            <w:lang w:val="sw_KE" w:bidi="sw_KE"/>
-          </w:rPr>
-          <w:rPr>
-            <w:color w:val="0000EE"/>
-            <w:u w:val="single"/>
-          </w:rPr>
-          <w:t>1 Mambo ya Nyakati 7:25–27</w:t>
-        </w:r>
-      </w:hyperlink>
-    </w:p>
-    <w:p>
-      <w:pPr>
-        <w:pStyle w:val="ListBullet"/>
-        <w:spacing w:line="240" w:lineRule="auto"/>
-        <w:ind w:left="720"/>
-      </w:pPr>
-      <w:r>
-        <w:rPr>
-          <w:lang w:val="sw_KE" w:bidi="sw_KE"/>
-        </w:rPr>
-      </w:r>
-      <w:hyperlink r:id="rId198">
-        <w:r>
-          <w:rPr>
-            <w:lang w:val="sw_KE" w:bidi="sw_KE"/>
-          </w:rPr>
-          <w:rPr>
-            <w:color w:val="0000EE"/>
-            <w:u w:val="single"/>
-          </w:rPr>
-          <w:t>Kumbukumbu la Torati 3:21</w:t>
-        </w:r>
-      </w:hyperlink>
-    </w:p>
-    <w:p>
-      <w:pPr>
-        <w:pStyle w:val="ListBullet"/>
-        <w:spacing w:line="240" w:lineRule="auto"/>
-        <w:ind w:left="720"/>
-      </w:pPr>
-      <w:r>
-        <w:rPr>
-          <w:lang w:val="sw_KE" w:bidi="sw_KE"/>
-        </w:rPr>
-      </w:r>
-      <w:hyperlink r:id="rId199">
-        <w:r>
-          <w:rPr>
-            <w:lang w:val="sw_KE" w:bidi="sw_KE"/>
-          </w:rPr>
-          <w:rPr>
-            <w:color w:val="0000EE"/>
-            <w:u w:val="single"/>
-          </w:rPr>
-          <w:t>Kutoka 17:10</w:t>
-        </w:r>
-      </w:hyperlink>
-    </w:p>
-    <w:p>
-      <w:pPr>
-        <w:pStyle w:val="ListBullet"/>
-        <w:spacing w:line="240" w:lineRule="auto"/>
-        <w:ind w:left="720"/>
-      </w:pPr>
-      <w:r>
-        <w:rPr>
-          <w:lang w:val="sw_KE" w:bidi="sw_KE"/>
-        </w:rPr>
-      </w:r>
-      <w:hyperlink r:id="rId200">
-        <w:r>
-          <w:rPr>
-            <w:lang w:val="sw_KE" w:bidi="sw_KE"/>
-          </w:rPr>
-          <w:rPr>
-            <w:color w:val="0000EE"/>
-            <w:u w:val="single"/>
-          </w:rPr>
-          <w:t>Yoshua 1:3</w:t>
-        </w:r>
-      </w:hyperlink>
-    </w:p>
-    <w:p>
-      <w:pPr>
-        <w:pStyle w:val="ListBullet"/>
-        <w:spacing w:line="240" w:lineRule="auto"/>
-        <w:ind w:left="720"/>
-      </w:pPr>
-      <w:r>
-        <w:rPr>
-          <w:lang w:val="sw_KE" w:bidi="sw_KE"/>
-        </w:rPr>
-      </w:r>
-      <w:hyperlink r:id="rId201">
-        <w:r>
-          <w:rPr>
-            <w:lang w:val="sw_KE" w:bidi="sw_KE"/>
-          </w:rPr>
-          <w:rPr>
-            <w:color w:val="0000EE"/>
-            <w:u w:val="single"/>
-          </w:rPr>
-          <w:t>Hesabu 27:19</w:t>
-        </w:r>
-      </w:hyperlink>
+      <w:r>
+        <w:rPr>
+          <w:lang w:val="sw_KE" w:bidi="sw_KE"/>
+        </w:rPr>
+        <w:t>1 Mambo ya Nyakati 7:25–27</w:t>
+      </w:r>
+    </w:p>
+    <w:p>
+      <w:pPr>
+        <w:pStyle w:val="ListBullet"/>
+        <w:spacing w:line="240" w:lineRule="auto"/>
+        <w:ind w:left="720"/>
+      </w:pPr>
+      <w:r>
+        <w:rPr>
+          <w:lang w:val="sw_KE" w:bidi="sw_KE"/>
+        </w:rPr>
+      </w:r>
+      <w:r>
+        <w:rPr>
+          <w:lang w:val="sw_KE" w:bidi="sw_KE"/>
+        </w:rPr>
+        <w:t>Kumbukumbu la Torati 3:21</w:t>
+      </w:r>
+    </w:p>
+    <w:p>
+      <w:pPr>
+        <w:pStyle w:val="ListBullet"/>
+        <w:spacing w:line="240" w:lineRule="auto"/>
+        <w:ind w:left="720"/>
+      </w:pPr>
+      <w:r>
+        <w:rPr>
+          <w:lang w:val="sw_KE" w:bidi="sw_KE"/>
+        </w:rPr>
+      </w:r>
+      <w:r>
+        <w:rPr>
+          <w:lang w:val="sw_KE" w:bidi="sw_KE"/>
+        </w:rPr>
+        <w:t>Kutoka 17:10</w:t>
+      </w:r>
+    </w:p>
+    <w:p>
+      <w:pPr>
+        <w:pStyle w:val="ListBullet"/>
+        <w:spacing w:line="240" w:lineRule="auto"/>
+        <w:ind w:left="720"/>
+      </w:pPr>
+      <w:r>
+        <w:rPr>
+          <w:lang w:val="sw_KE" w:bidi="sw_KE"/>
+        </w:rPr>
+      </w:r>
+      <w:r>
+        <w:rPr>
+          <w:lang w:val="sw_KE" w:bidi="sw_KE"/>
+        </w:rPr>
+        <w:t>Yoshua 1:3</w:t>
+      </w:r>
+    </w:p>
+    <w:p>
+      <w:pPr>
+        <w:pStyle w:val="ListBullet"/>
+        <w:spacing w:line="240" w:lineRule="auto"/>
+        <w:ind w:left="720"/>
+      </w:pPr>
+      <w:r>
+        <w:rPr>
+          <w:lang w:val="sw_KE" w:bidi="sw_KE"/>
+        </w:rPr>
+      </w:r>
+      <w:r>
+        <w:rPr>
+          <w:lang w:val="sw_KE" w:bidi="sw_KE"/>
+        </w:rPr>
+        <w:t>Hesabu 27:19</w:t>
+      </w:r>
     </w:p>
     <w:p>
       <w:pPr>
@@ -16773,114 +15579,84 @@
           <w:lang w:val="sw_KE" w:bidi="sw_KE"/>
         </w:rPr>
       </w:r>
-      <w:hyperlink r:id="rId202">
-        <w:r>
-          <w:rPr>
-            <w:lang w:val="sw_KE" w:bidi="sw_KE"/>
-          </w:rPr>
-          <w:rPr>
-            <w:color w:val="0000EE"/>
-            <w:u w:val="single"/>
-          </w:rPr>
-          <w:t>1 Mambo ya Nyakati 3:13–14</w:t>
-        </w:r>
-      </w:hyperlink>
-    </w:p>
-    <w:p>
-      <w:pPr>
-        <w:pStyle w:val="ListBullet"/>
-        <w:spacing w:line="240" w:lineRule="auto"/>
-        <w:ind w:left="720"/>
-      </w:pPr>
-      <w:r>
-        <w:rPr>
-          <w:lang w:val="sw_KE" w:bidi="sw_KE"/>
-        </w:rPr>
-      </w:r>
-      <w:hyperlink r:id="rId203">
-        <w:r>
-          <w:rPr>
-            <w:lang w:val="sw_KE" w:bidi="sw_KE"/>
-          </w:rPr>
-          <w:rPr>
-            <w:color w:val="0000EE"/>
-            <w:u w:val="single"/>
-          </w:rPr>
-          <w:t>2 Mambo ya Nyakati 33:24–25</w:t>
-        </w:r>
-      </w:hyperlink>
-    </w:p>
-    <w:p>
-      <w:pPr>
-        <w:pStyle w:val="ListBullet"/>
-        <w:spacing w:line="240" w:lineRule="auto"/>
-        <w:ind w:left="720"/>
-      </w:pPr>
-      <w:r>
-        <w:rPr>
-          <w:lang w:val="sw_KE" w:bidi="sw_KE"/>
-        </w:rPr>
-      </w:r>
-      <w:hyperlink r:id="rId204">
-        <w:r>
-          <w:rPr>
-            <w:lang w:val="sw_KE" w:bidi="sw_KE"/>
-          </w:rPr>
-          <w:rPr>
-            <w:color w:val="0000EE"/>
-            <w:u w:val="single"/>
-          </w:rPr>
-          <w:t>2 Mambo ya Nyakati 34:3</w:t>
-        </w:r>
-      </w:hyperlink>
-    </w:p>
-    <w:p>
-      <w:pPr>
-        <w:pStyle w:val="ListBullet"/>
-        <w:spacing w:line="240" w:lineRule="auto"/>
-        <w:ind w:left="720"/>
-      </w:pPr>
-      <w:r>
-        <w:rPr>
-          <w:lang w:val="sw_KE" w:bidi="sw_KE"/>
-        </w:rPr>
-      </w:r>
-      <w:hyperlink r:id="rId68">
-        <w:r>
-          <w:rPr>
-            <w:lang w:val="sw_KE" w:bidi="sw_KE"/>
-          </w:rPr>
-          <w:rPr>
-            <w:color w:val="0000EE"/>
-            <w:u w:val="single"/>
-          </w:rPr>
-          <w:t>Yeremia 1:3</w:t>
-        </w:r>
-      </w:hyperlink>
-    </w:p>
-    <w:p>
-      <w:pPr>
-        <w:pStyle w:val="ListBullet"/>
-        <w:spacing w:line="240" w:lineRule="auto"/>
-        <w:ind w:left="720"/>
-      </w:pPr>
-      <w:r>
-        <w:rPr>
-          <w:lang w:val="sw_KE" w:bidi="sw_KE"/>
-        </w:rPr>
-      </w:r>
-      <w:hyperlink r:id="rId205">
-        <w:r>
-          <w:rPr>
-            <w:lang w:val="sw_KE" w:bidi="sw_KE"/>
-          </w:rPr>
-          <w:rPr>
-            <w:color w:val="0000EE"/>
-            <w:u w:val="single"/>
-          </w:rPr>
-          <w:t>Mathayo 1:11</w:t>
-        </w:r>
-      </w:hyperlink>
+      <w:r>
+        <w:rPr>
+          <w:lang w:val="sw_KE" w:bidi="sw_KE"/>
+        </w:rPr>
+        <w:t>1 Mambo ya Nyakati 3:13–14</w:t>
+      </w:r>
+    </w:p>
+    <w:p>
+      <w:pPr>
+        <w:pStyle w:val="ListBullet"/>
+        <w:spacing w:line="240" w:lineRule="auto"/>
+        <w:ind w:left="720"/>
+      </w:pPr>
+      <w:r>
+        <w:rPr>
+          <w:lang w:val="sw_KE" w:bidi="sw_KE"/>
+        </w:rPr>
+      </w:r>
+      <w:r>
+        <w:rPr>
+          <w:lang w:val="sw_KE" w:bidi="sw_KE"/>
+        </w:rPr>
+        <w:t>2 Mambo ya Nyakati 33:24–25</w:t>
+      </w:r>
+    </w:p>
+    <w:p>
+      <w:pPr>
+        <w:pStyle w:val="ListBullet"/>
+        <w:spacing w:line="240" w:lineRule="auto"/>
+        <w:ind w:left="720"/>
+      </w:pPr>
+      <w:r>
+        <w:rPr>
+          <w:lang w:val="sw_KE" w:bidi="sw_KE"/>
+        </w:rPr>
+      </w:r>
+      <w:r>
+        <w:rPr>
+          <w:lang w:val="sw_KE" w:bidi="sw_KE"/>
+        </w:rPr>
+        <w:t>2 Mambo ya Nyakati 34:3</w:t>
+      </w:r>
+    </w:p>
+    <w:p>
+      <w:pPr>
+        <w:pStyle w:val="ListBullet"/>
+        <w:spacing w:line="240" w:lineRule="auto"/>
+        <w:ind w:left="720"/>
+      </w:pPr>
+      <w:r>
+        <w:rPr>
+          <w:lang w:val="sw_KE" w:bidi="sw_KE"/>
+        </w:rPr>
+      </w:r>
+      <w:r>
+        <w:rPr>
+          <w:lang w:val="sw_KE" w:bidi="sw_KE"/>
+        </w:rPr>
+        <w:t>Yeremia 1:3</w:t>
+      </w:r>
+    </w:p>
+    <w:p>
+      <w:pPr>
+        <w:pStyle w:val="ListBullet"/>
+        <w:spacing w:line="240" w:lineRule="auto"/>
+        <w:ind w:left="720"/>
+      </w:pPr>
+      <w:r>
+        <w:rPr>
+          <w:lang w:val="sw_KE" w:bidi="sw_KE"/>
+        </w:rPr>
+      </w:r>
+      <w:r>
+        <w:rPr>
+          <w:lang w:val="sw_KE" w:bidi="sw_KE"/>
+        </w:rPr>
+        <w:t>Mathayo 1:11</w:t>
+      </w:r>
     </w:p>
     <w:p>
       <w:pPr>
@@ -17144,90 +15920,66 @@
           <w:lang w:val="sw_KE" w:bidi="sw_KE"/>
         </w:rPr>
       </w:r>
-      <w:hyperlink r:id="rId206">
-        <w:r>
-          <w:rPr>
-            <w:lang w:val="sw_KE" w:bidi="sw_KE"/>
-          </w:rPr>
-          <w:rPr>
-            <w:color w:val="0000EE"/>
-            <w:u w:val="single"/>
-          </w:rPr>
-          <w:t>2 Mambo ya Nyakati 26:21</w:t>
-        </w:r>
-      </w:hyperlink>
-    </w:p>
-    <w:p>
-      <w:pPr>
-        <w:pStyle w:val="ListBullet"/>
-        <w:spacing w:line="240" w:lineRule="auto"/>
-        <w:ind w:left="720"/>
-      </w:pPr>
-      <w:r>
-        <w:rPr>
-          <w:lang w:val="sw_KE" w:bidi="sw_KE"/>
-        </w:rPr>
-      </w:r>
-      <w:hyperlink r:id="rId207">
-        <w:r>
-          <w:rPr>
-            <w:lang w:val="sw_KE" w:bidi="sw_KE"/>
-          </w:rPr>
-          <w:rPr>
-            <w:color w:val="0000EE"/>
-            <w:u w:val="single"/>
-          </w:rPr>
-          <w:t>2 Wafalme 15:5</w:t>
-        </w:r>
-      </w:hyperlink>
-    </w:p>
-    <w:p>
-      <w:pPr>
-        <w:pStyle w:val="ListBullet"/>
-        <w:spacing w:line="240" w:lineRule="auto"/>
-        <w:ind w:left="720"/>
-      </w:pPr>
-      <w:r>
-        <w:rPr>
-          <w:lang w:val="sw_KE" w:bidi="sw_KE"/>
-        </w:rPr>
-      </w:r>
-      <w:hyperlink r:id="rId208">
-        <w:r>
-          <w:rPr>
-            <w:lang w:val="sw_KE" w:bidi="sw_KE"/>
-          </w:rPr>
-          <w:rPr>
-            <w:color w:val="0000EE"/>
-            <w:u w:val="single"/>
-          </w:rPr>
-          <w:t>Isaya 1:1</w:t>
-        </w:r>
-      </w:hyperlink>
-    </w:p>
-    <w:p>
-      <w:pPr>
-        <w:pStyle w:val="ListBullet"/>
-        <w:spacing w:line="240" w:lineRule="auto"/>
-        <w:ind w:left="720"/>
-      </w:pPr>
-      <w:r>
-        <w:rPr>
-          <w:lang w:val="sw_KE" w:bidi="sw_KE"/>
-        </w:rPr>
-      </w:r>
-      <w:hyperlink r:id="rId209">
-        <w:r>
-          <w:rPr>
-            <w:lang w:val="sw_KE" w:bidi="sw_KE"/>
-          </w:rPr>
-          <w:rPr>
-            <w:color w:val="0000EE"/>
-            <w:u w:val="single"/>
-          </w:rPr>
-          <w:t>Waamuzi 9:5–6</w:t>
-        </w:r>
-      </w:hyperlink>
+      <w:r>
+        <w:rPr>
+          <w:lang w:val="sw_KE" w:bidi="sw_KE"/>
+        </w:rPr>
+        <w:t>2 Mambo ya Nyakati 26:21</w:t>
+      </w:r>
+    </w:p>
+    <w:p>
+      <w:pPr>
+        <w:pStyle w:val="ListBullet"/>
+        <w:spacing w:line="240" w:lineRule="auto"/>
+        <w:ind w:left="720"/>
+      </w:pPr>
+      <w:r>
+        <w:rPr>
+          <w:lang w:val="sw_KE" w:bidi="sw_KE"/>
+        </w:rPr>
+      </w:r>
+      <w:r>
+        <w:rPr>
+          <w:lang w:val="sw_KE" w:bidi="sw_KE"/>
+        </w:rPr>
+        <w:t>2 Wafalme 15:5</w:t>
+      </w:r>
+    </w:p>
+    <w:p>
+      <w:pPr>
+        <w:pStyle w:val="ListBullet"/>
+        <w:spacing w:line="240" w:lineRule="auto"/>
+        <w:ind w:left="720"/>
+      </w:pPr>
+      <w:r>
+        <w:rPr>
+          <w:lang w:val="sw_KE" w:bidi="sw_KE"/>
+        </w:rPr>
+      </w:r>
+      <w:r>
+        <w:rPr>
+          <w:lang w:val="sw_KE" w:bidi="sw_KE"/>
+        </w:rPr>
+        <w:t>Isaya 1:1</w:t>
+      </w:r>
+    </w:p>
+    <w:p>
+      <w:pPr>
+        <w:pStyle w:val="ListBullet"/>
+        <w:spacing w:line="240" w:lineRule="auto"/>
+        <w:ind w:left="720"/>
+      </w:pPr>
+      <w:r>
+        <w:rPr>
+          <w:lang w:val="sw_KE" w:bidi="sw_KE"/>
+        </w:rPr>
+      </w:r>
+      <w:r>
+        <w:rPr>
+          <w:lang w:val="sw_KE" w:bidi="sw_KE"/>
+        </w:rPr>
+        <w:t>Waamuzi 9:5–6</w:t>
+      </w:r>
     </w:p>
     <w:p>
       <w:pPr>
@@ -17547,138 +16299,102 @@
           <w:lang w:val="sw_KE" w:bidi="sw_KE"/>
         </w:rPr>
       </w:r>
-      <w:hyperlink r:id="rId210">
-        <w:r>
-          <w:rPr>
-            <w:lang w:val="sw_KE" w:bidi="sw_KE"/>
-          </w:rPr>
-          <w:rPr>
-            <w:color w:val="0000EE"/>
-            <w:u w:val="single"/>
-          </w:rPr>
-          <w:t>1 Mambo ya Nyakati 2:1–2</w:t>
-        </w:r>
-      </w:hyperlink>
-    </w:p>
-    <w:p>
-      <w:pPr>
-        <w:pStyle w:val="ListBullet"/>
-        <w:spacing w:line="240" w:lineRule="auto"/>
-        <w:ind w:left="720"/>
-      </w:pPr>
-      <w:r>
-        <w:rPr>
-          <w:lang w:val="sw_KE" w:bidi="sw_KE"/>
-        </w:rPr>
-      </w:r>
-      <w:hyperlink r:id="rId211">
-        <w:r>
-          <w:rPr>
-            <w:lang w:val="sw_KE" w:bidi="sw_KE"/>
-          </w:rPr>
-          <w:rPr>
-            <w:color w:val="0000EE"/>
-            <w:u w:val="single"/>
-          </w:rPr>
-          <w:t>1 Wafalme 1:9</w:t>
-        </w:r>
-      </w:hyperlink>
-    </w:p>
-    <w:p>
-      <w:pPr>
-        <w:pStyle w:val="ListBullet"/>
-        <w:spacing w:line="240" w:lineRule="auto"/>
-        <w:ind w:left="720"/>
-      </w:pPr>
-      <w:r>
-        <w:rPr>
-          <w:lang w:val="sw_KE" w:bidi="sw_KE"/>
-        </w:rPr>
-      </w:r>
-      <w:hyperlink r:id="rId212">
-        <w:r>
-          <w:rPr>
-            <w:lang w:val="sw_KE" w:bidi="sw_KE"/>
-          </w:rPr>
-          <w:rPr>
-            <w:color w:val="0000EE"/>
-            <w:u w:val="single"/>
-          </w:rPr>
-          <w:t>Mwanzo 29:35</w:t>
-        </w:r>
-      </w:hyperlink>
-    </w:p>
-    <w:p>
-      <w:pPr>
-        <w:pStyle w:val="ListBullet"/>
-        <w:spacing w:line="240" w:lineRule="auto"/>
-        <w:ind w:left="720"/>
-      </w:pPr>
-      <w:r>
-        <w:rPr>
-          <w:lang w:val="sw_KE" w:bidi="sw_KE"/>
-        </w:rPr>
-      </w:r>
-      <w:hyperlink r:id="rId213">
-        <w:r>
-          <w:rPr>
-            <w:lang w:val="sw_KE" w:bidi="sw_KE"/>
-          </w:rPr>
-          <w:rPr>
-            <w:color w:val="0000EE"/>
-            <w:u w:val="single"/>
-          </w:rPr>
-          <w:t>Mwanzo 38:2</w:t>
-        </w:r>
-      </w:hyperlink>
-    </w:p>
-    <w:p>
-      <w:pPr>
-        <w:pStyle w:val="ListBullet"/>
-        <w:spacing w:line="240" w:lineRule="auto"/>
-        <w:ind w:left="720"/>
-      </w:pPr>
-      <w:r>
-        <w:rPr>
-          <w:lang w:val="sw_KE" w:bidi="sw_KE"/>
-        </w:rPr>
-      </w:r>
-      <w:hyperlink r:id="rId214">
-        <w:r>
-          <w:rPr>
-            <w:lang w:val="sw_KE" w:bidi="sw_KE"/>
-          </w:rPr>
-          <w:rPr>
-            <w:color w:val="0000EE"/>
-            <w:u w:val="single"/>
-          </w:rPr>
-          <w:t>Luka 3:33</w:t>
-        </w:r>
-      </w:hyperlink>
-    </w:p>
-    <w:p>
-      <w:pPr>
-        <w:pStyle w:val="ListBullet"/>
-        <w:spacing w:line="240" w:lineRule="auto"/>
-        <w:ind w:left="720"/>
-      </w:pPr>
-      <w:r>
-        <w:rPr>
-          <w:lang w:val="sw_KE" w:bidi="sw_KE"/>
-        </w:rPr>
-      </w:r>
-      <w:hyperlink r:id="rId215">
-        <w:r>
-          <w:rPr>
-            <w:lang w:val="sw_KE" w:bidi="sw_KE"/>
-          </w:rPr>
-          <w:rPr>
-            <w:color w:val="0000EE"/>
-            <w:u w:val="single"/>
-          </w:rPr>
-          <w:t>Ruthu 1:2</w:t>
-        </w:r>
-      </w:hyperlink>
+      <w:r>
+        <w:rPr>
+          <w:lang w:val="sw_KE" w:bidi="sw_KE"/>
+        </w:rPr>
+        <w:t>1 Mambo ya Nyakati 2:1–2</w:t>
+      </w:r>
+    </w:p>
+    <w:p>
+      <w:pPr>
+        <w:pStyle w:val="ListBullet"/>
+        <w:spacing w:line="240" w:lineRule="auto"/>
+        <w:ind w:left="720"/>
+      </w:pPr>
+      <w:r>
+        <w:rPr>
+          <w:lang w:val="sw_KE" w:bidi="sw_KE"/>
+        </w:rPr>
+      </w:r>
+      <w:r>
+        <w:rPr>
+          <w:lang w:val="sw_KE" w:bidi="sw_KE"/>
+        </w:rPr>
+        <w:t>1 Wafalme 1:9</w:t>
+      </w:r>
+    </w:p>
+    <w:p>
+      <w:pPr>
+        <w:pStyle w:val="ListBullet"/>
+        <w:spacing w:line="240" w:lineRule="auto"/>
+        <w:ind w:left="720"/>
+      </w:pPr>
+      <w:r>
+        <w:rPr>
+          <w:lang w:val="sw_KE" w:bidi="sw_KE"/>
+        </w:rPr>
+      </w:r>
+      <w:r>
+        <w:rPr>
+          <w:lang w:val="sw_KE" w:bidi="sw_KE"/>
+        </w:rPr>
+        <w:t>Mwanzo 29:35</w:t>
+      </w:r>
+    </w:p>
+    <w:p>
+      <w:pPr>
+        <w:pStyle w:val="ListBullet"/>
+        <w:spacing w:line="240" w:lineRule="auto"/>
+        <w:ind w:left="720"/>
+      </w:pPr>
+      <w:r>
+        <w:rPr>
+          <w:lang w:val="sw_KE" w:bidi="sw_KE"/>
+        </w:rPr>
+      </w:r>
+      <w:r>
+        <w:rPr>
+          <w:lang w:val="sw_KE" w:bidi="sw_KE"/>
+        </w:rPr>
+        <w:t>Mwanzo 38:2</w:t>
+      </w:r>
+    </w:p>
+    <w:p>
+      <w:pPr>
+        <w:pStyle w:val="ListBullet"/>
+        <w:spacing w:line="240" w:lineRule="auto"/>
+        <w:ind w:left="720"/>
+      </w:pPr>
+      <w:r>
+        <w:rPr>
+          <w:lang w:val="sw_KE" w:bidi="sw_KE"/>
+        </w:rPr>
+      </w:r>
+      <w:r>
+        <w:rPr>
+          <w:lang w:val="sw_KE" w:bidi="sw_KE"/>
+        </w:rPr>
+        <w:t>Luka 3:33</w:t>
+      </w:r>
+    </w:p>
+    <w:p>
+      <w:pPr>
+        <w:pStyle w:val="ListBullet"/>
+        <w:spacing w:line="240" w:lineRule="auto"/>
+        <w:ind w:left="720"/>
+      </w:pPr>
+      <w:r>
+        <w:rPr>
+          <w:lang w:val="sw_KE" w:bidi="sw_KE"/>
+        </w:rPr>
+      </w:r>
+      <w:r>
+        <w:rPr>
+          <w:lang w:val="sw_KE" w:bidi="sw_KE"/>
+        </w:rPr>
+        <w:t>Ruthu 1:2</w:t>
+      </w:r>
     </w:p>
     <w:p>
       <w:pPr>
@@ -17974,114 +16690,84 @@
           <w:lang w:val="sw_KE" w:bidi="sw_KE"/>
         </w:rPr>
       </w:r>
-      <w:hyperlink r:id="rId32">
-        <w:r>
-          <w:rPr>
-            <w:lang w:val="sw_KE" w:bidi="sw_KE"/>
-          </w:rPr>
-          <w:rPr>
-            <w:color w:val="0000EE"/>
-            <w:u w:val="single"/>
-          </w:rPr>
-          <w:t>Luka 6:14–16</w:t>
-        </w:r>
-      </w:hyperlink>
-    </w:p>
-    <w:p>
-      <w:pPr>
-        <w:pStyle w:val="ListBullet"/>
-        <w:spacing w:line="240" w:lineRule="auto"/>
-        <w:ind w:left="720"/>
-      </w:pPr>
-      <w:r>
-        <w:rPr>
-          <w:lang w:val="sw_KE" w:bidi="sw_KE"/>
-        </w:rPr>
-      </w:r>
-      <w:hyperlink r:id="rId216">
-        <w:r>
-          <w:rPr>
-            <w:lang w:val="sw_KE" w:bidi="sw_KE"/>
-          </w:rPr>
-          <w:rPr>
-            <w:color w:val="0000EE"/>
-            <w:u w:val="single"/>
-          </w:rPr>
-          <w:t>Luka 22:47–48</w:t>
-        </w:r>
-      </w:hyperlink>
-    </w:p>
-    <w:p>
-      <w:pPr>
-        <w:pStyle w:val="ListBullet"/>
-        <w:spacing w:line="240" w:lineRule="auto"/>
-        <w:ind w:left="720"/>
-      </w:pPr>
-      <w:r>
-        <w:rPr>
-          <w:lang w:val="sw_KE" w:bidi="sw_KE"/>
-        </w:rPr>
-      </w:r>
-      <w:hyperlink r:id="rId217">
-        <w:r>
-          <w:rPr>
-            <w:lang w:val="sw_KE" w:bidi="sw_KE"/>
-          </w:rPr>
-          <w:rPr>
-            <w:color w:val="0000EE"/>
-            <w:u w:val="single"/>
-          </w:rPr>
-          <w:t>Marko 3:19</w:t>
-        </w:r>
-      </w:hyperlink>
-    </w:p>
-    <w:p>
-      <w:pPr>
-        <w:pStyle w:val="ListBullet"/>
-        <w:spacing w:line="240" w:lineRule="auto"/>
-        <w:ind w:left="720"/>
-      </w:pPr>
-      <w:r>
-        <w:rPr>
-          <w:lang w:val="sw_KE" w:bidi="sw_KE"/>
-        </w:rPr>
-      </w:r>
-      <w:hyperlink r:id="rId218">
-        <w:r>
-          <w:rPr>
-            <w:lang w:val="sw_KE" w:bidi="sw_KE"/>
-          </w:rPr>
-          <w:rPr>
-            <w:color w:val="0000EE"/>
-            <w:u w:val="single"/>
-          </w:rPr>
-          <w:t>Marko 14:10–11</w:t>
-        </w:r>
-      </w:hyperlink>
-    </w:p>
-    <w:p>
-      <w:pPr>
-        <w:pStyle w:val="ListBullet"/>
-        <w:spacing w:line="240" w:lineRule="auto"/>
-        <w:ind w:left="720"/>
-      </w:pPr>
-      <w:r>
-        <w:rPr>
-          <w:lang w:val="sw_KE" w:bidi="sw_KE"/>
-        </w:rPr>
-      </w:r>
-      <w:hyperlink r:id="rId219">
-        <w:r>
-          <w:rPr>
-            <w:lang w:val="sw_KE" w:bidi="sw_KE"/>
-          </w:rPr>
-          <w:rPr>
-            <w:color w:val="0000EE"/>
-            <w:u w:val="single"/>
-          </w:rPr>
-          <w:t>Mathayo 26:23–25</w:t>
-        </w:r>
-      </w:hyperlink>
+      <w:r>
+        <w:rPr>
+          <w:lang w:val="sw_KE" w:bidi="sw_KE"/>
+        </w:rPr>
+        <w:t>Luka 6:14–16</w:t>
+      </w:r>
+    </w:p>
+    <w:p>
+      <w:pPr>
+        <w:pStyle w:val="ListBullet"/>
+        <w:spacing w:line="240" w:lineRule="auto"/>
+        <w:ind w:left="720"/>
+      </w:pPr>
+      <w:r>
+        <w:rPr>
+          <w:lang w:val="sw_KE" w:bidi="sw_KE"/>
+        </w:rPr>
+      </w:r>
+      <w:r>
+        <w:rPr>
+          <w:lang w:val="sw_KE" w:bidi="sw_KE"/>
+        </w:rPr>
+        <w:t>Luka 22:47–48</w:t>
+      </w:r>
+    </w:p>
+    <w:p>
+      <w:pPr>
+        <w:pStyle w:val="ListBullet"/>
+        <w:spacing w:line="240" w:lineRule="auto"/>
+        <w:ind w:left="720"/>
+      </w:pPr>
+      <w:r>
+        <w:rPr>
+          <w:lang w:val="sw_KE" w:bidi="sw_KE"/>
+        </w:rPr>
+      </w:r>
+      <w:r>
+        <w:rPr>
+          <w:lang w:val="sw_KE" w:bidi="sw_KE"/>
+        </w:rPr>
+        <w:t>Marko 3:19</w:t>
+      </w:r>
+    </w:p>
+    <w:p>
+      <w:pPr>
+        <w:pStyle w:val="ListBullet"/>
+        <w:spacing w:line="240" w:lineRule="auto"/>
+        <w:ind w:left="720"/>
+      </w:pPr>
+      <w:r>
+        <w:rPr>
+          <w:lang w:val="sw_KE" w:bidi="sw_KE"/>
+        </w:rPr>
+      </w:r>
+      <w:r>
+        <w:rPr>
+          <w:lang w:val="sw_KE" w:bidi="sw_KE"/>
+        </w:rPr>
+        <w:t>Marko 14:10–11</w:t>
+      </w:r>
+    </w:p>
+    <w:p>
+      <w:pPr>
+        <w:pStyle w:val="ListBullet"/>
+        <w:spacing w:line="240" w:lineRule="auto"/>
+        <w:ind w:left="720"/>
+      </w:pPr>
+      <w:r>
+        <w:rPr>
+          <w:lang w:val="sw_KE" w:bidi="sw_KE"/>
+        </w:rPr>
+      </w:r>
+      <w:r>
+        <w:rPr>
+          <w:lang w:val="sw_KE" w:bidi="sw_KE"/>
+        </w:rPr>
+        <w:t>Mathayo 26:23–25</w:t>
+      </w:r>
     </w:p>
     <w:p>
       <w:pPr>
@@ -18554,42 +17240,30 @@
           <w:lang w:val="sw_KE" w:bidi="sw_KE"/>
         </w:rPr>
       </w:r>
-      <w:hyperlink r:id="rId31">
-        <w:r>
-          <w:rPr>
-            <w:lang w:val="sw_KE" w:bidi="sw_KE"/>
-          </w:rPr>
-          <w:rPr>
-            <w:color w:val="0000EE"/>
-            <w:u w:val="single"/>
-          </w:rPr>
-          <w:t>Matendo 1:12–14</w:t>
-        </w:r>
-      </w:hyperlink>
-    </w:p>
-    <w:p>
-      <w:pPr>
-        <w:pStyle w:val="ListBullet"/>
-        <w:spacing w:line="240" w:lineRule="auto"/>
-        <w:ind w:left="720"/>
-      </w:pPr>
-      <w:r>
-        <w:rPr>
-          <w:lang w:val="sw_KE" w:bidi="sw_KE"/>
-        </w:rPr>
-      </w:r>
-      <w:hyperlink r:id="rId32">
-        <w:r>
-          <w:rPr>
-            <w:lang w:val="sw_KE" w:bidi="sw_KE"/>
-          </w:rPr>
-          <w:rPr>
-            <w:color w:val="0000EE"/>
-            <w:u w:val="single"/>
-          </w:rPr>
-          <w:t>Luka 6:14–16</w:t>
-        </w:r>
-      </w:hyperlink>
+      <w:r>
+        <w:rPr>
+          <w:lang w:val="sw_KE" w:bidi="sw_KE"/>
+        </w:rPr>
+        <w:t>Matendo 1:12–14</w:t>
+      </w:r>
+    </w:p>
+    <w:p>
+      <w:pPr>
+        <w:pStyle w:val="ListBullet"/>
+        <w:spacing w:line="240" w:lineRule="auto"/>
+        <w:ind w:left="720"/>
+      </w:pPr>
+      <w:r>
+        <w:rPr>
+          <w:lang w:val="sw_KE" w:bidi="sw_KE"/>
+        </w:rPr>
+      </w:r>
+      <w:r>
+        <w:rPr>
+          <w:lang w:val="sw_KE" w:bidi="sw_KE"/>
+        </w:rPr>
+        <w:t>Luka 6:14–16</w:t>
+      </w:r>
     </w:p>
     <w:p>
       <w:pPr>
@@ -18867,330 +17541,246 @@
           <w:lang w:val="sw_KE" w:bidi="sw_KE"/>
         </w:rPr>
       </w:r>
-      <w:hyperlink r:id="rId220">
-        <w:r>
-          <w:rPr>
-            <w:lang w:val="sw_KE" w:bidi="sw_KE"/>
-          </w:rPr>
-          <w:rPr>
-            <w:color w:val="0000EE"/>
-            <w:u w:val="single"/>
-          </w:rPr>
-          <w:t>1 Wathesalonike 2:14</w:t>
-        </w:r>
-      </w:hyperlink>
-    </w:p>
-    <w:p>
-      <w:pPr>
-        <w:pStyle w:val="ListBullet"/>
-        <w:spacing w:line="240" w:lineRule="auto"/>
-        <w:ind w:left="720"/>
-      </w:pPr>
-      <w:r>
-        <w:rPr>
-          <w:lang w:val="sw_KE" w:bidi="sw_KE"/>
-        </w:rPr>
-      </w:r>
-      <w:hyperlink r:id="rId221">
-        <w:r>
-          <w:rPr>
-            <w:lang w:val="sw_KE" w:bidi="sw_KE"/>
-          </w:rPr>
-          <w:rPr>
-            <w:color w:val="0000EE"/>
-            <w:u w:val="single"/>
-          </w:rPr>
-          <w:t>Matendo 2:9</w:t>
-        </w:r>
-      </w:hyperlink>
-    </w:p>
-    <w:p>
-      <w:pPr>
-        <w:pStyle w:val="ListBullet"/>
-        <w:spacing w:line="240" w:lineRule="auto"/>
-        <w:ind w:left="720"/>
-      </w:pPr>
-      <w:r>
-        <w:rPr>
-          <w:lang w:val="sw_KE" w:bidi="sw_KE"/>
-        </w:rPr>
-      </w:r>
-      <w:hyperlink r:id="rId222">
-        <w:r>
-          <w:rPr>
-            <w:lang w:val="sw_KE" w:bidi="sw_KE"/>
-          </w:rPr>
-          <w:rPr>
-            <w:color w:val="0000EE"/>
-            <w:u w:val="single"/>
-          </w:rPr>
-          <w:t>Matendo 9:32</w:t>
-        </w:r>
-      </w:hyperlink>
-    </w:p>
-    <w:p>
-      <w:pPr>
-        <w:pStyle w:val="ListBullet"/>
-        <w:spacing w:line="240" w:lineRule="auto"/>
-        <w:ind w:left="720"/>
-      </w:pPr>
-      <w:r>
-        <w:rPr>
-          <w:lang w:val="sw_KE" w:bidi="sw_KE"/>
-        </w:rPr>
-      </w:r>
-      <w:hyperlink r:id="rId223">
-        <w:r>
-          <w:rPr>
-            <w:lang w:val="sw_KE" w:bidi="sw_KE"/>
-          </w:rPr>
-          <w:rPr>
-            <w:color w:val="0000EE"/>
-            <w:u w:val="single"/>
-          </w:rPr>
-          <w:t>Matendo 12:19</w:t>
-        </w:r>
-      </w:hyperlink>
-    </w:p>
-    <w:p>
-      <w:pPr>
-        <w:pStyle w:val="ListBullet"/>
-        <w:spacing w:line="240" w:lineRule="auto"/>
-        <w:ind w:left="720"/>
-      </w:pPr>
-      <w:r>
-        <w:rPr>
-          <w:lang w:val="sw_KE" w:bidi="sw_KE"/>
-        </w:rPr>
-      </w:r>
-      <w:hyperlink r:id="rId166">
-        <w:r>
-          <w:rPr>
-            <w:lang w:val="sw_KE" w:bidi="sw_KE"/>
-          </w:rPr>
-          <w:rPr>
-            <w:color w:val="0000EE"/>
-            <w:u w:val="single"/>
-          </w:rPr>
-          <w:t>Yohana 3:22–24</w:t>
-        </w:r>
-      </w:hyperlink>
-    </w:p>
-    <w:p>
-      <w:pPr>
-        <w:pStyle w:val="ListBullet"/>
-        <w:spacing w:line="240" w:lineRule="auto"/>
-        <w:ind w:left="720"/>
-      </w:pPr>
-      <w:r>
-        <w:rPr>
-          <w:lang w:val="sw_KE" w:bidi="sw_KE"/>
-        </w:rPr>
-      </w:r>
-      <w:hyperlink r:id="rId224">
-        <w:r>
-          <w:rPr>
-            <w:lang w:val="sw_KE" w:bidi="sw_KE"/>
-          </w:rPr>
-          <w:rPr>
-            <w:color w:val="0000EE"/>
-            <w:u w:val="single"/>
-          </w:rPr>
-          <w:t>Luka 1:5</w:t>
-        </w:r>
-      </w:hyperlink>
-    </w:p>
-    <w:p>
-      <w:pPr>
-        <w:pStyle w:val="ListBullet"/>
-        <w:spacing w:line="240" w:lineRule="auto"/>
-        <w:ind w:left="720"/>
-      </w:pPr>
-      <w:r>
-        <w:rPr>
-          <w:lang w:val="sw_KE" w:bidi="sw_KE"/>
-        </w:rPr>
-      </w:r>
-      <w:hyperlink r:id="rId225">
-        <w:r>
-          <w:rPr>
-            <w:lang w:val="sw_KE" w:bidi="sw_KE"/>
-          </w:rPr>
-          <w:rPr>
-            <w:color w:val="0000EE"/>
-            <w:u w:val="single"/>
-          </w:rPr>
-          <w:t>Luka 4:44</w:t>
-        </w:r>
-      </w:hyperlink>
-    </w:p>
-    <w:p>
-      <w:pPr>
-        <w:pStyle w:val="ListBullet"/>
-        <w:spacing w:line="240" w:lineRule="auto"/>
-        <w:ind w:left="720"/>
-      </w:pPr>
-      <w:r>
-        <w:rPr>
-          <w:lang w:val="sw_KE" w:bidi="sw_KE"/>
-        </w:rPr>
-      </w:r>
-      <w:hyperlink r:id="rId226">
-        <w:r>
-          <w:rPr>
-            <w:lang w:val="sw_KE" w:bidi="sw_KE"/>
-          </w:rPr>
-          <w:rPr>
-            <w:color w:val="0000EE"/>
-            <w:u w:val="single"/>
-          </w:rPr>
-          <w:t>Luka 5:17</w:t>
-        </w:r>
-      </w:hyperlink>
-    </w:p>
-    <w:p>
-      <w:pPr>
-        <w:pStyle w:val="ListBullet"/>
-        <w:spacing w:line="240" w:lineRule="auto"/>
-        <w:ind w:left="720"/>
-      </w:pPr>
-      <w:r>
-        <w:rPr>
-          <w:lang w:val="sw_KE" w:bidi="sw_KE"/>
-        </w:rPr>
-      </w:r>
-      <w:hyperlink r:id="rId227">
-        <w:r>
-          <w:rPr>
-            <w:lang w:val="sw_KE" w:bidi="sw_KE"/>
-          </w:rPr>
-          <w:rPr>
-            <w:color w:val="0000EE"/>
-            <w:u w:val="single"/>
-          </w:rPr>
-          <w:t>Marko 10:1–4</w:t>
-        </w:r>
-      </w:hyperlink>
-    </w:p>
-    <w:p>
-      <w:pPr>
-        <w:pStyle w:val="ListBullet"/>
-        <w:spacing w:line="240" w:lineRule="auto"/>
-        <w:ind w:left="720"/>
-      </w:pPr>
-      <w:r>
-        <w:rPr>
-          <w:lang w:val="sw_KE" w:bidi="sw_KE"/>
-        </w:rPr>
-      </w:r>
-      <w:hyperlink r:id="rId228">
-        <w:r>
-          <w:rPr>
-            <w:lang w:val="sw_KE" w:bidi="sw_KE"/>
-          </w:rPr>
-          <w:rPr>
-            <w:color w:val="0000EE"/>
-            <w:u w:val="single"/>
-          </w:rPr>
-          <w:t>Mathayo 2:1</w:t>
-        </w:r>
-      </w:hyperlink>
-    </w:p>
-    <w:p>
-      <w:pPr>
-        <w:pStyle w:val="ListBullet"/>
-        <w:spacing w:line="240" w:lineRule="auto"/>
-        <w:ind w:left="720"/>
-      </w:pPr>
-      <w:r>
-        <w:rPr>
-          <w:lang w:val="sw_KE" w:bidi="sw_KE"/>
-        </w:rPr>
-      </w:r>
-      <w:hyperlink r:id="rId229">
-        <w:r>
-          <w:rPr>
-            <w:lang w:val="sw_KE" w:bidi="sw_KE"/>
-          </w:rPr>
-          <w:rPr>
-            <w:color w:val="0000EE"/>
-            <w:u w:val="single"/>
-          </w:rPr>
-          <w:t>Mathayo 2:5</w:t>
-        </w:r>
-      </w:hyperlink>
-    </w:p>
-    <w:p>
-      <w:pPr>
-        <w:pStyle w:val="ListBullet"/>
-        <w:spacing w:line="240" w:lineRule="auto"/>
-        <w:ind w:left="720"/>
-      </w:pPr>
-      <w:r>
-        <w:rPr>
-          <w:lang w:val="sw_KE" w:bidi="sw_KE"/>
-        </w:rPr>
-      </w:r>
-      <w:hyperlink r:id="rId230">
-        <w:r>
-          <w:rPr>
-            <w:lang w:val="sw_KE" w:bidi="sw_KE"/>
-          </w:rPr>
-          <w:rPr>
-            <w:color w:val="0000EE"/>
-            <w:u w:val="single"/>
-          </w:rPr>
-          <w:t>Mathayo 2:22–23</w:t>
-        </w:r>
-      </w:hyperlink>
-    </w:p>
-    <w:p>
-      <w:pPr>
-        <w:pStyle w:val="ListBullet"/>
-        <w:spacing w:line="240" w:lineRule="auto"/>
-        <w:ind w:left="720"/>
-      </w:pPr>
-      <w:r>
-        <w:rPr>
-          <w:lang w:val="sw_KE" w:bidi="sw_KE"/>
-        </w:rPr>
-      </w:r>
-      <w:hyperlink r:id="rId231">
-        <w:r>
-          <w:rPr>
-            <w:lang w:val="sw_KE" w:bidi="sw_KE"/>
-          </w:rPr>
-          <w:rPr>
-            <w:color w:val="0000EE"/>
-            <w:u w:val="single"/>
-          </w:rPr>
-          <w:t>Mathayo 3:1–3</w:t>
-        </w:r>
-      </w:hyperlink>
-    </w:p>
-    <w:p>
-      <w:pPr>
-        <w:pStyle w:val="ListBullet"/>
-        <w:spacing w:line="240" w:lineRule="auto"/>
-        <w:ind w:left="720"/>
-      </w:pPr>
-      <w:r>
-        <w:rPr>
-          <w:lang w:val="sw_KE" w:bidi="sw_KE"/>
-        </w:rPr>
-      </w:r>
-      <w:hyperlink r:id="rId232">
-        <w:r>
-          <w:rPr>
-            <w:lang w:val="sw_KE" w:bidi="sw_KE"/>
-          </w:rPr>
-          <w:rPr>
-            <w:color w:val="0000EE"/>
-            <w:u w:val="single"/>
-          </w:rPr>
-          <w:t>Matayo 19:1</w:t>
-        </w:r>
-      </w:hyperlink>
+      <w:r>
+        <w:rPr>
+          <w:lang w:val="sw_KE" w:bidi="sw_KE"/>
+        </w:rPr>
+        <w:t>1 Wathesalonike 2:14</w:t>
+      </w:r>
+    </w:p>
+    <w:p>
+      <w:pPr>
+        <w:pStyle w:val="ListBullet"/>
+        <w:spacing w:line="240" w:lineRule="auto"/>
+        <w:ind w:left="720"/>
+      </w:pPr>
+      <w:r>
+        <w:rPr>
+          <w:lang w:val="sw_KE" w:bidi="sw_KE"/>
+        </w:rPr>
+      </w:r>
+      <w:r>
+        <w:rPr>
+          <w:lang w:val="sw_KE" w:bidi="sw_KE"/>
+        </w:rPr>
+        <w:t>Matendo 2:9</w:t>
+      </w:r>
+    </w:p>
+    <w:p>
+      <w:pPr>
+        <w:pStyle w:val="ListBullet"/>
+        <w:spacing w:line="240" w:lineRule="auto"/>
+        <w:ind w:left="720"/>
+      </w:pPr>
+      <w:r>
+        <w:rPr>
+          <w:lang w:val="sw_KE" w:bidi="sw_KE"/>
+        </w:rPr>
+      </w:r>
+      <w:r>
+        <w:rPr>
+          <w:lang w:val="sw_KE" w:bidi="sw_KE"/>
+        </w:rPr>
+        <w:t>Matendo 9:32</w:t>
+      </w:r>
+    </w:p>
+    <w:p>
+      <w:pPr>
+        <w:pStyle w:val="ListBullet"/>
+        <w:spacing w:line="240" w:lineRule="auto"/>
+        <w:ind w:left="720"/>
+      </w:pPr>
+      <w:r>
+        <w:rPr>
+          <w:lang w:val="sw_KE" w:bidi="sw_KE"/>
+        </w:rPr>
+      </w:r>
+      <w:r>
+        <w:rPr>
+          <w:lang w:val="sw_KE" w:bidi="sw_KE"/>
+        </w:rPr>
+        <w:t>Matendo 12:19</w:t>
+      </w:r>
+    </w:p>
+    <w:p>
+      <w:pPr>
+        <w:pStyle w:val="ListBullet"/>
+        <w:spacing w:line="240" w:lineRule="auto"/>
+        <w:ind w:left="720"/>
+      </w:pPr>
+      <w:r>
+        <w:rPr>
+          <w:lang w:val="sw_KE" w:bidi="sw_KE"/>
+        </w:rPr>
+      </w:r>
+      <w:r>
+        <w:rPr>
+          <w:lang w:val="sw_KE" w:bidi="sw_KE"/>
+        </w:rPr>
+        <w:t>Yohana 3:22–24</w:t>
+      </w:r>
+    </w:p>
+    <w:p>
+      <w:pPr>
+        <w:pStyle w:val="ListBullet"/>
+        <w:spacing w:line="240" w:lineRule="auto"/>
+        <w:ind w:left="720"/>
+      </w:pPr>
+      <w:r>
+        <w:rPr>
+          <w:lang w:val="sw_KE" w:bidi="sw_KE"/>
+        </w:rPr>
+      </w:r>
+      <w:r>
+        <w:rPr>
+          <w:lang w:val="sw_KE" w:bidi="sw_KE"/>
+        </w:rPr>
+        <w:t>Luka 1:5</w:t>
+      </w:r>
+    </w:p>
+    <w:p>
+      <w:pPr>
+        <w:pStyle w:val="ListBullet"/>
+        <w:spacing w:line="240" w:lineRule="auto"/>
+        <w:ind w:left="720"/>
+      </w:pPr>
+      <w:r>
+        <w:rPr>
+          <w:lang w:val="sw_KE" w:bidi="sw_KE"/>
+        </w:rPr>
+      </w:r>
+      <w:r>
+        <w:rPr>
+          <w:lang w:val="sw_KE" w:bidi="sw_KE"/>
+        </w:rPr>
+        <w:t>Luka 4:44</w:t>
+      </w:r>
+    </w:p>
+    <w:p>
+      <w:pPr>
+        <w:pStyle w:val="ListBullet"/>
+        <w:spacing w:line="240" w:lineRule="auto"/>
+        <w:ind w:left="720"/>
+      </w:pPr>
+      <w:r>
+        <w:rPr>
+          <w:lang w:val="sw_KE" w:bidi="sw_KE"/>
+        </w:rPr>
+      </w:r>
+      <w:r>
+        <w:rPr>
+          <w:lang w:val="sw_KE" w:bidi="sw_KE"/>
+        </w:rPr>
+        <w:t>Luka 5:17</w:t>
+      </w:r>
+    </w:p>
+    <w:p>
+      <w:pPr>
+        <w:pStyle w:val="ListBullet"/>
+        <w:spacing w:line="240" w:lineRule="auto"/>
+        <w:ind w:left="720"/>
+      </w:pPr>
+      <w:r>
+        <w:rPr>
+          <w:lang w:val="sw_KE" w:bidi="sw_KE"/>
+        </w:rPr>
+      </w:r>
+      <w:r>
+        <w:rPr>
+          <w:lang w:val="sw_KE" w:bidi="sw_KE"/>
+        </w:rPr>
+        <w:t>Marko 10:1–4</w:t>
+      </w:r>
+    </w:p>
+    <w:p>
+      <w:pPr>
+        <w:pStyle w:val="ListBullet"/>
+        <w:spacing w:line="240" w:lineRule="auto"/>
+        <w:ind w:left="720"/>
+      </w:pPr>
+      <w:r>
+        <w:rPr>
+          <w:lang w:val="sw_KE" w:bidi="sw_KE"/>
+        </w:rPr>
+      </w:r>
+      <w:r>
+        <w:rPr>
+          <w:lang w:val="sw_KE" w:bidi="sw_KE"/>
+        </w:rPr>
+        <w:t>Mathayo 2:1</w:t>
+      </w:r>
+    </w:p>
+    <w:p>
+      <w:pPr>
+        <w:pStyle w:val="ListBullet"/>
+        <w:spacing w:line="240" w:lineRule="auto"/>
+        <w:ind w:left="720"/>
+      </w:pPr>
+      <w:r>
+        <w:rPr>
+          <w:lang w:val="sw_KE" w:bidi="sw_KE"/>
+        </w:rPr>
+      </w:r>
+      <w:r>
+        <w:rPr>
+          <w:lang w:val="sw_KE" w:bidi="sw_KE"/>
+        </w:rPr>
+        <w:t>Mathayo 2:5</w:t>
+      </w:r>
+    </w:p>
+    <w:p>
+      <w:pPr>
+        <w:pStyle w:val="ListBullet"/>
+        <w:spacing w:line="240" w:lineRule="auto"/>
+        <w:ind w:left="720"/>
+      </w:pPr>
+      <w:r>
+        <w:rPr>
+          <w:lang w:val="sw_KE" w:bidi="sw_KE"/>
+        </w:rPr>
+      </w:r>
+      <w:r>
+        <w:rPr>
+          <w:lang w:val="sw_KE" w:bidi="sw_KE"/>
+        </w:rPr>
+        <w:t>Mathayo 2:22–23</w:t>
+      </w:r>
+    </w:p>
+    <w:p>
+      <w:pPr>
+        <w:pStyle w:val="ListBullet"/>
+        <w:spacing w:line="240" w:lineRule="auto"/>
+        <w:ind w:left="720"/>
+      </w:pPr>
+      <w:r>
+        <w:rPr>
+          <w:lang w:val="sw_KE" w:bidi="sw_KE"/>
+        </w:rPr>
+      </w:r>
+      <w:r>
+        <w:rPr>
+          <w:lang w:val="sw_KE" w:bidi="sw_KE"/>
+        </w:rPr>
+        <w:t>Mathayo 3:1–3</w:t>
+      </w:r>
+    </w:p>
+    <w:p>
+      <w:pPr>
+        <w:pStyle w:val="ListBullet"/>
+        <w:spacing w:line="240" w:lineRule="auto"/>
+        <w:ind w:left="720"/>
+      </w:pPr>
+      <w:r>
+        <w:rPr>
+          <w:lang w:val="sw_KE" w:bidi="sw_KE"/>
+        </w:rPr>
+      </w:r>
+      <w:r>
+        <w:rPr>
+          <w:lang w:val="sw_KE" w:bidi="sw_KE"/>
+        </w:rPr>
+        <w:t>Matayo 19:1</w:t>
+      </w:r>
     </w:p>
     <w:p>
       <w:pPr>
